--- a/Agile-Scrum_NguyenVoGiaHan_De02.docx
+++ b/Agile-Scrum_NguyenVoGiaHan_De02.docx
@@ -1,6 +1,6 @@
 
 <file path=word/document.xml><?xml version="1.0" encoding="utf-8"?>
-<w:document xmlns:wpc="http://schemas.microsoft.com/office/word/2010/wordprocessingCanvas" xmlns:cx="http://schemas.microsoft.com/office/drawing/2014/chartex" xmlns:cx1="http://schemas.microsoft.com/office/drawing/2015/9/8/chartex" xmlns:cx2="http://schemas.microsoft.com/office/drawing/2015/10/21/chartex" xmlns:cx3="http://schemas.microsoft.com/office/drawing/2016/5/9/chartex" xmlns:cx4="http://schemas.microsoft.com/office/drawing/2016/5/10/chartex" xmlns:cx5="http://schemas.microsoft.com/office/drawing/2016/5/11/chartex" xmlns:cx6="http://schemas.microsoft.com/office/drawing/2016/5/12/chartex" xmlns:cx7="http://schemas.microsoft.com/office/drawing/2016/5/13/chartex" xmlns:cx8="http://schemas.microsoft.com/office/drawing/2016/5/14/chartex" xmlns:mc="http://schemas.openxmlformats.org/markup-compatibility/2006" xmlns:aink="http://schemas.microsoft.com/office/drawing/2016/ink" xmlns:am3d="http://schemas.microsoft.com/office/drawing/2017/model3d" xmlns:o="urn:schemas-microsoft-com:office:office" xmlns:oel="http://schemas.microsoft.com/office/2019/extlst" xmlns:r="http://schemas.openxmlformats.org/officeDocument/2006/relationships" xmlns:m="http://schemas.openxmlformats.org/officeDocument/2006/math" xmlns:v="urn:schemas-microsoft-com:vml" xmlns:wp14="http://schemas.microsoft.com/office/word/2010/wordprocessingDrawing" xmlns:wp="http://schemas.openxmlformats.org/drawingml/2006/wordprocessingDrawing" xmlns:w10="urn:schemas-microsoft-com:office:word" xmlns:w="http://schemas.openxmlformats.org/wordprocessingml/2006/main" xmlns:w14="http://schemas.microsoft.com/office/word/2010/wordml" xmlns:w15="http://schemas.microsoft.com/office/word/2012/wordml" xmlns:w16cex="http://schemas.microsoft.com/office/word/2018/wordml/cex" xmlns:w16cid="http://schemas.microsoft.com/office/word/2016/wordml/cid" xmlns:w16="http://schemas.microsoft.com/office/word/2018/wordml" xmlns:w16du="http://schemas.microsoft.com/office/word/2023/wordml/word16du" xmlns:w16sdtdh="http://schemas.microsoft.com/office/word/2020/wordml/sdtdatahash" xmlns:w16sdtfl="http://schemas.microsoft.com/office/word/2024/wordml/sdtformatlock" xmlns:w16se="http://schemas.microsoft.com/office/word/2015/wordml/symex" xmlns:wpg="http://schemas.microsoft.com/office/word/2010/wordprocessingGroup" xmlns:wpi="http://schemas.microsoft.com/office/word/2010/wordprocessingInk" xmlns:wne="http://schemas.microsoft.com/office/word/2006/wordml" xmlns:wps="http://schemas.microsoft.com/office/word/2010/wordprocessingShape" mc:Ignorable="w14 w15 w16se w16cid w16 w16cex w16sdtdh w16sdtfl w16du wp14">
+<w:document xmlns:wpc="http://schemas.microsoft.com/office/word/2010/wordprocessingCanvas" xmlns:cx="http://schemas.microsoft.com/office/drawing/2014/chartex" xmlns:cx1="http://schemas.microsoft.com/office/drawing/2015/9/8/chartex" xmlns:cx2="http://schemas.microsoft.com/office/drawing/2015/10/21/chartex" xmlns:cx3="http://schemas.microsoft.com/office/drawing/2016/5/9/chartex" xmlns:cx4="http://schemas.microsoft.com/office/drawing/2016/5/10/chartex" xmlns:cx5="http://schemas.microsoft.com/office/drawing/2016/5/11/chartex" xmlns:cx6="http://schemas.microsoft.com/office/drawing/2016/5/12/chartex" xmlns:cx7="http://schemas.microsoft.com/office/drawing/2016/5/13/chartex" xmlns:cx8="http://schemas.microsoft.com/office/drawing/2016/5/14/chartex" xmlns:mc="http://schemas.openxmlformats.org/markup-compatibility/2006" xmlns:o="urn:schemas-microsoft-com:office:office" xmlns:r="http://schemas.openxmlformats.org/officeDocument/2006/relationships" xmlns:m="http://schemas.openxmlformats.org/officeDocument/2006/math" xmlns:v="urn:schemas-microsoft-com:vml" xmlns:wp14="http://schemas.microsoft.com/office/word/2010/wordprocessingDrawing" xmlns:wp="http://schemas.openxmlformats.org/drawingml/2006/wordprocessingDrawing" xmlns:w="http://schemas.openxmlformats.org/wordprocessingml/2006/main" xmlns:w14="http://schemas.microsoft.com/office/word/2010/wordml" xmlns:w10="urn:schemas-microsoft-com:office:word" xmlns:w15="http://schemas.microsoft.com/office/word/2012/wordml" xmlns:wpg="http://schemas.microsoft.com/office/word/2010/wordprocessingGroup" xmlns:wpi="http://schemas.microsoft.com/office/word/2010/wordprocessingInk" xmlns:wne="http://schemas.microsoft.com/office/word/2006/wordml" xmlns:wps="http://schemas.microsoft.com/office/word/2010/wordprocessingShape" xmlns:wpsCustomData="http://www.wps.cn/officeDocument/2013/wpsCustomData" mc:Ignorable="w14 w15 wp14">
   <w:body>
     <w:p>
       <w:pPr>
@@ -71,39 +71,29 @@
           <w:b/>
           <w:bCs/>
         </w:rPr>
-        <w:t xml:space="preserve">[Đề bài số </w:t>
-      </w:r>
-      <w:r>
-        <w:rPr>
-          <w:rFonts w:ascii="Times New Roman" w:hAnsi="Times New Roman" w:cs="Times New Roman"/>
-          <w:b/>
-          <w:bCs/>
-        </w:rPr>
-        <w:t>2</w:t>
-      </w:r>
-      <w:r>
-        <w:rPr>
-          <w:rFonts w:ascii="Times New Roman" w:hAnsi="Times New Roman" w:cs="Times New Roman"/>
-          <w:b/>
-          <w:bCs/>
-        </w:rPr>
-        <w:t>]</w:t>
+        <w:t>[Đề bài số 2]</w:t>
       </w:r>
     </w:p>
     <w:tbl>
       <w:tblPr>
+        <w:tblStyle w:val="12"/>
         <w:tblW w:w="9020" w:type="dxa"/>
         <w:tblInd w:w="48" w:type="dxa"/>
         <w:tblBorders>
-          <w:top w:val="single" w:sz="6" w:space="0" w:color="000000"/>
-          <w:left w:val="single" w:sz="6" w:space="0" w:color="000000"/>
-          <w:bottom w:val="single" w:sz="6" w:space="0" w:color="000000"/>
-          <w:right w:val="single" w:sz="6" w:space="0" w:color="000000"/>
-          <w:insideH w:val="single" w:sz="6" w:space="0" w:color="000000"/>
-          <w:insideV w:val="single" w:sz="6" w:space="0" w:color="000000"/>
+          <w:top w:val="single" w:color="000000" w:sz="6" w:space="0"/>
+          <w:left w:val="single" w:color="000000" w:sz="6" w:space="0"/>
+          <w:bottom w:val="single" w:color="000000" w:sz="6" w:space="0"/>
+          <w:right w:val="single" w:color="000000" w:sz="6" w:space="0"/>
+          <w:insideH w:val="single" w:color="000000" w:sz="6" w:space="0"/>
+          <w:insideV w:val="single" w:color="000000" w:sz="6" w:space="0"/>
         </w:tblBorders>
         <w:tblLayout w:type="fixed"/>
-        <w:tblLook w:val="04A0" w:firstRow="1" w:lastRow="0" w:firstColumn="1" w:lastColumn="0" w:noHBand="0" w:noVBand="1"/>
+        <w:tblCellMar>
+          <w:top w:w="0" w:type="dxa"/>
+          <w:left w:w="108" w:type="dxa"/>
+          <w:bottom w:w="0" w:type="dxa"/>
+          <w:right w:w="108" w:type="dxa"/>
+        </w:tblCellMar>
       </w:tblPr>
       <w:tblGrid>
         <w:gridCol w:w="1714"/>
@@ -112,22 +102,37 @@
         <w:gridCol w:w="1804"/>
       </w:tblGrid>
       <w:tr>
+        <w:tblPrEx>
+          <w:tblBorders>
+            <w:top w:val="single" w:color="000000" w:sz="6" w:space="0"/>
+            <w:left w:val="single" w:color="000000" w:sz="6" w:space="0"/>
+            <w:bottom w:val="single" w:color="000000" w:sz="6" w:space="0"/>
+            <w:right w:val="single" w:color="000000" w:sz="6" w:space="0"/>
+            <w:insideH w:val="single" w:color="000000" w:sz="6" w:space="0"/>
+            <w:insideV w:val="single" w:color="000000" w:sz="6" w:space="0"/>
+          </w:tblBorders>
+          <w:tblCellMar>
+            <w:top w:w="0" w:type="dxa"/>
+            <w:left w:w="108" w:type="dxa"/>
+            <w:bottom w:w="0" w:type="dxa"/>
+            <w:right w:w="108" w:type="dxa"/>
+          </w:tblCellMar>
+        </w:tblPrEx>
         <w:tc>
           <w:tcPr>
             <w:tcW w:w="1714" w:type="dxa"/>
             <w:tcBorders>
-              <w:top w:val="single" w:sz="6" w:space="0" w:color="000000"/>
-              <w:left w:val="single" w:sz="6" w:space="0" w:color="000000"/>
-              <w:bottom w:val="single" w:sz="6" w:space="0" w:color="000000"/>
-              <w:right w:val="single" w:sz="6" w:space="0" w:color="000000"/>
-            </w:tcBorders>
-            <w:tcMar>
-              <w:top w:w="60" w:type="dxa"/>
-              <w:left w:w="60" w:type="dxa"/>
-              <w:bottom w:w="60" w:type="dxa"/>
-              <w:right w:w="60" w:type="dxa"/>
-            </w:tcMar>
-            <w:hideMark/>
+              <w:top w:val="single" w:color="000000" w:sz="6" w:space="0"/>
+              <w:left w:val="single" w:color="000000" w:sz="6" w:space="0"/>
+              <w:bottom w:val="single" w:color="000000" w:sz="6" w:space="0"/>
+              <w:right w:val="single" w:color="000000" w:sz="6" w:space="0"/>
+            </w:tcBorders>
+            <w:tcMar>
+              <w:top w:w="60" w:type="dxa"/>
+              <w:left w:w="60" w:type="dxa"/>
+              <w:bottom w:w="60" w:type="dxa"/>
+              <w:right w:w="60" w:type="dxa"/>
+            </w:tcMar>
           </w:tcPr>
           <w:p>
             <w:pPr>
@@ -151,10 +156,10 @@
           <w:tcPr>
             <w:tcW w:w="3518" w:type="dxa"/>
             <w:tcBorders>
-              <w:top w:val="single" w:sz="6" w:space="0" w:color="000000"/>
-              <w:left w:val="single" w:sz="6" w:space="0" w:color="000000"/>
-              <w:bottom w:val="single" w:sz="6" w:space="0" w:color="000000"/>
-              <w:right w:val="single" w:sz="6" w:space="0" w:color="000000"/>
+              <w:top w:val="single" w:color="000000" w:sz="6" w:space="0"/>
+              <w:left w:val="single" w:color="000000" w:sz="6" w:space="0"/>
+              <w:bottom w:val="single" w:color="000000" w:sz="6" w:space="0"/>
+              <w:right w:val="single" w:color="000000" w:sz="6" w:space="0"/>
             </w:tcBorders>
             <w:tcMar>
               <w:top w:w="60" w:type="dxa"/>
@@ -181,18 +186,17 @@
           <w:tcPr>
             <w:tcW w:w="1984" w:type="dxa"/>
             <w:tcBorders>
-              <w:top w:val="single" w:sz="6" w:space="0" w:color="000000"/>
-              <w:left w:val="single" w:sz="6" w:space="0" w:color="000000"/>
-              <w:bottom w:val="single" w:sz="6" w:space="0" w:color="000000"/>
-              <w:right w:val="single" w:sz="6" w:space="0" w:color="000000"/>
-            </w:tcBorders>
-            <w:tcMar>
-              <w:top w:w="60" w:type="dxa"/>
-              <w:left w:w="60" w:type="dxa"/>
-              <w:bottom w:w="60" w:type="dxa"/>
-              <w:right w:w="60" w:type="dxa"/>
-            </w:tcMar>
-            <w:hideMark/>
+              <w:top w:val="single" w:color="000000" w:sz="6" w:space="0"/>
+              <w:left w:val="single" w:color="000000" w:sz="6" w:space="0"/>
+              <w:bottom w:val="single" w:color="000000" w:sz="6" w:space="0"/>
+              <w:right w:val="single" w:color="000000" w:sz="6" w:space="0"/>
+            </w:tcBorders>
+            <w:tcMar>
+              <w:top w:w="60" w:type="dxa"/>
+              <w:left w:w="60" w:type="dxa"/>
+              <w:bottom w:w="60" w:type="dxa"/>
+              <w:right w:w="60" w:type="dxa"/>
+            </w:tcMar>
           </w:tcPr>
           <w:p>
             <w:pPr>
@@ -216,10 +220,10 @@
           <w:tcPr>
             <w:tcW w:w="1804" w:type="dxa"/>
             <w:tcBorders>
-              <w:top w:val="single" w:sz="6" w:space="0" w:color="000000"/>
-              <w:left w:val="single" w:sz="6" w:space="0" w:color="000000"/>
-              <w:bottom w:val="single" w:sz="6" w:space="0" w:color="000000"/>
-              <w:right w:val="single" w:sz="6" w:space="0" w:color="000000"/>
+              <w:top w:val="single" w:color="000000" w:sz="6" w:space="0"/>
+              <w:left w:val="single" w:color="000000" w:sz="6" w:space="0"/>
+              <w:bottom w:val="single" w:color="000000" w:sz="6" w:space="0"/>
+              <w:right w:val="single" w:color="000000" w:sz="6" w:space="0"/>
             </w:tcBorders>
             <w:tcMar>
               <w:top w:w="60" w:type="dxa"/>
@@ -244,22 +248,37 @@
         </w:tc>
       </w:tr>
       <w:tr>
+        <w:tblPrEx>
+          <w:tblBorders>
+            <w:top w:val="single" w:color="000000" w:sz="6" w:space="0"/>
+            <w:left w:val="single" w:color="000000" w:sz="6" w:space="0"/>
+            <w:bottom w:val="single" w:color="000000" w:sz="6" w:space="0"/>
+            <w:right w:val="single" w:color="000000" w:sz="6" w:space="0"/>
+            <w:insideH w:val="single" w:color="000000" w:sz="6" w:space="0"/>
+            <w:insideV w:val="single" w:color="000000" w:sz="6" w:space="0"/>
+          </w:tblBorders>
+          <w:tblCellMar>
+            <w:top w:w="0" w:type="dxa"/>
+            <w:left w:w="108" w:type="dxa"/>
+            <w:bottom w:w="0" w:type="dxa"/>
+            <w:right w:w="108" w:type="dxa"/>
+          </w:tblCellMar>
+        </w:tblPrEx>
         <w:tc>
           <w:tcPr>
             <w:tcW w:w="1714" w:type="dxa"/>
             <w:tcBorders>
-              <w:top w:val="single" w:sz="6" w:space="0" w:color="000000"/>
-              <w:left w:val="single" w:sz="6" w:space="0" w:color="000000"/>
-              <w:bottom w:val="single" w:sz="6" w:space="0" w:color="000000"/>
-              <w:right w:val="single" w:sz="6" w:space="0" w:color="000000"/>
-            </w:tcBorders>
-            <w:tcMar>
-              <w:top w:w="60" w:type="dxa"/>
-              <w:left w:w="60" w:type="dxa"/>
-              <w:bottom w:w="60" w:type="dxa"/>
-              <w:right w:w="60" w:type="dxa"/>
-            </w:tcMar>
-            <w:hideMark/>
+              <w:top w:val="single" w:color="000000" w:sz="6" w:space="0"/>
+              <w:left w:val="single" w:color="000000" w:sz="6" w:space="0"/>
+              <w:bottom w:val="single" w:color="000000" w:sz="6" w:space="0"/>
+              <w:right w:val="single" w:color="000000" w:sz="6" w:space="0"/>
+            </w:tcBorders>
+            <w:tcMar>
+              <w:top w:w="60" w:type="dxa"/>
+              <w:left w:w="60" w:type="dxa"/>
+              <w:bottom w:w="60" w:type="dxa"/>
+              <w:right w:w="60" w:type="dxa"/>
+            </w:tcMar>
           </w:tcPr>
           <w:p>
             <w:pPr>
@@ -283,10 +302,10 @@
           <w:tcPr>
             <w:tcW w:w="3518" w:type="dxa"/>
             <w:tcBorders>
-              <w:top w:val="single" w:sz="6" w:space="0" w:color="000000"/>
-              <w:left w:val="single" w:sz="6" w:space="0" w:color="000000"/>
-              <w:bottom w:val="single" w:sz="6" w:space="0" w:color="000000"/>
-              <w:right w:val="single" w:sz="6" w:space="0" w:color="000000"/>
+              <w:top w:val="single" w:color="000000" w:sz="6" w:space="0"/>
+              <w:left w:val="single" w:color="000000" w:sz="6" w:space="0"/>
+              <w:bottom w:val="single" w:color="000000" w:sz="6" w:space="0"/>
+              <w:right w:val="single" w:color="000000" w:sz="6" w:space="0"/>
             </w:tcBorders>
             <w:tcMar>
               <w:top w:w="60" w:type="dxa"/>
@@ -313,18 +332,17 @@
           <w:tcPr>
             <w:tcW w:w="1984" w:type="dxa"/>
             <w:tcBorders>
-              <w:top w:val="single" w:sz="6" w:space="0" w:color="000000"/>
-              <w:left w:val="single" w:sz="6" w:space="0" w:color="000000"/>
-              <w:bottom w:val="single" w:sz="6" w:space="0" w:color="000000"/>
-              <w:right w:val="single" w:sz="6" w:space="0" w:color="000000"/>
-            </w:tcBorders>
-            <w:tcMar>
-              <w:top w:w="60" w:type="dxa"/>
-              <w:left w:w="60" w:type="dxa"/>
-              <w:bottom w:w="60" w:type="dxa"/>
-              <w:right w:w="60" w:type="dxa"/>
-            </w:tcMar>
-            <w:hideMark/>
+              <w:top w:val="single" w:color="000000" w:sz="6" w:space="0"/>
+              <w:left w:val="single" w:color="000000" w:sz="6" w:space="0"/>
+              <w:bottom w:val="single" w:color="000000" w:sz="6" w:space="0"/>
+              <w:right w:val="single" w:color="000000" w:sz="6" w:space="0"/>
+            </w:tcBorders>
+            <w:tcMar>
+              <w:top w:w="60" w:type="dxa"/>
+              <w:left w:w="60" w:type="dxa"/>
+              <w:bottom w:w="60" w:type="dxa"/>
+              <w:right w:w="60" w:type="dxa"/>
+            </w:tcMar>
           </w:tcPr>
           <w:p>
             <w:pPr>
@@ -348,36 +366,29 @@
           <w:tcPr>
             <w:tcW w:w="1804" w:type="dxa"/>
             <w:tcBorders>
-              <w:top w:val="single" w:sz="6" w:space="0" w:color="000000"/>
-              <w:left w:val="single" w:sz="6" w:space="0" w:color="000000"/>
-              <w:bottom w:val="single" w:sz="6" w:space="0" w:color="000000"/>
-              <w:right w:val="single" w:sz="6" w:space="0" w:color="000000"/>
-            </w:tcBorders>
-            <w:tcMar>
-              <w:top w:w="60" w:type="dxa"/>
-              <w:left w:w="60" w:type="dxa"/>
-              <w:bottom w:w="60" w:type="dxa"/>
-              <w:right w:w="60" w:type="dxa"/>
-            </w:tcMar>
-            <w:hideMark/>
-          </w:tcPr>
-          <w:p>
-            <w:pPr>
-              <w:rPr>
-                <w:rFonts w:ascii="Times New Roman" w:hAnsi="Times New Roman" w:cs="Times New Roman"/>
-              </w:rPr>
-            </w:pPr>
-            <w:r>
-              <w:rPr>
-                <w:rFonts w:ascii="Times New Roman" w:hAnsi="Times New Roman" w:cs="Times New Roman"/>
-              </w:rPr>
-              <w:t>0</w:t>
-            </w:r>
-            <w:r>
-              <w:rPr>
-                <w:rFonts w:ascii="Times New Roman" w:hAnsi="Times New Roman" w:cs="Times New Roman"/>
-              </w:rPr>
-              <w:t>2</w:t>
+              <w:top w:val="single" w:color="000000" w:sz="6" w:space="0"/>
+              <w:left w:val="single" w:color="000000" w:sz="6" w:space="0"/>
+              <w:bottom w:val="single" w:color="000000" w:sz="6" w:space="0"/>
+              <w:right w:val="single" w:color="000000" w:sz="6" w:space="0"/>
+            </w:tcBorders>
+            <w:tcMar>
+              <w:top w:w="60" w:type="dxa"/>
+              <w:left w:w="60" w:type="dxa"/>
+              <w:bottom w:w="60" w:type="dxa"/>
+              <w:right w:w="60" w:type="dxa"/>
+            </w:tcMar>
+          </w:tcPr>
+          <w:p>
+            <w:pPr>
+              <w:rPr>
+                <w:rFonts w:ascii="Times New Roman" w:hAnsi="Times New Roman" w:cs="Times New Roman"/>
+              </w:rPr>
+            </w:pPr>
+            <w:r>
+              <w:rPr>
+                <w:rFonts w:ascii="Times New Roman" w:hAnsi="Times New Roman" w:cs="Times New Roman"/>
+              </w:rPr>
+              <w:t>02</w:t>
             </w:r>
           </w:p>
         </w:tc>
@@ -432,18 +443,24 @@
     </w:p>
     <w:tbl>
       <w:tblPr>
+        <w:tblStyle w:val="12"/>
         <w:tblW w:w="9020" w:type="dxa"/>
         <w:tblInd w:w="48" w:type="dxa"/>
         <w:tblBorders>
-          <w:top w:val="single" w:sz="6" w:space="0" w:color="000000"/>
-          <w:left w:val="single" w:sz="6" w:space="0" w:color="000000"/>
-          <w:bottom w:val="single" w:sz="6" w:space="0" w:color="000000"/>
-          <w:right w:val="single" w:sz="6" w:space="0" w:color="000000"/>
-          <w:insideH w:val="single" w:sz="6" w:space="0" w:color="000000"/>
-          <w:insideV w:val="single" w:sz="6" w:space="0" w:color="000000"/>
+          <w:top w:val="single" w:color="000000" w:sz="6" w:space="0"/>
+          <w:left w:val="single" w:color="000000" w:sz="6" w:space="0"/>
+          <w:bottom w:val="single" w:color="000000" w:sz="6" w:space="0"/>
+          <w:right w:val="single" w:color="000000" w:sz="6" w:space="0"/>
+          <w:insideH w:val="single" w:color="000000" w:sz="6" w:space="0"/>
+          <w:insideV w:val="single" w:color="000000" w:sz="6" w:space="0"/>
         </w:tblBorders>
         <w:tblLayout w:type="fixed"/>
-        <w:tblLook w:val="04A0" w:firstRow="1" w:lastRow="0" w:firstColumn="1" w:lastColumn="0" w:noHBand="0" w:noVBand="1"/>
+        <w:tblCellMar>
+          <w:top w:w="0" w:type="dxa"/>
+          <w:left w:w="108" w:type="dxa"/>
+          <w:bottom w:w="0" w:type="dxa"/>
+          <w:right w:w="108" w:type="dxa"/>
+        </w:tblCellMar>
       </w:tblPr>
       <w:tblGrid>
         <w:gridCol w:w="1804"/>
@@ -452,14 +469,30 @@
         <w:gridCol w:w="4330"/>
       </w:tblGrid>
       <w:tr>
+        <w:tblPrEx>
+          <w:tblBorders>
+            <w:top w:val="single" w:color="000000" w:sz="6" w:space="0"/>
+            <w:left w:val="single" w:color="000000" w:sz="6" w:space="0"/>
+            <w:bottom w:val="single" w:color="000000" w:sz="6" w:space="0"/>
+            <w:right w:val="single" w:color="000000" w:sz="6" w:space="0"/>
+            <w:insideH w:val="single" w:color="000000" w:sz="6" w:space="0"/>
+            <w:insideV w:val="single" w:color="000000" w:sz="6" w:space="0"/>
+          </w:tblBorders>
+          <w:tblCellMar>
+            <w:top w:w="0" w:type="dxa"/>
+            <w:left w:w="108" w:type="dxa"/>
+            <w:bottom w:w="0" w:type="dxa"/>
+            <w:right w:w="108" w:type="dxa"/>
+          </w:tblCellMar>
+        </w:tblPrEx>
         <w:tc>
           <w:tcPr>
             <w:tcW w:w="1804" w:type="dxa"/>
             <w:tcBorders>
-              <w:top w:val="single" w:sz="6" w:space="0" w:color="000000"/>
-              <w:left w:val="single" w:sz="6" w:space="0" w:color="000000"/>
-              <w:bottom w:val="single" w:sz="6" w:space="0" w:color="000000"/>
-              <w:right w:val="single" w:sz="6" w:space="0" w:color="000000"/>
+              <w:top w:val="single" w:color="000000" w:sz="6" w:space="0"/>
+              <w:left w:val="single" w:color="000000" w:sz="6" w:space="0"/>
+              <w:bottom w:val="single" w:color="000000" w:sz="6" w:space="0"/>
+              <w:right w:val="single" w:color="000000" w:sz="6" w:space="0"/>
             </w:tcBorders>
             <w:shd w:val="clear" w:color="auto" w:fill="8EAADB"/>
             <w:tcMar>
@@ -468,7 +501,6 @@
               <w:bottom w:w="60" w:type="dxa"/>
               <w:right w:w="60" w:type="dxa"/>
             </w:tcMar>
-            <w:hideMark/>
           </w:tcPr>
           <w:p>
             <w:pPr>
@@ -492,10 +524,10 @@
           <w:tcPr>
             <w:tcW w:w="1984" w:type="dxa"/>
             <w:tcBorders>
-              <w:top w:val="single" w:sz="6" w:space="0" w:color="000000"/>
-              <w:left w:val="single" w:sz="6" w:space="0" w:color="000000"/>
-              <w:bottom w:val="single" w:sz="6" w:space="0" w:color="000000"/>
-              <w:right w:val="single" w:sz="6" w:space="0" w:color="000000"/>
+              <w:top w:val="single" w:color="000000" w:sz="6" w:space="0"/>
+              <w:left w:val="single" w:color="000000" w:sz="6" w:space="0"/>
+              <w:bottom w:val="single" w:color="000000" w:sz="6" w:space="0"/>
+              <w:right w:val="single" w:color="000000" w:sz="6" w:space="0"/>
             </w:tcBorders>
             <w:shd w:val="clear" w:color="auto" w:fill="8EAADB"/>
             <w:tcMar>
@@ -504,7 +536,6 @@
               <w:bottom w:w="60" w:type="dxa"/>
               <w:right w:w="60" w:type="dxa"/>
             </w:tcMar>
-            <w:hideMark/>
           </w:tcPr>
           <w:p>
             <w:pPr>
@@ -528,10 +559,10 @@
           <w:tcPr>
             <w:tcW w:w="902" w:type="dxa"/>
             <w:tcBorders>
-              <w:top w:val="single" w:sz="6" w:space="0" w:color="000000"/>
-              <w:left w:val="single" w:sz="6" w:space="0" w:color="000000"/>
-              <w:bottom w:val="single" w:sz="6" w:space="0" w:color="000000"/>
-              <w:right w:val="single" w:sz="6" w:space="0" w:color="000000"/>
+              <w:top w:val="single" w:color="000000" w:sz="6" w:space="0"/>
+              <w:left w:val="single" w:color="000000" w:sz="6" w:space="0"/>
+              <w:bottom w:val="single" w:color="000000" w:sz="6" w:space="0"/>
+              <w:right w:val="single" w:color="000000" w:sz="6" w:space="0"/>
             </w:tcBorders>
             <w:shd w:val="clear" w:color="auto" w:fill="8EAADB"/>
             <w:tcMar>
@@ -540,7 +571,6 @@
               <w:bottom w:w="60" w:type="dxa"/>
               <w:right w:w="60" w:type="dxa"/>
             </w:tcMar>
-            <w:hideMark/>
           </w:tcPr>
           <w:p>
             <w:pPr>
@@ -564,10 +594,10 @@
           <w:tcPr>
             <w:tcW w:w="4330" w:type="dxa"/>
             <w:tcBorders>
-              <w:top w:val="single" w:sz="6" w:space="0" w:color="000000"/>
-              <w:left w:val="single" w:sz="6" w:space="0" w:color="000000"/>
-              <w:bottom w:val="single" w:sz="6" w:space="0" w:color="000000"/>
-              <w:right w:val="single" w:sz="6" w:space="0" w:color="000000"/>
+              <w:top w:val="single" w:color="000000" w:sz="6" w:space="0"/>
+              <w:left w:val="single" w:color="000000" w:sz="6" w:space="0"/>
+              <w:bottom w:val="single" w:color="000000" w:sz="6" w:space="0"/>
+              <w:right w:val="single" w:color="000000" w:sz="6" w:space="0"/>
             </w:tcBorders>
             <w:shd w:val="clear" w:color="auto" w:fill="8EAADB"/>
             <w:tcMar>
@@ -576,7 +606,6 @@
               <w:bottom w:w="60" w:type="dxa"/>
               <w:right w:w="60" w:type="dxa"/>
             </w:tcMar>
-            <w:hideMark/>
           </w:tcPr>
           <w:p>
             <w:pPr>
@@ -598,17 +627,33 @@
         </w:tc>
       </w:tr>
       <w:tr>
+        <w:tblPrEx>
+          <w:tblBorders>
+            <w:top w:val="single" w:color="000000" w:sz="6" w:space="0"/>
+            <w:left w:val="single" w:color="000000" w:sz="6" w:space="0"/>
+            <w:bottom w:val="single" w:color="000000" w:sz="6" w:space="0"/>
+            <w:right w:val="single" w:color="000000" w:sz="6" w:space="0"/>
+            <w:insideH w:val="single" w:color="000000" w:sz="6" w:space="0"/>
+            <w:insideV w:val="single" w:color="000000" w:sz="6" w:space="0"/>
+          </w:tblBorders>
+          <w:tblCellMar>
+            <w:top w:w="0" w:type="dxa"/>
+            <w:left w:w="108" w:type="dxa"/>
+            <w:bottom w:w="0" w:type="dxa"/>
+            <w:right w:w="108" w:type="dxa"/>
+          </w:tblCellMar>
+        </w:tblPrEx>
         <w:trPr>
-          <w:trHeight w:val="850"/>
+          <w:trHeight w:val="850" w:hRule="atLeast"/>
         </w:trPr>
         <w:tc>
           <w:tcPr>
             <w:tcW w:w="1804" w:type="dxa"/>
             <w:tcBorders>
-              <w:top w:val="single" w:sz="6" w:space="0" w:color="000000"/>
-              <w:left w:val="single" w:sz="6" w:space="0" w:color="000000"/>
-              <w:bottom w:val="single" w:sz="6" w:space="0" w:color="000000"/>
-              <w:right w:val="single" w:sz="6" w:space="0" w:color="000000"/>
+              <w:top w:val="single" w:color="000000" w:sz="6" w:space="0"/>
+              <w:left w:val="single" w:color="000000" w:sz="6" w:space="0"/>
+              <w:bottom w:val="single" w:color="000000" w:sz="6" w:space="0"/>
+              <w:right w:val="single" w:color="000000" w:sz="6" w:space="0"/>
             </w:tcBorders>
             <w:tcMar>
               <w:top w:w="60" w:type="dxa"/>
@@ -635,10 +680,10 @@
           <w:tcPr>
             <w:tcW w:w="1984" w:type="dxa"/>
             <w:tcBorders>
-              <w:top w:val="single" w:sz="6" w:space="0" w:color="000000"/>
-              <w:left w:val="single" w:sz="6" w:space="0" w:color="000000"/>
-              <w:bottom w:val="single" w:sz="6" w:space="0" w:color="000000"/>
-              <w:right w:val="single" w:sz="6" w:space="0" w:color="000000"/>
+              <w:top w:val="single" w:color="000000" w:sz="6" w:space="0"/>
+              <w:left w:val="single" w:color="000000" w:sz="6" w:space="0"/>
+              <w:bottom w:val="single" w:color="000000" w:sz="6" w:space="0"/>
+              <w:right w:val="single" w:color="000000" w:sz="6" w:space="0"/>
             </w:tcBorders>
             <w:tcMar>
               <w:top w:w="60" w:type="dxa"/>
@@ -665,18 +710,17 @@
           <w:tcPr>
             <w:tcW w:w="902" w:type="dxa"/>
             <w:tcBorders>
-              <w:top w:val="single" w:sz="6" w:space="0" w:color="000000"/>
-              <w:left w:val="single" w:sz="6" w:space="0" w:color="000000"/>
-              <w:bottom w:val="single" w:sz="6" w:space="0" w:color="000000"/>
-              <w:right w:val="single" w:sz="6" w:space="0" w:color="000000"/>
-            </w:tcBorders>
-            <w:tcMar>
-              <w:top w:w="60" w:type="dxa"/>
-              <w:left w:w="60" w:type="dxa"/>
-              <w:bottom w:w="60" w:type="dxa"/>
-              <w:right w:w="60" w:type="dxa"/>
-            </w:tcMar>
-            <w:hideMark/>
+              <w:top w:val="single" w:color="000000" w:sz="6" w:space="0"/>
+              <w:left w:val="single" w:color="000000" w:sz="6" w:space="0"/>
+              <w:bottom w:val="single" w:color="000000" w:sz="6" w:space="0"/>
+              <w:right w:val="single" w:color="000000" w:sz="6" w:space="0"/>
+            </w:tcBorders>
+            <w:tcMar>
+              <w:top w:w="60" w:type="dxa"/>
+              <w:left w:w="60" w:type="dxa"/>
+              <w:bottom w:w="60" w:type="dxa"/>
+              <w:right w:w="60" w:type="dxa"/>
+            </w:tcMar>
           </w:tcPr>
           <w:p>
             <w:pPr>
@@ -696,51 +740,61 @@
           <w:tcPr>
             <w:tcW w:w="4330" w:type="dxa"/>
             <w:tcBorders>
-              <w:top w:val="single" w:sz="6" w:space="0" w:color="000000"/>
-              <w:left w:val="single" w:sz="6" w:space="0" w:color="000000"/>
-              <w:bottom w:val="single" w:sz="6" w:space="0" w:color="000000"/>
-              <w:right w:val="single" w:sz="6" w:space="0" w:color="000000"/>
-            </w:tcBorders>
-            <w:tcMar>
-              <w:top w:w="60" w:type="dxa"/>
-              <w:left w:w="60" w:type="dxa"/>
-              <w:bottom w:w="60" w:type="dxa"/>
-              <w:right w:w="60" w:type="dxa"/>
-            </w:tcMar>
-          </w:tcPr>
-          <w:p>
-            <w:pPr>
-              <w:rPr>
-                <w:rFonts w:ascii="Times New Roman" w:hAnsi="Times New Roman" w:cs="Times New Roman"/>
-              </w:rPr>
-            </w:pPr>
-            <w:r>
-              <w:rPr>
-                <w:rFonts w:ascii="Times New Roman" w:hAnsi="Times New Roman" w:cs="Times New Roman"/>
-              </w:rPr>
-              <w:t>Là kỹ thuật viên, tôi muốn quản lý thông tin kỹ thuật viên và linh kiện, để thực hiện các công tác sửa chữa</w:t>
-            </w:r>
-            <w:r>
-              <w:rPr>
-                <w:rFonts w:ascii="Times New Roman" w:hAnsi="Times New Roman" w:cs="Times New Roman"/>
-              </w:rPr>
-              <w:t>.</w:t>
+              <w:top w:val="single" w:color="000000" w:sz="6" w:space="0"/>
+              <w:left w:val="single" w:color="000000" w:sz="6" w:space="0"/>
+              <w:bottom w:val="single" w:color="000000" w:sz="6" w:space="0"/>
+              <w:right w:val="single" w:color="000000" w:sz="6" w:space="0"/>
+            </w:tcBorders>
+            <w:tcMar>
+              <w:top w:w="60" w:type="dxa"/>
+              <w:left w:w="60" w:type="dxa"/>
+              <w:bottom w:w="60" w:type="dxa"/>
+              <w:right w:w="60" w:type="dxa"/>
+            </w:tcMar>
+          </w:tcPr>
+          <w:p>
+            <w:pPr>
+              <w:rPr>
+                <w:rFonts w:ascii="Times New Roman" w:hAnsi="Times New Roman" w:cs="Times New Roman"/>
+              </w:rPr>
+            </w:pPr>
+            <w:r>
+              <w:rPr>
+                <w:rFonts w:ascii="Times New Roman" w:hAnsi="Times New Roman" w:cs="Times New Roman"/>
+              </w:rPr>
+              <w:t>Là kỹ thuật viên, tôi muốn quản lý thông tin kỹ thuật viên và linh kiện, để thực hiện các công tác sửa chữa.</w:t>
             </w:r>
           </w:p>
         </w:tc>
       </w:tr>
       <w:tr>
+        <w:tblPrEx>
+          <w:tblBorders>
+            <w:top w:val="single" w:color="000000" w:sz="6" w:space="0"/>
+            <w:left w:val="single" w:color="000000" w:sz="6" w:space="0"/>
+            <w:bottom w:val="single" w:color="000000" w:sz="6" w:space="0"/>
+            <w:right w:val="single" w:color="000000" w:sz="6" w:space="0"/>
+            <w:insideH w:val="single" w:color="000000" w:sz="6" w:space="0"/>
+            <w:insideV w:val="single" w:color="000000" w:sz="6" w:space="0"/>
+          </w:tblBorders>
+          <w:tblCellMar>
+            <w:top w:w="0" w:type="dxa"/>
+            <w:left w:w="108" w:type="dxa"/>
+            <w:bottom w:w="0" w:type="dxa"/>
+            <w:right w:w="108" w:type="dxa"/>
+          </w:tblCellMar>
+        </w:tblPrEx>
         <w:trPr>
-          <w:trHeight w:val="850"/>
+          <w:trHeight w:val="850" w:hRule="atLeast"/>
         </w:trPr>
         <w:tc>
           <w:tcPr>
             <w:tcW w:w="1804" w:type="dxa"/>
             <w:tcBorders>
-              <w:top w:val="single" w:sz="6" w:space="0" w:color="000000"/>
-              <w:left w:val="single" w:sz="6" w:space="0" w:color="000000"/>
-              <w:bottom w:val="single" w:sz="6" w:space="0" w:color="000000"/>
-              <w:right w:val="single" w:sz="6" w:space="0" w:color="000000"/>
+              <w:top w:val="single" w:color="000000" w:sz="6" w:space="0"/>
+              <w:left w:val="single" w:color="000000" w:sz="6" w:space="0"/>
+              <w:bottom w:val="single" w:color="000000" w:sz="6" w:space="0"/>
+              <w:right w:val="single" w:color="000000" w:sz="6" w:space="0"/>
             </w:tcBorders>
             <w:tcMar>
               <w:top w:w="60" w:type="dxa"/>
@@ -767,10 +821,10 @@
           <w:tcPr>
             <w:tcW w:w="1984" w:type="dxa"/>
             <w:tcBorders>
-              <w:top w:val="single" w:sz="6" w:space="0" w:color="000000"/>
-              <w:left w:val="single" w:sz="6" w:space="0" w:color="000000"/>
-              <w:bottom w:val="single" w:sz="6" w:space="0" w:color="000000"/>
-              <w:right w:val="single" w:sz="6" w:space="0" w:color="000000"/>
+              <w:top w:val="single" w:color="000000" w:sz="6" w:space="0"/>
+              <w:left w:val="single" w:color="000000" w:sz="6" w:space="0"/>
+              <w:bottom w:val="single" w:color="000000" w:sz="6" w:space="0"/>
+              <w:right w:val="single" w:color="000000" w:sz="6" w:space="0"/>
             </w:tcBorders>
             <w:tcMar>
               <w:top w:w="60" w:type="dxa"/>
@@ -797,18 +851,17 @@
           <w:tcPr>
             <w:tcW w:w="902" w:type="dxa"/>
             <w:tcBorders>
-              <w:top w:val="single" w:sz="6" w:space="0" w:color="000000"/>
-              <w:left w:val="single" w:sz="6" w:space="0" w:color="000000"/>
-              <w:bottom w:val="single" w:sz="6" w:space="0" w:color="000000"/>
-              <w:right w:val="single" w:sz="6" w:space="0" w:color="000000"/>
-            </w:tcBorders>
-            <w:tcMar>
-              <w:top w:w="60" w:type="dxa"/>
-              <w:left w:w="60" w:type="dxa"/>
-              <w:bottom w:w="60" w:type="dxa"/>
-              <w:right w:w="60" w:type="dxa"/>
-            </w:tcMar>
-            <w:hideMark/>
+              <w:top w:val="single" w:color="000000" w:sz="6" w:space="0"/>
+              <w:left w:val="single" w:color="000000" w:sz="6" w:space="0"/>
+              <w:bottom w:val="single" w:color="000000" w:sz="6" w:space="0"/>
+              <w:right w:val="single" w:color="000000" w:sz="6" w:space="0"/>
+            </w:tcBorders>
+            <w:tcMar>
+              <w:top w:w="60" w:type="dxa"/>
+              <w:left w:w="60" w:type="dxa"/>
+              <w:bottom w:w="60" w:type="dxa"/>
+              <w:right w:w="60" w:type="dxa"/>
+            </w:tcMar>
           </w:tcPr>
           <w:p>
             <w:pPr>
@@ -828,47 +881,29 @@
           <w:tcPr>
             <w:tcW w:w="4330" w:type="dxa"/>
             <w:tcBorders>
-              <w:top w:val="single" w:sz="6" w:space="0" w:color="000000"/>
-              <w:left w:val="single" w:sz="6" w:space="0" w:color="000000"/>
-              <w:bottom w:val="single" w:sz="6" w:space="0" w:color="000000"/>
-              <w:right w:val="single" w:sz="6" w:space="0" w:color="000000"/>
-            </w:tcBorders>
-            <w:tcMar>
-              <w:top w:w="60" w:type="dxa"/>
-              <w:left w:w="60" w:type="dxa"/>
-              <w:bottom w:w="60" w:type="dxa"/>
-              <w:right w:w="60" w:type="dxa"/>
-            </w:tcMar>
-          </w:tcPr>
-          <w:p>
-            <w:pPr>
-              <w:rPr>
-                <w:rFonts w:ascii="Times New Roman" w:hAnsi="Times New Roman" w:cs="Times New Roman"/>
-              </w:rPr>
-            </w:pPr>
-            <w:r>
-              <w:rPr>
-                <w:rFonts w:ascii="Times New Roman" w:hAnsi="Times New Roman" w:cs="Times New Roman"/>
-              </w:rPr>
-              <w:t>Là nhân viên điều phối,</w:t>
-            </w:r>
-            <w:r>
-              <w:rPr>
-                <w:rFonts w:ascii="Times New Roman" w:hAnsi="Times New Roman" w:cs="Times New Roman"/>
-              </w:rPr>
-              <w:t xml:space="preserve"> </w:t>
-            </w:r>
-            <w:r>
-              <w:rPr>
-                <w:rFonts w:ascii="Times New Roman" w:hAnsi="Times New Roman" w:cs="Times New Roman"/>
-              </w:rPr>
-              <w:t xml:space="preserve">tôi muốn </w:t>
-            </w:r>
-            <w:r>
-              <w:rPr>
-                <w:rFonts w:ascii="Times New Roman" w:hAnsi="Times New Roman" w:cs="Times New Roman"/>
-              </w:rPr>
-              <w:t>tạo và phân công phiếu sửa chữa cho kỹ thuật viên, để xử lý các yêu cầu bảo dưỡng kịp thời.</w:t>
+              <w:top w:val="single" w:color="000000" w:sz="6" w:space="0"/>
+              <w:left w:val="single" w:color="000000" w:sz="6" w:space="0"/>
+              <w:bottom w:val="single" w:color="000000" w:sz="6" w:space="0"/>
+              <w:right w:val="single" w:color="000000" w:sz="6" w:space="0"/>
+            </w:tcBorders>
+            <w:tcMar>
+              <w:top w:w="60" w:type="dxa"/>
+              <w:left w:w="60" w:type="dxa"/>
+              <w:bottom w:w="60" w:type="dxa"/>
+              <w:right w:w="60" w:type="dxa"/>
+            </w:tcMar>
+          </w:tcPr>
+          <w:p>
+            <w:pPr>
+              <w:rPr>
+                <w:rFonts w:ascii="Times New Roman" w:hAnsi="Times New Roman" w:cs="Times New Roman"/>
+              </w:rPr>
+            </w:pPr>
+            <w:r>
+              <w:rPr>
+                <w:rFonts w:ascii="Times New Roman" w:hAnsi="Times New Roman" w:cs="Times New Roman"/>
+              </w:rPr>
+              <w:t>Là nhân viên điều phối, tôi muốn tạo và phân công phiếu sửa chữa cho kỹ thuật viên, để xử lý các yêu cầu bảo dưỡng kịp thời.</w:t>
             </w:r>
           </w:p>
         </w:tc>
@@ -906,32 +941,54 @@
     </w:p>
     <w:tbl>
       <w:tblPr>
+        <w:tblStyle w:val="12"/>
         <w:tblW w:w="9020" w:type="dxa"/>
         <w:tblInd w:w="48" w:type="dxa"/>
         <w:tblBorders>
-          <w:top w:val="single" w:sz="6" w:space="0" w:color="000000"/>
-          <w:left w:val="single" w:sz="6" w:space="0" w:color="000000"/>
-          <w:bottom w:val="single" w:sz="6" w:space="0" w:color="000000"/>
-          <w:right w:val="single" w:sz="6" w:space="0" w:color="000000"/>
-          <w:insideH w:val="single" w:sz="6" w:space="0" w:color="000000"/>
-          <w:insideV w:val="single" w:sz="6" w:space="0" w:color="000000"/>
+          <w:top w:val="single" w:color="000000" w:sz="6" w:space="0"/>
+          <w:left w:val="single" w:color="000000" w:sz="6" w:space="0"/>
+          <w:bottom w:val="single" w:color="000000" w:sz="6" w:space="0"/>
+          <w:right w:val="single" w:color="000000" w:sz="6" w:space="0"/>
+          <w:insideH w:val="single" w:color="000000" w:sz="6" w:space="0"/>
+          <w:insideV w:val="single" w:color="000000" w:sz="6" w:space="0"/>
         </w:tblBorders>
         <w:tblLayout w:type="fixed"/>
-        <w:tblLook w:val="04A0" w:firstRow="1" w:lastRow="0" w:firstColumn="1" w:lastColumn="0" w:noHBand="0" w:noVBand="1"/>
+        <w:tblCellMar>
+          <w:top w:w="0" w:type="dxa"/>
+          <w:left w:w="108" w:type="dxa"/>
+          <w:bottom w:w="0" w:type="dxa"/>
+          <w:right w:w="108" w:type="dxa"/>
+        </w:tblCellMar>
       </w:tblPr>
       <w:tblGrid>
         <w:gridCol w:w="2256"/>
         <w:gridCol w:w="6764"/>
       </w:tblGrid>
       <w:tr>
+        <w:tblPrEx>
+          <w:tblBorders>
+            <w:top w:val="single" w:color="000000" w:sz="6" w:space="0"/>
+            <w:left w:val="single" w:color="000000" w:sz="6" w:space="0"/>
+            <w:bottom w:val="single" w:color="000000" w:sz="6" w:space="0"/>
+            <w:right w:val="single" w:color="000000" w:sz="6" w:space="0"/>
+            <w:insideH w:val="single" w:color="000000" w:sz="6" w:space="0"/>
+            <w:insideV w:val="single" w:color="000000" w:sz="6" w:space="0"/>
+          </w:tblBorders>
+          <w:tblCellMar>
+            <w:top w:w="0" w:type="dxa"/>
+            <w:left w:w="108" w:type="dxa"/>
+            <w:bottom w:w="0" w:type="dxa"/>
+            <w:right w:w="108" w:type="dxa"/>
+          </w:tblCellMar>
+        </w:tblPrEx>
         <w:tc>
           <w:tcPr>
             <w:tcW w:w="2256" w:type="dxa"/>
             <w:tcBorders>
-              <w:top w:val="single" w:sz="6" w:space="0" w:color="000000"/>
-              <w:left w:val="single" w:sz="6" w:space="0" w:color="000000"/>
-              <w:bottom w:val="single" w:sz="6" w:space="0" w:color="000000"/>
-              <w:right w:val="single" w:sz="6" w:space="0" w:color="000000"/>
+              <w:top w:val="single" w:color="000000" w:sz="6" w:space="0"/>
+              <w:left w:val="single" w:color="000000" w:sz="6" w:space="0"/>
+              <w:bottom w:val="single" w:color="000000" w:sz="6" w:space="0"/>
+              <w:right w:val="single" w:color="000000" w:sz="6" w:space="0"/>
             </w:tcBorders>
             <w:shd w:val="clear" w:color="auto" w:fill="8EAADB"/>
             <w:tcMar>
@@ -940,7 +997,6 @@
               <w:bottom w:w="60" w:type="dxa"/>
               <w:right w:w="60" w:type="dxa"/>
             </w:tcMar>
-            <w:hideMark/>
           </w:tcPr>
           <w:p>
             <w:pPr>
@@ -964,10 +1020,10 @@
           <w:tcPr>
             <w:tcW w:w="6764" w:type="dxa"/>
             <w:tcBorders>
-              <w:top w:val="single" w:sz="6" w:space="0" w:color="000000"/>
-              <w:left w:val="single" w:sz="6" w:space="0" w:color="000000"/>
-              <w:bottom w:val="single" w:sz="6" w:space="0" w:color="000000"/>
-              <w:right w:val="single" w:sz="6" w:space="0" w:color="000000"/>
+              <w:top w:val="single" w:color="000000" w:sz="6" w:space="0"/>
+              <w:left w:val="single" w:color="000000" w:sz="6" w:space="0"/>
+              <w:bottom w:val="single" w:color="000000" w:sz="6" w:space="0"/>
+              <w:right w:val="single" w:color="000000" w:sz="6" w:space="0"/>
             </w:tcBorders>
             <w:shd w:val="clear" w:color="auto" w:fill="8EAADB"/>
             <w:tcMar>
@@ -976,7 +1032,6 @@
               <w:bottom w:w="60" w:type="dxa"/>
               <w:right w:w="60" w:type="dxa"/>
             </w:tcMar>
-            <w:hideMark/>
           </w:tcPr>
           <w:p>
             <w:pPr>
@@ -998,17 +1053,33 @@
         </w:tc>
       </w:tr>
       <w:tr>
+        <w:tblPrEx>
+          <w:tblBorders>
+            <w:top w:val="single" w:color="000000" w:sz="6" w:space="0"/>
+            <w:left w:val="single" w:color="000000" w:sz="6" w:space="0"/>
+            <w:bottom w:val="single" w:color="000000" w:sz="6" w:space="0"/>
+            <w:right w:val="single" w:color="000000" w:sz="6" w:space="0"/>
+            <w:insideH w:val="single" w:color="000000" w:sz="6" w:space="0"/>
+            <w:insideV w:val="single" w:color="000000" w:sz="6" w:space="0"/>
+          </w:tblBorders>
+          <w:tblCellMar>
+            <w:top w:w="0" w:type="dxa"/>
+            <w:left w:w="108" w:type="dxa"/>
+            <w:bottom w:w="0" w:type="dxa"/>
+            <w:right w:w="108" w:type="dxa"/>
+          </w:tblCellMar>
+        </w:tblPrEx>
         <w:trPr>
-          <w:trHeight w:val="568"/>
+          <w:trHeight w:val="568" w:hRule="atLeast"/>
         </w:trPr>
         <w:tc>
           <w:tcPr>
             <w:tcW w:w="2256" w:type="dxa"/>
             <w:tcBorders>
-              <w:top w:val="single" w:sz="6" w:space="0" w:color="000000"/>
-              <w:left w:val="single" w:sz="6" w:space="0" w:color="000000"/>
-              <w:bottom w:val="single" w:sz="6" w:space="0" w:color="000000"/>
-              <w:right w:val="single" w:sz="6" w:space="0" w:color="000000"/>
+              <w:top w:val="single" w:color="000000" w:sz="6" w:space="0"/>
+              <w:left w:val="single" w:color="000000" w:sz="6" w:space="0"/>
+              <w:bottom w:val="single" w:color="000000" w:sz="6" w:space="0"/>
+              <w:right w:val="single" w:color="000000" w:sz="6" w:space="0"/>
             </w:tcBorders>
             <w:tcMar>
               <w:top w:w="60" w:type="dxa"/>
@@ -1035,57 +1106,61 @@
           <w:tcPr>
             <w:tcW w:w="6764" w:type="dxa"/>
             <w:tcBorders>
-              <w:top w:val="single" w:sz="6" w:space="0" w:color="000000"/>
-              <w:left w:val="single" w:sz="6" w:space="0" w:color="000000"/>
-              <w:bottom w:val="single" w:sz="6" w:space="0" w:color="000000"/>
-              <w:right w:val="single" w:sz="6" w:space="0" w:color="000000"/>
-            </w:tcBorders>
-            <w:tcMar>
-              <w:top w:w="60" w:type="dxa"/>
-              <w:left w:w="60" w:type="dxa"/>
-              <w:bottom w:w="60" w:type="dxa"/>
-              <w:right w:w="60" w:type="dxa"/>
-            </w:tcMar>
-          </w:tcPr>
-          <w:p>
-            <w:pPr>
-              <w:rPr>
-                <w:rFonts w:ascii="Times New Roman" w:hAnsi="Times New Roman" w:cs="Times New Roman"/>
-              </w:rPr>
-            </w:pPr>
-            <w:r>
-              <w:rPr>
-                <w:rFonts w:ascii="Times New Roman" w:hAnsi="Times New Roman" w:cs="Times New Roman"/>
-              </w:rPr>
-              <w:t xml:space="preserve">US-X chứa </w:t>
-            </w:r>
-            <w:r>
-              <w:rPr>
-                <w:rFonts w:ascii="Times New Roman" w:hAnsi="Times New Roman" w:cs="Times New Roman"/>
-              </w:rPr>
-              <w:t>quá nhiều yêu cầu (gộp chung cả việc phân công phiếu</w:t>
-            </w:r>
-            <w:r>
-              <w:rPr>
-                <w:rFonts w:ascii="Times New Roman" w:hAnsi="Times New Roman" w:cs="Times New Roman"/>
-              </w:rPr>
-              <w:t xml:space="preserve"> sửa chữa, theo dõi cảm biến IoT và tự động chấm điểm đánh giá) nên quá lớn cho một Sprint.</w:t>
+              <w:top w:val="single" w:color="000000" w:sz="6" w:space="0"/>
+              <w:left w:val="single" w:color="000000" w:sz="6" w:space="0"/>
+              <w:bottom w:val="single" w:color="000000" w:sz="6" w:space="0"/>
+              <w:right w:val="single" w:color="000000" w:sz="6" w:space="0"/>
+            </w:tcBorders>
+            <w:tcMar>
+              <w:top w:w="60" w:type="dxa"/>
+              <w:left w:w="60" w:type="dxa"/>
+              <w:bottom w:w="60" w:type="dxa"/>
+              <w:right w:w="60" w:type="dxa"/>
+            </w:tcMar>
+          </w:tcPr>
+          <w:p>
+            <w:pPr>
+              <w:rPr>
+                <w:rFonts w:ascii="Times New Roman" w:hAnsi="Times New Roman" w:cs="Times New Roman"/>
+              </w:rPr>
+            </w:pPr>
+            <w:r>
+              <w:rPr>
+                <w:rFonts w:ascii="Times New Roman" w:hAnsi="Times New Roman" w:cs="Times New Roman"/>
+              </w:rPr>
+              <w:t>US-X chứa quá nhiều yêu cầu (gộp chung cả việc phân công phiếu sửa chữa, theo dõi cảm biến IoT và tự động chấm điểm đánh giá) nên quá lớn cho một Sprint.</w:t>
             </w:r>
           </w:p>
         </w:tc>
       </w:tr>
       <w:tr>
+        <w:tblPrEx>
+          <w:tblBorders>
+            <w:top w:val="single" w:color="000000" w:sz="6" w:space="0"/>
+            <w:left w:val="single" w:color="000000" w:sz="6" w:space="0"/>
+            <w:bottom w:val="single" w:color="000000" w:sz="6" w:space="0"/>
+            <w:right w:val="single" w:color="000000" w:sz="6" w:space="0"/>
+            <w:insideH w:val="single" w:color="000000" w:sz="6" w:space="0"/>
+            <w:insideV w:val="single" w:color="000000" w:sz="6" w:space="0"/>
+          </w:tblBorders>
+          <w:tblCellMar>
+            <w:top w:w="0" w:type="dxa"/>
+            <w:left w:w="108" w:type="dxa"/>
+            <w:bottom w:w="0" w:type="dxa"/>
+            <w:right w:w="108" w:type="dxa"/>
+          </w:tblCellMar>
+        </w:tblPrEx>
         <w:trPr>
-          <w:trHeight w:val="568"/>
+          <w:trHeight w:val="568" w:hRule="atLeast"/>
         </w:trPr>
         <w:tc>
           <w:tcPr>
             <w:tcW w:w="2256" w:type="dxa"/>
             <w:tcBorders>
-              <w:top w:val="single" w:sz="6" w:space="0" w:color="000000"/>
-              <w:left w:val="single" w:sz="6" w:space="0" w:color="000000"/>
-              <w:bottom w:val="single" w:sz="6" w:space="0" w:color="000000"/>
-              <w:right w:val="single" w:sz="6" w:space="0" w:color="000000"/>
+              <w:top w:val="single" w:color="000000" w:sz="6" w:space="0"/>
+              <w:left w:val="single" w:color="000000" w:sz="6" w:space="0"/>
+              <w:bottom w:val="single" w:color="000000" w:sz="6" w:space="0"/>
+              <w:right w:val="single" w:color="000000" w:sz="6" w:space="0"/>
             </w:tcBorders>
             <w:tcMar>
               <w:top w:w="60" w:type="dxa"/>
@@ -1112,35 +1187,29 @@
           <w:tcPr>
             <w:tcW w:w="6764" w:type="dxa"/>
             <w:tcBorders>
-              <w:top w:val="single" w:sz="6" w:space="0" w:color="000000"/>
-              <w:left w:val="single" w:sz="6" w:space="0" w:color="000000"/>
-              <w:bottom w:val="single" w:sz="6" w:space="0" w:color="000000"/>
-              <w:right w:val="single" w:sz="6" w:space="0" w:color="000000"/>
-            </w:tcBorders>
-            <w:tcMar>
-              <w:top w:w="60" w:type="dxa"/>
-              <w:left w:w="60" w:type="dxa"/>
-              <w:bottom w:w="60" w:type="dxa"/>
-              <w:right w:w="60" w:type="dxa"/>
-            </w:tcMar>
-          </w:tcPr>
-          <w:p>
-            <w:pPr>
-              <w:rPr>
-                <w:rFonts w:ascii="Times New Roman" w:hAnsi="Times New Roman" w:cs="Times New Roman"/>
-              </w:rPr>
-            </w:pPr>
-            <w:r>
-              <w:rPr>
-                <w:rFonts w:ascii="Times New Roman" w:hAnsi="Times New Roman" w:cs="Times New Roman"/>
-              </w:rPr>
-              <w:t>US-X gom nhiều nghiệp vụ khác nhau phụ thuộc lẫn nhau, khiến việ</w:t>
-            </w:r>
-            <w:r>
-              <w:rPr>
-                <w:rFonts w:ascii="Times New Roman" w:hAnsi="Times New Roman" w:cs="Times New Roman"/>
-              </w:rPr>
-              <w:t>c viết kịch bản kiểm thử trở nên phức tạp và khó kiểm định động lập.</w:t>
+              <w:top w:val="single" w:color="000000" w:sz="6" w:space="0"/>
+              <w:left w:val="single" w:color="000000" w:sz="6" w:space="0"/>
+              <w:bottom w:val="single" w:color="000000" w:sz="6" w:space="0"/>
+              <w:right w:val="single" w:color="000000" w:sz="6" w:space="0"/>
+            </w:tcBorders>
+            <w:tcMar>
+              <w:top w:w="60" w:type="dxa"/>
+              <w:left w:w="60" w:type="dxa"/>
+              <w:bottom w:w="60" w:type="dxa"/>
+              <w:right w:w="60" w:type="dxa"/>
+            </w:tcMar>
+          </w:tcPr>
+          <w:p>
+            <w:pPr>
+              <w:rPr>
+                <w:rFonts w:ascii="Times New Roman" w:hAnsi="Times New Roman" w:cs="Times New Roman"/>
+              </w:rPr>
+            </w:pPr>
+            <w:r>
+              <w:rPr>
+                <w:rFonts w:ascii="Times New Roman" w:hAnsi="Times New Roman" w:cs="Times New Roman"/>
+              </w:rPr>
+              <w:t>US-X gom nhiều nghiệp vụ khác nhau phụ thuộc lẫn nhau, khiến việc viết kịch bản kiểm thử trở nên phức tạp và khó kiểm định động lập.</w:t>
             </w:r>
           </w:p>
         </w:tc>
@@ -1161,32 +1230,54 @@
     </w:p>
     <w:tbl>
       <w:tblPr>
+        <w:tblStyle w:val="12"/>
         <w:tblW w:w="9020" w:type="dxa"/>
         <w:tblInd w:w="48" w:type="dxa"/>
         <w:tblBorders>
-          <w:top w:val="single" w:sz="6" w:space="0" w:color="000000"/>
-          <w:left w:val="single" w:sz="6" w:space="0" w:color="000000"/>
-          <w:bottom w:val="single" w:sz="6" w:space="0" w:color="000000"/>
-          <w:right w:val="single" w:sz="6" w:space="0" w:color="000000"/>
-          <w:insideH w:val="single" w:sz="6" w:space="0" w:color="000000"/>
-          <w:insideV w:val="single" w:sz="6" w:space="0" w:color="000000"/>
+          <w:top w:val="single" w:color="000000" w:sz="6" w:space="0"/>
+          <w:left w:val="single" w:color="000000" w:sz="6" w:space="0"/>
+          <w:bottom w:val="single" w:color="000000" w:sz="6" w:space="0"/>
+          <w:right w:val="single" w:color="000000" w:sz="6" w:space="0"/>
+          <w:insideH w:val="single" w:color="000000" w:sz="6" w:space="0"/>
+          <w:insideV w:val="single" w:color="000000" w:sz="6" w:space="0"/>
         </w:tblBorders>
         <w:tblLayout w:type="fixed"/>
-        <w:tblLook w:val="04A0" w:firstRow="1" w:lastRow="0" w:firstColumn="1" w:lastColumn="0" w:noHBand="0" w:noVBand="1"/>
+        <w:tblCellMar>
+          <w:top w:w="0" w:type="dxa"/>
+          <w:left w:w="108" w:type="dxa"/>
+          <w:bottom w:w="0" w:type="dxa"/>
+          <w:right w:w="108" w:type="dxa"/>
+        </w:tblCellMar>
       </w:tblPr>
       <w:tblGrid>
         <w:gridCol w:w="1172"/>
         <w:gridCol w:w="7848"/>
       </w:tblGrid>
       <w:tr>
+        <w:tblPrEx>
+          <w:tblBorders>
+            <w:top w:val="single" w:color="000000" w:sz="6" w:space="0"/>
+            <w:left w:val="single" w:color="000000" w:sz="6" w:space="0"/>
+            <w:bottom w:val="single" w:color="000000" w:sz="6" w:space="0"/>
+            <w:right w:val="single" w:color="000000" w:sz="6" w:space="0"/>
+            <w:insideH w:val="single" w:color="000000" w:sz="6" w:space="0"/>
+            <w:insideV w:val="single" w:color="000000" w:sz="6" w:space="0"/>
+          </w:tblBorders>
+          <w:tblCellMar>
+            <w:top w:w="0" w:type="dxa"/>
+            <w:left w:w="108" w:type="dxa"/>
+            <w:bottom w:w="0" w:type="dxa"/>
+            <w:right w:w="108" w:type="dxa"/>
+          </w:tblCellMar>
+        </w:tblPrEx>
         <w:tc>
           <w:tcPr>
             <w:tcW w:w="1172" w:type="dxa"/>
             <w:tcBorders>
-              <w:top w:val="single" w:sz="6" w:space="0" w:color="000000"/>
-              <w:left w:val="single" w:sz="6" w:space="0" w:color="000000"/>
-              <w:bottom w:val="single" w:sz="6" w:space="0" w:color="000000"/>
-              <w:right w:val="single" w:sz="6" w:space="0" w:color="000000"/>
+              <w:top w:val="single" w:color="000000" w:sz="6" w:space="0"/>
+              <w:left w:val="single" w:color="000000" w:sz="6" w:space="0"/>
+              <w:bottom w:val="single" w:color="000000" w:sz="6" w:space="0"/>
+              <w:right w:val="single" w:color="000000" w:sz="6" w:space="0"/>
             </w:tcBorders>
             <w:shd w:val="clear" w:color="auto" w:fill="8EAADB"/>
             <w:tcMar>
@@ -1195,7 +1286,6 @@
               <w:bottom w:w="60" w:type="dxa"/>
               <w:right w:w="60" w:type="dxa"/>
             </w:tcMar>
-            <w:hideMark/>
           </w:tcPr>
           <w:p>
             <w:pPr>
@@ -1219,10 +1309,10 @@
           <w:tcPr>
             <w:tcW w:w="7848" w:type="dxa"/>
             <w:tcBorders>
-              <w:top w:val="single" w:sz="6" w:space="0" w:color="000000"/>
-              <w:left w:val="single" w:sz="6" w:space="0" w:color="000000"/>
-              <w:bottom w:val="single" w:sz="6" w:space="0" w:color="000000"/>
-              <w:right w:val="single" w:sz="6" w:space="0" w:color="000000"/>
+              <w:top w:val="single" w:color="000000" w:sz="6" w:space="0"/>
+              <w:left w:val="single" w:color="000000" w:sz="6" w:space="0"/>
+              <w:bottom w:val="single" w:color="000000" w:sz="6" w:space="0"/>
+              <w:right w:val="single" w:color="000000" w:sz="6" w:space="0"/>
             </w:tcBorders>
             <w:shd w:val="clear" w:color="auto" w:fill="8EAADB"/>
             <w:tcMar>
@@ -1231,7 +1321,6 @@
               <w:bottom w:w="60" w:type="dxa"/>
               <w:right w:w="60" w:type="dxa"/>
             </w:tcMar>
-            <w:hideMark/>
           </w:tcPr>
           <w:p>
             <w:pPr>
@@ -1253,37 +1342,51 @@
         </w:tc>
       </w:tr>
       <w:tr>
+        <w:tblPrEx>
+          <w:tblBorders>
+            <w:top w:val="single" w:color="000000" w:sz="6" w:space="0"/>
+            <w:left w:val="single" w:color="000000" w:sz="6" w:space="0"/>
+            <w:bottom w:val="single" w:color="000000" w:sz="6" w:space="0"/>
+            <w:right w:val="single" w:color="000000" w:sz="6" w:space="0"/>
+            <w:insideH w:val="single" w:color="000000" w:sz="6" w:space="0"/>
+            <w:insideV w:val="single" w:color="000000" w:sz="6" w:space="0"/>
+          </w:tblBorders>
+          <w:tblCellMar>
+            <w:top w:w="0" w:type="dxa"/>
+            <w:left w:w="108" w:type="dxa"/>
+            <w:bottom w:w="0" w:type="dxa"/>
+            <w:right w:w="108" w:type="dxa"/>
+          </w:tblCellMar>
+        </w:tblPrEx>
         <w:trPr>
-          <w:trHeight w:val="680"/>
+          <w:trHeight w:val="680" w:hRule="atLeast"/>
         </w:trPr>
         <w:tc>
           <w:tcPr>
             <w:tcW w:w="1172" w:type="dxa"/>
             <w:tcBorders>
-              <w:top w:val="single" w:sz="6" w:space="0" w:color="000000"/>
-              <w:left w:val="single" w:sz="6" w:space="0" w:color="000000"/>
-              <w:bottom w:val="single" w:sz="6" w:space="0" w:color="000000"/>
-              <w:right w:val="single" w:sz="6" w:space="0" w:color="000000"/>
-            </w:tcBorders>
-            <w:tcMar>
-              <w:top w:w="60" w:type="dxa"/>
-              <w:left w:w="60" w:type="dxa"/>
-              <w:bottom w:w="60" w:type="dxa"/>
-              <w:right w:w="60" w:type="dxa"/>
-            </w:tcMar>
-            <w:hideMark/>
-          </w:tcPr>
-          <w:p>
-            <w:pPr>
-              <w:rPr>
-                <w:rFonts w:ascii="Times New Roman" w:hAnsi="Times New Roman" w:cs="Times New Roman"/>
-              </w:rPr>
-            </w:pPr>
-            <w:r>
-              <w:rPr>
-                <w:rFonts w:ascii="Times New Roman" w:hAnsi="Times New Roman" w:cs="Times New Roman"/>
-              </w:rPr>
-              <w:lastRenderedPageBreak/>
+              <w:top w:val="single" w:color="000000" w:sz="6" w:space="0"/>
+              <w:left w:val="single" w:color="000000" w:sz="6" w:space="0"/>
+              <w:bottom w:val="single" w:color="000000" w:sz="6" w:space="0"/>
+              <w:right w:val="single" w:color="000000" w:sz="6" w:space="0"/>
+            </w:tcBorders>
+            <w:tcMar>
+              <w:top w:w="60" w:type="dxa"/>
+              <w:left w:w="60" w:type="dxa"/>
+              <w:bottom w:w="60" w:type="dxa"/>
+              <w:right w:w="60" w:type="dxa"/>
+            </w:tcMar>
+          </w:tcPr>
+          <w:p>
+            <w:pPr>
+              <w:rPr>
+                <w:rFonts w:ascii="Times New Roman" w:hAnsi="Times New Roman" w:cs="Times New Roman"/>
+              </w:rPr>
+            </w:pPr>
+            <w:r>
+              <w:rPr>
+                <w:rFonts w:ascii="Times New Roman" w:hAnsi="Times New Roman" w:cs="Times New Roman"/>
+              </w:rPr>
               <w:t>US-X1</w:t>
             </w:r>
           </w:p>
@@ -1292,65 +1395,68 @@
           <w:tcPr>
             <w:tcW w:w="7848" w:type="dxa"/>
             <w:tcBorders>
-              <w:top w:val="single" w:sz="6" w:space="0" w:color="000000"/>
-              <w:left w:val="single" w:sz="6" w:space="0" w:color="000000"/>
-              <w:bottom w:val="single" w:sz="6" w:space="0" w:color="000000"/>
-              <w:right w:val="single" w:sz="6" w:space="0" w:color="000000"/>
-            </w:tcBorders>
-            <w:tcMar>
-              <w:top w:w="60" w:type="dxa"/>
-              <w:left w:w="60" w:type="dxa"/>
-              <w:bottom w:w="60" w:type="dxa"/>
-              <w:right w:w="60" w:type="dxa"/>
-            </w:tcMar>
-          </w:tcPr>
-          <w:p>
-            <w:pPr>
-              <w:rPr>
-                <w:rFonts w:ascii="Times New Roman" w:hAnsi="Times New Roman" w:cs="Times New Roman"/>
-              </w:rPr>
-            </w:pPr>
-            <w:r>
-              <w:rPr>
-                <w:rFonts w:ascii="Times New Roman" w:hAnsi="Times New Roman" w:cs="Times New Roman"/>
-              </w:rPr>
-              <w:t>Là nhân viên điều phối, tôi muốn hệ thống</w:t>
-            </w:r>
-            <w:r>
-              <w:rPr>
-                <w:rFonts w:ascii="Times New Roman" w:hAnsi="Times New Roman" w:cs="Times New Roman"/>
-              </w:rPr>
-              <w:t xml:space="preserve"> tự động phân công phiếu sửa chữa, để tối ưu hóa tiến độ công việc</w:t>
-            </w:r>
-            <w:r>
-              <w:rPr>
-                <w:rFonts w:ascii="Times New Roman" w:hAnsi="Times New Roman" w:cs="Times New Roman"/>
-              </w:rPr>
-              <w:t>.</w:t>
+              <w:top w:val="single" w:color="000000" w:sz="6" w:space="0"/>
+              <w:left w:val="single" w:color="000000" w:sz="6" w:space="0"/>
+              <w:bottom w:val="single" w:color="000000" w:sz="6" w:space="0"/>
+              <w:right w:val="single" w:color="000000" w:sz="6" w:space="0"/>
+            </w:tcBorders>
+            <w:tcMar>
+              <w:top w:w="60" w:type="dxa"/>
+              <w:left w:w="60" w:type="dxa"/>
+              <w:bottom w:w="60" w:type="dxa"/>
+              <w:right w:w="60" w:type="dxa"/>
+            </w:tcMar>
+          </w:tcPr>
+          <w:p>
+            <w:pPr>
+              <w:rPr>
+                <w:rFonts w:ascii="Times New Roman" w:hAnsi="Times New Roman" w:cs="Times New Roman"/>
+              </w:rPr>
+            </w:pPr>
+            <w:r>
+              <w:rPr>
+                <w:rFonts w:ascii="Times New Roman" w:hAnsi="Times New Roman" w:cs="Times New Roman"/>
+              </w:rPr>
+              <w:t>Là nhân viên điều phối, tôi muốn hệ thống tự động phân công phiếu sửa chữa, để tối ưu hóa tiến độ công việc.</w:t>
             </w:r>
           </w:p>
         </w:tc>
       </w:tr>
       <w:tr>
+        <w:tblPrEx>
+          <w:tblBorders>
+            <w:top w:val="single" w:color="000000" w:sz="6" w:space="0"/>
+            <w:left w:val="single" w:color="000000" w:sz="6" w:space="0"/>
+            <w:bottom w:val="single" w:color="000000" w:sz="6" w:space="0"/>
+            <w:right w:val="single" w:color="000000" w:sz="6" w:space="0"/>
+            <w:insideH w:val="single" w:color="000000" w:sz="6" w:space="0"/>
+            <w:insideV w:val="single" w:color="000000" w:sz="6" w:space="0"/>
+          </w:tblBorders>
+          <w:tblCellMar>
+            <w:top w:w="0" w:type="dxa"/>
+            <w:left w:w="108" w:type="dxa"/>
+            <w:bottom w:w="0" w:type="dxa"/>
+            <w:right w:w="108" w:type="dxa"/>
+          </w:tblCellMar>
+        </w:tblPrEx>
         <w:trPr>
-          <w:trHeight w:val="680"/>
+          <w:trHeight w:val="680" w:hRule="atLeast"/>
         </w:trPr>
         <w:tc>
           <w:tcPr>
             <w:tcW w:w="1172" w:type="dxa"/>
             <w:tcBorders>
-              <w:top w:val="single" w:sz="6" w:space="0" w:color="000000"/>
-              <w:left w:val="single" w:sz="6" w:space="0" w:color="000000"/>
-              <w:bottom w:val="single" w:sz="6" w:space="0" w:color="000000"/>
-              <w:right w:val="single" w:sz="6" w:space="0" w:color="000000"/>
-            </w:tcBorders>
-            <w:tcMar>
-              <w:top w:w="60" w:type="dxa"/>
-              <w:left w:w="60" w:type="dxa"/>
-              <w:bottom w:w="60" w:type="dxa"/>
-              <w:right w:w="60" w:type="dxa"/>
-            </w:tcMar>
-            <w:hideMark/>
+              <w:top w:val="single" w:color="000000" w:sz="6" w:space="0"/>
+              <w:left w:val="single" w:color="000000" w:sz="6" w:space="0"/>
+              <w:bottom w:val="single" w:color="000000" w:sz="6" w:space="0"/>
+              <w:right w:val="single" w:color="000000" w:sz="6" w:space="0"/>
+            </w:tcBorders>
+            <w:tcMar>
+              <w:top w:w="60" w:type="dxa"/>
+              <w:left w:w="60" w:type="dxa"/>
+              <w:bottom w:w="60" w:type="dxa"/>
+              <w:right w:w="60" w:type="dxa"/>
+            </w:tcMar>
           </w:tcPr>
           <w:p>
             <w:pPr>
@@ -1370,47 +1476,29 @@
           <w:tcPr>
             <w:tcW w:w="7848" w:type="dxa"/>
             <w:tcBorders>
-              <w:top w:val="single" w:sz="6" w:space="0" w:color="000000"/>
-              <w:left w:val="single" w:sz="6" w:space="0" w:color="000000"/>
-              <w:bottom w:val="single" w:sz="6" w:space="0" w:color="000000"/>
-              <w:right w:val="single" w:sz="6" w:space="0" w:color="000000"/>
-            </w:tcBorders>
-            <w:tcMar>
-              <w:top w:w="60" w:type="dxa"/>
-              <w:left w:w="60" w:type="dxa"/>
-              <w:bottom w:w="60" w:type="dxa"/>
-              <w:right w:w="60" w:type="dxa"/>
-            </w:tcMar>
-          </w:tcPr>
-          <w:p>
-            <w:pPr>
-              <w:rPr>
-                <w:rFonts w:ascii="Times New Roman" w:hAnsi="Times New Roman" w:cs="Times New Roman"/>
-              </w:rPr>
-            </w:pPr>
-            <w:r>
-              <w:rPr>
-                <w:rFonts w:ascii="Times New Roman" w:hAnsi="Times New Roman" w:cs="Times New Roman"/>
-              </w:rPr>
-              <w:t xml:space="preserve">Là kỹ thuật </w:t>
-            </w:r>
-            <w:r>
-              <w:rPr>
-                <w:rFonts w:ascii="Times New Roman" w:hAnsi="Times New Roman" w:cs="Times New Roman"/>
-              </w:rPr>
-              <w:t>viên, tôi</w:t>
-            </w:r>
-            <w:r>
-              <w:rPr>
-                <w:rFonts w:ascii="Times New Roman" w:hAnsi="Times New Roman" w:cs="Times New Roman"/>
-              </w:rPr>
-              <w:t xml:space="preserve"> muốn theo dõi tình trạng điều hòa </w:t>
-            </w:r>
-            <w:r>
-              <w:rPr>
-                <w:rFonts w:ascii="Times New Roman" w:hAnsi="Times New Roman" w:cs="Times New Roman"/>
-              </w:rPr>
-              <w:t>qua cảm biến IoT, để nắm bắt thông số kỹ thuật chính xác</w:t>
+              <w:top w:val="single" w:color="000000" w:sz="6" w:space="0"/>
+              <w:left w:val="single" w:color="000000" w:sz="6" w:space="0"/>
+              <w:bottom w:val="single" w:color="000000" w:sz="6" w:space="0"/>
+              <w:right w:val="single" w:color="000000" w:sz="6" w:space="0"/>
+            </w:tcBorders>
+            <w:tcMar>
+              <w:top w:w="60" w:type="dxa"/>
+              <w:left w:w="60" w:type="dxa"/>
+              <w:bottom w:w="60" w:type="dxa"/>
+              <w:right w:w="60" w:type="dxa"/>
+            </w:tcMar>
+          </w:tcPr>
+          <w:p>
+            <w:pPr>
+              <w:rPr>
+                <w:rFonts w:ascii="Times New Roman" w:hAnsi="Times New Roman" w:cs="Times New Roman"/>
+              </w:rPr>
+            </w:pPr>
+            <w:r>
+              <w:rPr>
+                <w:rFonts w:ascii="Times New Roman" w:hAnsi="Times New Roman" w:cs="Times New Roman"/>
+              </w:rPr>
+              <w:t>Là kỹ thuật viên, tôi muốn theo dõi tình trạng điều hòa qua cảm biến IoT, để nắm bắt thông số kỹ thuật chính xác</w:t>
             </w:r>
           </w:p>
         </w:tc>
@@ -1448,18 +1536,24 @@
     </w:p>
     <w:tbl>
       <w:tblPr>
+        <w:tblStyle w:val="12"/>
         <w:tblW w:w="9020" w:type="dxa"/>
         <w:tblInd w:w="48" w:type="dxa"/>
         <w:tblBorders>
-          <w:top w:val="single" w:sz="6" w:space="0" w:color="000000"/>
-          <w:left w:val="single" w:sz="6" w:space="0" w:color="000000"/>
-          <w:bottom w:val="single" w:sz="6" w:space="0" w:color="000000"/>
-          <w:right w:val="single" w:sz="6" w:space="0" w:color="000000"/>
-          <w:insideH w:val="single" w:sz="6" w:space="0" w:color="000000"/>
-          <w:insideV w:val="single" w:sz="6" w:space="0" w:color="000000"/>
+          <w:top w:val="single" w:color="000000" w:sz="6" w:space="0"/>
+          <w:left w:val="single" w:color="000000" w:sz="6" w:space="0"/>
+          <w:bottom w:val="single" w:color="000000" w:sz="6" w:space="0"/>
+          <w:right w:val="single" w:color="000000" w:sz="6" w:space="0"/>
+          <w:insideH w:val="single" w:color="000000" w:sz="6" w:space="0"/>
+          <w:insideV w:val="single" w:color="000000" w:sz="6" w:space="0"/>
         </w:tblBorders>
         <w:tblLayout w:type="fixed"/>
-        <w:tblLook w:val="04A0" w:firstRow="1" w:lastRow="0" w:firstColumn="1" w:lastColumn="0" w:noHBand="0" w:noVBand="1"/>
+        <w:tblCellMar>
+          <w:top w:w="0" w:type="dxa"/>
+          <w:left w:w="108" w:type="dxa"/>
+          <w:bottom w:w="0" w:type="dxa"/>
+          <w:right w:w="108" w:type="dxa"/>
+        </w:tblCellMar>
       </w:tblPr>
       <w:tblGrid>
         <w:gridCol w:w="1172"/>
@@ -1467,14 +1561,30 @@
         <w:gridCol w:w="6044"/>
       </w:tblGrid>
       <w:tr>
+        <w:tblPrEx>
+          <w:tblBorders>
+            <w:top w:val="single" w:color="000000" w:sz="6" w:space="0"/>
+            <w:left w:val="single" w:color="000000" w:sz="6" w:space="0"/>
+            <w:bottom w:val="single" w:color="000000" w:sz="6" w:space="0"/>
+            <w:right w:val="single" w:color="000000" w:sz="6" w:space="0"/>
+            <w:insideH w:val="single" w:color="000000" w:sz="6" w:space="0"/>
+            <w:insideV w:val="single" w:color="000000" w:sz="6" w:space="0"/>
+          </w:tblBorders>
+          <w:tblCellMar>
+            <w:top w:w="0" w:type="dxa"/>
+            <w:left w:w="108" w:type="dxa"/>
+            <w:bottom w:w="0" w:type="dxa"/>
+            <w:right w:w="108" w:type="dxa"/>
+          </w:tblCellMar>
+        </w:tblPrEx>
         <w:tc>
           <w:tcPr>
             <w:tcW w:w="1172" w:type="dxa"/>
             <w:tcBorders>
-              <w:top w:val="single" w:sz="6" w:space="0" w:color="000000"/>
-              <w:left w:val="single" w:sz="6" w:space="0" w:color="000000"/>
-              <w:bottom w:val="single" w:sz="6" w:space="0" w:color="000000"/>
-              <w:right w:val="single" w:sz="6" w:space="0" w:color="000000"/>
+              <w:top w:val="single" w:color="000000" w:sz="6" w:space="0"/>
+              <w:left w:val="single" w:color="000000" w:sz="6" w:space="0"/>
+              <w:bottom w:val="single" w:color="000000" w:sz="6" w:space="0"/>
+              <w:right w:val="single" w:color="000000" w:sz="6" w:space="0"/>
             </w:tcBorders>
             <w:shd w:val="clear" w:color="auto" w:fill="8EAADB"/>
             <w:tcMar>
@@ -1483,7 +1593,6 @@
               <w:bottom w:w="60" w:type="dxa"/>
               <w:right w:w="60" w:type="dxa"/>
             </w:tcMar>
-            <w:hideMark/>
           </w:tcPr>
           <w:p>
             <w:pPr>
@@ -1507,10 +1616,10 @@
           <w:tcPr>
             <w:tcW w:w="1804" w:type="dxa"/>
             <w:tcBorders>
-              <w:top w:val="single" w:sz="6" w:space="0" w:color="000000"/>
-              <w:left w:val="single" w:sz="6" w:space="0" w:color="000000"/>
-              <w:bottom w:val="single" w:sz="6" w:space="0" w:color="000000"/>
-              <w:right w:val="single" w:sz="6" w:space="0" w:color="000000"/>
+              <w:top w:val="single" w:color="000000" w:sz="6" w:space="0"/>
+              <w:left w:val="single" w:color="000000" w:sz="6" w:space="0"/>
+              <w:bottom w:val="single" w:color="000000" w:sz="6" w:space="0"/>
+              <w:right w:val="single" w:color="000000" w:sz="6" w:space="0"/>
             </w:tcBorders>
             <w:shd w:val="clear" w:color="auto" w:fill="8EAADB"/>
             <w:tcMar>
@@ -1519,7 +1628,6 @@
               <w:bottom w:w="60" w:type="dxa"/>
               <w:right w:w="60" w:type="dxa"/>
             </w:tcMar>
-            <w:hideMark/>
           </w:tcPr>
           <w:p>
             <w:pPr>
@@ -1543,10 +1651,10 @@
           <w:tcPr>
             <w:tcW w:w="6044" w:type="dxa"/>
             <w:tcBorders>
-              <w:top w:val="single" w:sz="6" w:space="0" w:color="000000"/>
-              <w:left w:val="single" w:sz="6" w:space="0" w:color="000000"/>
-              <w:bottom w:val="single" w:sz="6" w:space="0" w:color="000000"/>
-              <w:right w:val="single" w:sz="6" w:space="0" w:color="000000"/>
+              <w:top w:val="single" w:color="000000" w:sz="6" w:space="0"/>
+              <w:left w:val="single" w:color="000000" w:sz="6" w:space="0"/>
+              <w:bottom w:val="single" w:color="000000" w:sz="6" w:space="0"/>
+              <w:right w:val="single" w:color="000000" w:sz="6" w:space="0"/>
             </w:tcBorders>
             <w:shd w:val="clear" w:color="auto" w:fill="8EAADB"/>
             <w:tcMar>
@@ -1555,7 +1663,6 @@
               <w:bottom w:w="60" w:type="dxa"/>
               <w:right w:w="60" w:type="dxa"/>
             </w:tcMar>
-            <w:hideMark/>
           </w:tcPr>
           <w:p>
             <w:pPr>
@@ -1577,25 +1684,40 @@
         </w:tc>
       </w:tr>
       <w:tr>
+        <w:tblPrEx>
+          <w:tblBorders>
+            <w:top w:val="single" w:color="000000" w:sz="6" w:space="0"/>
+            <w:left w:val="single" w:color="000000" w:sz="6" w:space="0"/>
+            <w:bottom w:val="single" w:color="000000" w:sz="6" w:space="0"/>
+            <w:right w:val="single" w:color="000000" w:sz="6" w:space="0"/>
+            <w:insideH w:val="single" w:color="000000" w:sz="6" w:space="0"/>
+            <w:insideV w:val="single" w:color="000000" w:sz="6" w:space="0"/>
+          </w:tblBorders>
+          <w:tblCellMar>
+            <w:top w:w="0" w:type="dxa"/>
+            <w:left w:w="108" w:type="dxa"/>
+            <w:bottom w:w="0" w:type="dxa"/>
+            <w:right w:w="108" w:type="dxa"/>
+          </w:tblCellMar>
+        </w:tblPrEx>
         <w:trPr>
-          <w:trHeight w:val="568"/>
+          <w:trHeight w:val="568" w:hRule="atLeast"/>
         </w:trPr>
         <w:tc>
           <w:tcPr>
             <w:tcW w:w="1172" w:type="dxa"/>
             <w:tcBorders>
-              <w:top w:val="single" w:sz="6" w:space="0" w:color="000000"/>
-              <w:left w:val="single" w:sz="6" w:space="0" w:color="000000"/>
-              <w:bottom w:val="single" w:sz="6" w:space="0" w:color="000000"/>
-              <w:right w:val="single" w:sz="6" w:space="0" w:color="000000"/>
-            </w:tcBorders>
-            <w:tcMar>
-              <w:top w:w="60" w:type="dxa"/>
-              <w:left w:w="60" w:type="dxa"/>
-              <w:bottom w:w="60" w:type="dxa"/>
-              <w:right w:w="60" w:type="dxa"/>
-            </w:tcMar>
-            <w:hideMark/>
+              <w:top w:val="single" w:color="000000" w:sz="6" w:space="0"/>
+              <w:left w:val="single" w:color="000000" w:sz="6" w:space="0"/>
+              <w:bottom w:val="single" w:color="000000" w:sz="6" w:space="0"/>
+              <w:right w:val="single" w:color="000000" w:sz="6" w:space="0"/>
+            </w:tcBorders>
+            <w:tcMar>
+              <w:top w:w="60" w:type="dxa"/>
+              <w:left w:w="60" w:type="dxa"/>
+              <w:bottom w:w="60" w:type="dxa"/>
+              <w:right w:w="60" w:type="dxa"/>
+            </w:tcMar>
           </w:tcPr>
           <w:p>
             <w:pPr>
@@ -1615,10 +1737,10 @@
           <w:tcPr>
             <w:tcW w:w="1804" w:type="dxa"/>
             <w:tcBorders>
-              <w:top w:val="single" w:sz="6" w:space="0" w:color="000000"/>
-              <w:left w:val="single" w:sz="6" w:space="0" w:color="000000"/>
-              <w:bottom w:val="single" w:sz="6" w:space="0" w:color="000000"/>
-              <w:right w:val="single" w:sz="6" w:space="0" w:color="000000"/>
+              <w:top w:val="single" w:color="000000" w:sz="6" w:space="0"/>
+              <w:left w:val="single" w:color="000000" w:sz="6" w:space="0"/>
+              <w:bottom w:val="single" w:color="000000" w:sz="6" w:space="0"/>
+              <w:right w:val="single" w:color="000000" w:sz="6" w:space="0"/>
             </w:tcBorders>
             <w:tcMar>
               <w:top w:w="60" w:type="dxa"/>
@@ -1645,59 +1767,68 @@
           <w:tcPr>
             <w:tcW w:w="6044" w:type="dxa"/>
             <w:tcBorders>
-              <w:top w:val="single" w:sz="6" w:space="0" w:color="000000"/>
-              <w:left w:val="single" w:sz="6" w:space="0" w:color="000000"/>
-              <w:bottom w:val="single" w:sz="6" w:space="0" w:color="000000"/>
-              <w:right w:val="single" w:sz="6" w:space="0" w:color="000000"/>
-            </w:tcBorders>
-            <w:tcMar>
-              <w:top w:w="60" w:type="dxa"/>
-              <w:left w:w="60" w:type="dxa"/>
-              <w:bottom w:w="60" w:type="dxa"/>
-              <w:right w:w="60" w:type="dxa"/>
-            </w:tcMar>
-          </w:tcPr>
-          <w:p>
-            <w:pPr>
-              <w:rPr>
-                <w:rFonts w:ascii="Times New Roman" w:hAnsi="Times New Roman" w:cs="Times New Roman"/>
-              </w:rPr>
-            </w:pPr>
-            <w:r>
-              <w:rPr>
-                <w:rFonts w:ascii="Times New Roman" w:hAnsi="Times New Roman" w:cs="Times New Roman"/>
-              </w:rPr>
-              <w:t xml:space="preserve">Đây là chức năng cốt lỗi bắt buộc </w:t>
-            </w:r>
-            <w:r>
-              <w:rPr>
-                <w:rFonts w:ascii="Times New Roman" w:hAnsi="Times New Roman" w:cs="Times New Roman"/>
-              </w:rPr>
-              <w:t>phải có trong MVP để hệ thống nhận diện và quản lý được kỹ thuật viên cũng như linh kiện cơ bản.</w:t>
+              <w:top w:val="single" w:color="000000" w:sz="6" w:space="0"/>
+              <w:left w:val="single" w:color="000000" w:sz="6" w:space="0"/>
+              <w:bottom w:val="single" w:color="000000" w:sz="6" w:space="0"/>
+              <w:right w:val="single" w:color="000000" w:sz="6" w:space="0"/>
+            </w:tcBorders>
+            <w:tcMar>
+              <w:top w:w="60" w:type="dxa"/>
+              <w:left w:w="60" w:type="dxa"/>
+              <w:bottom w:w="60" w:type="dxa"/>
+              <w:right w:w="60" w:type="dxa"/>
+            </w:tcMar>
+          </w:tcPr>
+          <w:p>
+            <w:pPr>
+              <w:rPr>
+                <w:rFonts w:ascii="Times New Roman" w:hAnsi="Times New Roman" w:cs="Times New Roman"/>
+              </w:rPr>
+            </w:pPr>
+            <w:r>
+              <w:rPr>
+                <w:rFonts w:ascii="Times New Roman" w:hAnsi="Times New Roman" w:cs="Times New Roman"/>
+              </w:rPr>
+              <w:t>Đây là chức năng cốt lỗi bắt buộc phải có trong MVP để hệ thống nhận diện và quản lý được kỹ thuật viên cũng như linh kiện cơ bản.</w:t>
             </w:r>
           </w:p>
         </w:tc>
       </w:tr>
       <w:tr>
+        <w:tblPrEx>
+          <w:tblBorders>
+            <w:top w:val="single" w:color="000000" w:sz="6" w:space="0"/>
+            <w:left w:val="single" w:color="000000" w:sz="6" w:space="0"/>
+            <w:bottom w:val="single" w:color="000000" w:sz="6" w:space="0"/>
+            <w:right w:val="single" w:color="000000" w:sz="6" w:space="0"/>
+            <w:insideH w:val="single" w:color="000000" w:sz="6" w:space="0"/>
+            <w:insideV w:val="single" w:color="000000" w:sz="6" w:space="0"/>
+          </w:tblBorders>
+          <w:tblCellMar>
+            <w:top w:w="0" w:type="dxa"/>
+            <w:left w:w="108" w:type="dxa"/>
+            <w:bottom w:w="0" w:type="dxa"/>
+            <w:right w:w="108" w:type="dxa"/>
+          </w:tblCellMar>
+        </w:tblPrEx>
         <w:trPr>
-          <w:trHeight w:val="568"/>
+          <w:trHeight w:val="568" w:hRule="atLeast"/>
         </w:trPr>
         <w:tc>
           <w:tcPr>
             <w:tcW w:w="1172" w:type="dxa"/>
             <w:tcBorders>
-              <w:top w:val="single" w:sz="6" w:space="0" w:color="000000"/>
-              <w:left w:val="single" w:sz="6" w:space="0" w:color="000000"/>
-              <w:bottom w:val="single" w:sz="6" w:space="0" w:color="000000"/>
-              <w:right w:val="single" w:sz="6" w:space="0" w:color="000000"/>
-            </w:tcBorders>
-            <w:tcMar>
-              <w:top w:w="60" w:type="dxa"/>
-              <w:left w:w="60" w:type="dxa"/>
-              <w:bottom w:w="60" w:type="dxa"/>
-              <w:right w:w="60" w:type="dxa"/>
-            </w:tcMar>
-            <w:hideMark/>
+              <w:top w:val="single" w:color="000000" w:sz="6" w:space="0"/>
+              <w:left w:val="single" w:color="000000" w:sz="6" w:space="0"/>
+              <w:bottom w:val="single" w:color="000000" w:sz="6" w:space="0"/>
+              <w:right w:val="single" w:color="000000" w:sz="6" w:space="0"/>
+            </w:tcBorders>
+            <w:tcMar>
+              <w:top w:w="60" w:type="dxa"/>
+              <w:left w:w="60" w:type="dxa"/>
+              <w:bottom w:w="60" w:type="dxa"/>
+              <w:right w:w="60" w:type="dxa"/>
+            </w:tcMar>
           </w:tcPr>
           <w:p>
             <w:pPr>
@@ -1717,10 +1848,10 @@
           <w:tcPr>
             <w:tcW w:w="1804" w:type="dxa"/>
             <w:tcBorders>
-              <w:top w:val="single" w:sz="6" w:space="0" w:color="000000"/>
-              <w:left w:val="single" w:sz="6" w:space="0" w:color="000000"/>
-              <w:bottom w:val="single" w:sz="6" w:space="0" w:color="000000"/>
-              <w:right w:val="single" w:sz="6" w:space="0" w:color="000000"/>
+              <w:top w:val="single" w:color="000000" w:sz="6" w:space="0"/>
+              <w:left w:val="single" w:color="000000" w:sz="6" w:space="0"/>
+              <w:bottom w:val="single" w:color="000000" w:sz="6" w:space="0"/>
+              <w:right w:val="single" w:color="000000" w:sz="6" w:space="0"/>
             </w:tcBorders>
             <w:tcMar>
               <w:top w:w="60" w:type="dxa"/>
@@ -1747,47 +1878,29 @@
           <w:tcPr>
             <w:tcW w:w="6044" w:type="dxa"/>
             <w:tcBorders>
-              <w:top w:val="single" w:sz="6" w:space="0" w:color="000000"/>
-              <w:left w:val="single" w:sz="6" w:space="0" w:color="000000"/>
-              <w:bottom w:val="single" w:sz="6" w:space="0" w:color="000000"/>
-              <w:right w:val="single" w:sz="6" w:space="0" w:color="000000"/>
-            </w:tcBorders>
-            <w:tcMar>
-              <w:top w:w="60" w:type="dxa"/>
-              <w:left w:w="60" w:type="dxa"/>
-              <w:bottom w:w="60" w:type="dxa"/>
-              <w:right w:w="60" w:type="dxa"/>
-            </w:tcMar>
-          </w:tcPr>
-          <w:p>
-            <w:pPr>
-              <w:rPr>
-                <w:rFonts w:ascii="Times New Roman" w:hAnsi="Times New Roman" w:cs="Times New Roman"/>
-              </w:rPr>
-            </w:pPr>
-            <w:r>
-              <w:rPr>
-                <w:rFonts w:ascii="Times New Roman" w:hAnsi="Times New Roman" w:cs="Times New Roman"/>
-              </w:rPr>
-              <w:t xml:space="preserve">Đây là quy trình nghiệp vụ trọng tâm </w:t>
-            </w:r>
-            <w:r>
-              <w:rPr>
-                <w:rFonts w:ascii="Times New Roman" w:hAnsi="Times New Roman" w:cs="Times New Roman"/>
-              </w:rPr>
-              <w:t>bắt</w:t>
-            </w:r>
-            <w:r>
-              <w:rPr>
-                <w:rFonts w:ascii="Times New Roman" w:hAnsi="Times New Roman" w:cs="Times New Roman"/>
-              </w:rPr>
-              <w:t xml:space="preserve"> đầu cho t</w:t>
-            </w:r>
-            <w:r>
-              <w:rPr>
-                <w:rFonts w:ascii="Times New Roman" w:hAnsi="Times New Roman" w:cs="Times New Roman"/>
-              </w:rPr>
-              <w:t>oàn bộ luồng vận hành sửa chữa điều hòa của hệ thống.</w:t>
+              <w:top w:val="single" w:color="000000" w:sz="6" w:space="0"/>
+              <w:left w:val="single" w:color="000000" w:sz="6" w:space="0"/>
+              <w:bottom w:val="single" w:color="000000" w:sz="6" w:space="0"/>
+              <w:right w:val="single" w:color="000000" w:sz="6" w:space="0"/>
+            </w:tcBorders>
+            <w:tcMar>
+              <w:top w:w="60" w:type="dxa"/>
+              <w:left w:w="60" w:type="dxa"/>
+              <w:bottom w:w="60" w:type="dxa"/>
+              <w:right w:w="60" w:type="dxa"/>
+            </w:tcMar>
+          </w:tcPr>
+          <w:p>
+            <w:pPr>
+              <w:rPr>
+                <w:rFonts w:ascii="Times New Roman" w:hAnsi="Times New Roman" w:cs="Times New Roman"/>
+              </w:rPr>
+            </w:pPr>
+            <w:r>
+              <w:rPr>
+                <w:rFonts w:ascii="Times New Roman" w:hAnsi="Times New Roman" w:cs="Times New Roman"/>
+              </w:rPr>
+              <w:t>Đây là quy trình nghiệp vụ trọng tâm bắt đầu cho toàn bộ luồng vận hành sửa chữa điều hòa của hệ thống.</w:t>
             </w:r>
           </w:p>
         </w:tc>
@@ -1825,18 +1938,24 @@
     </w:p>
     <w:tbl>
       <w:tblPr>
+        <w:tblStyle w:val="12"/>
         <w:tblW w:w="9020" w:type="dxa"/>
         <w:tblInd w:w="48" w:type="dxa"/>
         <w:tblBorders>
-          <w:top w:val="single" w:sz="6" w:space="0" w:color="000000"/>
-          <w:left w:val="single" w:sz="6" w:space="0" w:color="000000"/>
-          <w:bottom w:val="single" w:sz="6" w:space="0" w:color="000000"/>
-          <w:right w:val="single" w:sz="6" w:space="0" w:color="000000"/>
-          <w:insideH w:val="single" w:sz="6" w:space="0" w:color="000000"/>
-          <w:insideV w:val="single" w:sz="6" w:space="0" w:color="000000"/>
+          <w:top w:val="single" w:color="000000" w:sz="6" w:space="0"/>
+          <w:left w:val="single" w:color="000000" w:sz="6" w:space="0"/>
+          <w:bottom w:val="single" w:color="000000" w:sz="6" w:space="0"/>
+          <w:right w:val="single" w:color="000000" w:sz="6" w:space="0"/>
+          <w:insideH w:val="single" w:color="000000" w:sz="6" w:space="0"/>
+          <w:insideV w:val="single" w:color="000000" w:sz="6" w:space="0"/>
         </w:tblBorders>
         <w:tblLayout w:type="fixed"/>
-        <w:tblLook w:val="04A0" w:firstRow="1" w:lastRow="0" w:firstColumn="1" w:lastColumn="0" w:noHBand="0" w:noVBand="1"/>
+        <w:tblCellMar>
+          <w:top w:w="0" w:type="dxa"/>
+          <w:left w:w="108" w:type="dxa"/>
+          <w:bottom w:w="0" w:type="dxa"/>
+          <w:right w:w="108" w:type="dxa"/>
+        </w:tblCellMar>
       </w:tblPr>
       <w:tblGrid>
         <w:gridCol w:w="1804"/>
@@ -1845,14 +1964,30 @@
         <w:gridCol w:w="3156"/>
       </w:tblGrid>
       <w:tr>
+        <w:tblPrEx>
+          <w:tblBorders>
+            <w:top w:val="single" w:color="000000" w:sz="6" w:space="0"/>
+            <w:left w:val="single" w:color="000000" w:sz="6" w:space="0"/>
+            <w:bottom w:val="single" w:color="000000" w:sz="6" w:space="0"/>
+            <w:right w:val="single" w:color="000000" w:sz="6" w:space="0"/>
+            <w:insideH w:val="single" w:color="000000" w:sz="6" w:space="0"/>
+            <w:insideV w:val="single" w:color="000000" w:sz="6" w:space="0"/>
+          </w:tblBorders>
+          <w:tblCellMar>
+            <w:top w:w="0" w:type="dxa"/>
+            <w:left w:w="108" w:type="dxa"/>
+            <w:bottom w:w="0" w:type="dxa"/>
+            <w:right w:w="108" w:type="dxa"/>
+          </w:tblCellMar>
+        </w:tblPrEx>
         <w:tc>
           <w:tcPr>
             <w:tcW w:w="1804" w:type="dxa"/>
             <w:tcBorders>
-              <w:top w:val="single" w:sz="6" w:space="0" w:color="000000"/>
-              <w:left w:val="single" w:sz="6" w:space="0" w:color="000000"/>
-              <w:bottom w:val="single" w:sz="6" w:space="0" w:color="000000"/>
-              <w:right w:val="single" w:sz="6" w:space="0" w:color="000000"/>
+              <w:top w:val="single" w:color="000000" w:sz="6" w:space="0"/>
+              <w:left w:val="single" w:color="000000" w:sz="6" w:space="0"/>
+              <w:bottom w:val="single" w:color="000000" w:sz="6" w:space="0"/>
+              <w:right w:val="single" w:color="000000" w:sz="6" w:space="0"/>
             </w:tcBorders>
             <w:shd w:val="clear" w:color="auto" w:fill="8EAADB"/>
             <w:tcMar>
@@ -1861,7 +1996,6 @@
               <w:bottom w:w="60" w:type="dxa"/>
               <w:right w:w="60" w:type="dxa"/>
             </w:tcMar>
-            <w:hideMark/>
           </w:tcPr>
           <w:p>
             <w:pPr>
@@ -1885,10 +2019,10 @@
           <w:tcPr>
             <w:tcW w:w="2256" w:type="dxa"/>
             <w:tcBorders>
-              <w:top w:val="single" w:sz="6" w:space="0" w:color="000000"/>
-              <w:left w:val="single" w:sz="6" w:space="0" w:color="000000"/>
-              <w:bottom w:val="single" w:sz="6" w:space="0" w:color="000000"/>
-              <w:right w:val="single" w:sz="6" w:space="0" w:color="000000"/>
+              <w:top w:val="single" w:color="000000" w:sz="6" w:space="0"/>
+              <w:left w:val="single" w:color="000000" w:sz="6" w:space="0"/>
+              <w:bottom w:val="single" w:color="000000" w:sz="6" w:space="0"/>
+              <w:right w:val="single" w:color="000000" w:sz="6" w:space="0"/>
             </w:tcBorders>
             <w:shd w:val="clear" w:color="auto" w:fill="8EAADB"/>
             <w:tcMar>
@@ -1897,7 +2031,6 @@
               <w:bottom w:w="60" w:type="dxa"/>
               <w:right w:w="60" w:type="dxa"/>
             </w:tcMar>
-            <w:hideMark/>
           </w:tcPr>
           <w:p>
             <w:pPr>
@@ -1921,10 +2054,10 @@
           <w:tcPr>
             <w:tcW w:w="1804" w:type="dxa"/>
             <w:tcBorders>
-              <w:top w:val="single" w:sz="6" w:space="0" w:color="000000"/>
-              <w:left w:val="single" w:sz="6" w:space="0" w:color="000000"/>
-              <w:bottom w:val="single" w:sz="6" w:space="0" w:color="000000"/>
-              <w:right w:val="single" w:sz="6" w:space="0" w:color="000000"/>
+              <w:top w:val="single" w:color="000000" w:sz="6" w:space="0"/>
+              <w:left w:val="single" w:color="000000" w:sz="6" w:space="0"/>
+              <w:bottom w:val="single" w:color="000000" w:sz="6" w:space="0"/>
+              <w:right w:val="single" w:color="000000" w:sz="6" w:space="0"/>
             </w:tcBorders>
             <w:shd w:val="clear" w:color="auto" w:fill="8EAADB"/>
             <w:tcMar>
@@ -1933,7 +2066,6 @@
               <w:bottom w:w="60" w:type="dxa"/>
               <w:right w:w="60" w:type="dxa"/>
             </w:tcMar>
-            <w:hideMark/>
           </w:tcPr>
           <w:p>
             <w:pPr>
@@ -1957,10 +2089,10 @@
           <w:tcPr>
             <w:tcW w:w="3156" w:type="dxa"/>
             <w:tcBorders>
-              <w:top w:val="single" w:sz="6" w:space="0" w:color="000000"/>
-              <w:left w:val="single" w:sz="6" w:space="0" w:color="000000"/>
-              <w:bottom w:val="single" w:sz="6" w:space="0" w:color="000000"/>
-              <w:right w:val="single" w:sz="6" w:space="0" w:color="000000"/>
+              <w:top w:val="single" w:color="000000" w:sz="6" w:space="0"/>
+              <w:left w:val="single" w:color="000000" w:sz="6" w:space="0"/>
+              <w:bottom w:val="single" w:color="000000" w:sz="6" w:space="0"/>
+              <w:right w:val="single" w:color="000000" w:sz="6" w:space="0"/>
             </w:tcBorders>
             <w:shd w:val="clear" w:color="auto" w:fill="8EAADB"/>
             <w:tcMar>
@@ -1969,7 +2101,6 @@
               <w:bottom w:w="60" w:type="dxa"/>
               <w:right w:w="60" w:type="dxa"/>
             </w:tcMar>
-            <w:hideMark/>
           </w:tcPr>
           <w:p>
             <w:pPr>
@@ -1991,25 +2122,40 @@
         </w:tc>
       </w:tr>
       <w:tr>
+        <w:tblPrEx>
+          <w:tblBorders>
+            <w:top w:val="single" w:color="000000" w:sz="6" w:space="0"/>
+            <w:left w:val="single" w:color="000000" w:sz="6" w:space="0"/>
+            <w:bottom w:val="single" w:color="000000" w:sz="6" w:space="0"/>
+            <w:right w:val="single" w:color="000000" w:sz="6" w:space="0"/>
+            <w:insideH w:val="single" w:color="000000" w:sz="6" w:space="0"/>
+            <w:insideV w:val="single" w:color="000000" w:sz="6" w:space="0"/>
+          </w:tblBorders>
+          <w:tblCellMar>
+            <w:top w:w="0" w:type="dxa"/>
+            <w:left w:w="108" w:type="dxa"/>
+            <w:bottom w:w="0" w:type="dxa"/>
+            <w:right w:w="108" w:type="dxa"/>
+          </w:tblCellMar>
+        </w:tblPrEx>
         <w:trPr>
-          <w:trHeight w:val="1248"/>
+          <w:trHeight w:val="1248" w:hRule="atLeast"/>
         </w:trPr>
         <w:tc>
           <w:tcPr>
             <w:tcW w:w="1804" w:type="dxa"/>
             <w:tcBorders>
-              <w:top w:val="single" w:sz="6" w:space="0" w:color="000000"/>
-              <w:left w:val="single" w:sz="6" w:space="0" w:color="000000"/>
-              <w:bottom w:val="single" w:sz="6" w:space="0" w:color="000000"/>
-              <w:right w:val="single" w:sz="6" w:space="0" w:color="000000"/>
-            </w:tcBorders>
-            <w:tcMar>
-              <w:top w:w="60" w:type="dxa"/>
-              <w:left w:w="60" w:type="dxa"/>
-              <w:bottom w:w="60" w:type="dxa"/>
-              <w:right w:w="60" w:type="dxa"/>
-            </w:tcMar>
-            <w:hideMark/>
+              <w:top w:val="single" w:color="000000" w:sz="6" w:space="0"/>
+              <w:left w:val="single" w:color="000000" w:sz="6" w:space="0"/>
+              <w:bottom w:val="single" w:color="000000" w:sz="6" w:space="0"/>
+              <w:right w:val="single" w:color="000000" w:sz="6" w:space="0"/>
+            </w:tcBorders>
+            <w:tcMar>
+              <w:top w:w="60" w:type="dxa"/>
+              <w:left w:w="60" w:type="dxa"/>
+              <w:bottom w:w="60" w:type="dxa"/>
+              <w:right w:w="60" w:type="dxa"/>
+            </w:tcMar>
           </w:tcPr>
           <w:p>
             <w:pPr>
@@ -2029,10 +2175,10 @@
           <w:tcPr>
             <w:tcW w:w="2256" w:type="dxa"/>
             <w:tcBorders>
-              <w:top w:val="single" w:sz="6" w:space="0" w:color="000000"/>
-              <w:left w:val="single" w:sz="6" w:space="0" w:color="000000"/>
-              <w:bottom w:val="single" w:sz="6" w:space="0" w:color="000000"/>
-              <w:right w:val="single" w:sz="6" w:space="0" w:color="000000"/>
+              <w:top w:val="single" w:color="000000" w:sz="6" w:space="0"/>
+              <w:left w:val="single" w:color="000000" w:sz="6" w:space="0"/>
+              <w:bottom w:val="single" w:color="000000" w:sz="6" w:space="0"/>
+              <w:right w:val="single" w:color="000000" w:sz="6" w:space="0"/>
             </w:tcBorders>
             <w:tcMar>
               <w:top w:w="60" w:type="dxa"/>
@@ -2059,10 +2205,10 @@
           <w:tcPr>
             <w:tcW w:w="1804" w:type="dxa"/>
             <w:tcBorders>
-              <w:top w:val="single" w:sz="6" w:space="0" w:color="000000"/>
-              <w:left w:val="single" w:sz="6" w:space="0" w:color="000000"/>
-              <w:bottom w:val="single" w:sz="6" w:space="0" w:color="000000"/>
-              <w:right w:val="single" w:sz="6" w:space="0" w:color="000000"/>
+              <w:top w:val="single" w:color="000000" w:sz="6" w:space="0"/>
+              <w:left w:val="single" w:color="000000" w:sz="6" w:space="0"/>
+              <w:bottom w:val="single" w:color="000000" w:sz="6" w:space="0"/>
+              <w:right w:val="single" w:color="000000" w:sz="6" w:space="0"/>
             </w:tcBorders>
             <w:tcMar>
               <w:top w:w="60" w:type="dxa"/>
@@ -2089,41 +2235,29 @@
           <w:tcPr>
             <w:tcW w:w="3156" w:type="dxa"/>
             <w:tcBorders>
-              <w:top w:val="single" w:sz="6" w:space="0" w:color="000000"/>
-              <w:left w:val="single" w:sz="6" w:space="0" w:color="000000"/>
-              <w:bottom w:val="single" w:sz="6" w:space="0" w:color="000000"/>
-              <w:right w:val="single" w:sz="6" w:space="0" w:color="000000"/>
-            </w:tcBorders>
-            <w:tcMar>
-              <w:top w:w="60" w:type="dxa"/>
-              <w:left w:w="60" w:type="dxa"/>
-              <w:bottom w:w="60" w:type="dxa"/>
-              <w:right w:w="60" w:type="dxa"/>
-            </w:tcMar>
-          </w:tcPr>
-          <w:p>
-            <w:pPr>
-              <w:rPr>
-                <w:rFonts w:ascii="Times New Roman" w:hAnsi="Times New Roman" w:cs="Times New Roman"/>
-              </w:rPr>
-            </w:pPr>
-            <w:r>
-              <w:rPr>
-                <w:rFonts w:ascii="Times New Roman" w:hAnsi="Times New Roman" w:cs="Times New Roman"/>
-              </w:rPr>
-              <w:t xml:space="preserve">Hệ thống chuyển trạng thái phiếu </w:t>
-            </w:r>
-            <w:r>
-              <w:rPr>
-                <w:rFonts w:ascii="Times New Roman" w:hAnsi="Times New Roman" w:cs="Times New Roman"/>
-              </w:rPr>
-              <w:t>sang” Đang</w:t>
-            </w:r>
-            <w:r>
-              <w:rPr>
-                <w:rFonts w:ascii="Times New Roman" w:hAnsi="Times New Roman" w:cs="Times New Roman"/>
-              </w:rPr>
-              <w:t xml:space="preserve"> thực hiện” và hiển thị thông tin chi tiết</w:t>
+              <w:top w:val="single" w:color="000000" w:sz="6" w:space="0"/>
+              <w:left w:val="single" w:color="000000" w:sz="6" w:space="0"/>
+              <w:bottom w:val="single" w:color="000000" w:sz="6" w:space="0"/>
+              <w:right w:val="single" w:color="000000" w:sz="6" w:space="0"/>
+            </w:tcBorders>
+            <w:tcMar>
+              <w:top w:w="60" w:type="dxa"/>
+              <w:left w:w="60" w:type="dxa"/>
+              <w:bottom w:w="60" w:type="dxa"/>
+              <w:right w:w="60" w:type="dxa"/>
+            </w:tcMar>
+          </w:tcPr>
+          <w:p>
+            <w:pPr>
+              <w:rPr>
+                <w:rFonts w:ascii="Times New Roman" w:hAnsi="Times New Roman" w:cs="Times New Roman"/>
+              </w:rPr>
+            </w:pPr>
+            <w:r>
+              <w:rPr>
+                <w:rFonts w:ascii="Times New Roman" w:hAnsi="Times New Roman" w:cs="Times New Roman"/>
+              </w:rPr>
+              <w:t>Hệ thống chuyển trạng thái phiếu sang” Đang thực hiện” và hiển thị thông tin chi tiết</w:t>
             </w:r>
           </w:p>
         </w:tc>
@@ -2144,32 +2278,54 @@
     </w:p>
     <w:tbl>
       <w:tblPr>
+        <w:tblStyle w:val="12"/>
         <w:tblW w:w="9020" w:type="dxa"/>
         <w:tblInd w:w="48" w:type="dxa"/>
         <w:tblBorders>
-          <w:top w:val="single" w:sz="6" w:space="0" w:color="000000"/>
-          <w:left w:val="single" w:sz="6" w:space="0" w:color="000000"/>
-          <w:bottom w:val="single" w:sz="6" w:space="0" w:color="000000"/>
-          <w:right w:val="single" w:sz="6" w:space="0" w:color="000000"/>
-          <w:insideH w:val="single" w:sz="6" w:space="0" w:color="000000"/>
-          <w:insideV w:val="single" w:sz="6" w:space="0" w:color="000000"/>
+          <w:top w:val="single" w:color="000000" w:sz="6" w:space="0"/>
+          <w:left w:val="single" w:color="000000" w:sz="6" w:space="0"/>
+          <w:bottom w:val="single" w:color="000000" w:sz="6" w:space="0"/>
+          <w:right w:val="single" w:color="000000" w:sz="6" w:space="0"/>
+          <w:insideH w:val="single" w:color="000000" w:sz="6" w:space="0"/>
+          <w:insideV w:val="single" w:color="000000" w:sz="6" w:space="0"/>
         </w:tblBorders>
         <w:tblLayout w:type="fixed"/>
-        <w:tblLook w:val="04A0" w:firstRow="1" w:lastRow="0" w:firstColumn="1" w:lastColumn="0" w:noHBand="0" w:noVBand="1"/>
+        <w:tblCellMar>
+          <w:top w:w="0" w:type="dxa"/>
+          <w:left w:w="108" w:type="dxa"/>
+          <w:bottom w:w="0" w:type="dxa"/>
+          <w:right w:w="108" w:type="dxa"/>
+        </w:tblCellMar>
       </w:tblPr>
       <w:tblGrid>
         <w:gridCol w:w="2706"/>
         <w:gridCol w:w="6314"/>
       </w:tblGrid>
       <w:tr>
+        <w:tblPrEx>
+          <w:tblBorders>
+            <w:top w:val="single" w:color="000000" w:sz="6" w:space="0"/>
+            <w:left w:val="single" w:color="000000" w:sz="6" w:space="0"/>
+            <w:bottom w:val="single" w:color="000000" w:sz="6" w:space="0"/>
+            <w:right w:val="single" w:color="000000" w:sz="6" w:space="0"/>
+            <w:insideH w:val="single" w:color="000000" w:sz="6" w:space="0"/>
+            <w:insideV w:val="single" w:color="000000" w:sz="6" w:space="0"/>
+          </w:tblBorders>
+          <w:tblCellMar>
+            <w:top w:w="0" w:type="dxa"/>
+            <w:left w:w="108" w:type="dxa"/>
+            <w:bottom w:w="0" w:type="dxa"/>
+            <w:right w:w="108" w:type="dxa"/>
+          </w:tblCellMar>
+        </w:tblPrEx>
         <w:tc>
           <w:tcPr>
             <w:tcW w:w="2706" w:type="dxa"/>
             <w:tcBorders>
-              <w:top w:val="single" w:sz="6" w:space="0" w:color="000000"/>
-              <w:left w:val="single" w:sz="6" w:space="0" w:color="000000"/>
-              <w:bottom w:val="single" w:sz="6" w:space="0" w:color="000000"/>
-              <w:right w:val="single" w:sz="6" w:space="0" w:color="000000"/>
+              <w:top w:val="single" w:color="000000" w:sz="6" w:space="0"/>
+              <w:left w:val="single" w:color="000000" w:sz="6" w:space="0"/>
+              <w:bottom w:val="single" w:color="000000" w:sz="6" w:space="0"/>
+              <w:right w:val="single" w:color="000000" w:sz="6" w:space="0"/>
             </w:tcBorders>
             <w:shd w:val="clear" w:color="auto" w:fill="8EAADB"/>
             <w:tcMar>
@@ -2178,7 +2334,6 @@
               <w:bottom w:w="60" w:type="dxa"/>
               <w:right w:w="60" w:type="dxa"/>
             </w:tcMar>
-            <w:hideMark/>
           </w:tcPr>
           <w:p>
             <w:pPr>
@@ -2202,10 +2357,10 @@
           <w:tcPr>
             <w:tcW w:w="6314" w:type="dxa"/>
             <w:tcBorders>
-              <w:top w:val="single" w:sz="6" w:space="0" w:color="000000"/>
-              <w:left w:val="single" w:sz="6" w:space="0" w:color="000000"/>
-              <w:bottom w:val="single" w:sz="6" w:space="0" w:color="000000"/>
-              <w:right w:val="single" w:sz="6" w:space="0" w:color="000000"/>
+              <w:top w:val="single" w:color="000000" w:sz="6" w:space="0"/>
+              <w:left w:val="single" w:color="000000" w:sz="6" w:space="0"/>
+              <w:bottom w:val="single" w:color="000000" w:sz="6" w:space="0"/>
+              <w:right w:val="single" w:color="000000" w:sz="6" w:space="0"/>
             </w:tcBorders>
             <w:shd w:val="clear" w:color="auto" w:fill="8EAADB"/>
             <w:tcMar>
@@ -2214,7 +2369,6 @@
               <w:bottom w:w="60" w:type="dxa"/>
               <w:right w:w="60" w:type="dxa"/>
             </w:tcMar>
-            <w:hideMark/>
           </w:tcPr>
           <w:p>
             <w:pPr>
@@ -2236,25 +2390,40 @@
         </w:tc>
       </w:tr>
       <w:tr>
+        <w:tblPrEx>
+          <w:tblBorders>
+            <w:top w:val="single" w:color="000000" w:sz="6" w:space="0"/>
+            <w:left w:val="single" w:color="000000" w:sz="6" w:space="0"/>
+            <w:bottom w:val="single" w:color="000000" w:sz="6" w:space="0"/>
+            <w:right w:val="single" w:color="000000" w:sz="6" w:space="0"/>
+            <w:insideH w:val="single" w:color="000000" w:sz="6" w:space="0"/>
+            <w:insideV w:val="single" w:color="000000" w:sz="6" w:space="0"/>
+          </w:tblBorders>
+          <w:tblCellMar>
+            <w:top w:w="0" w:type="dxa"/>
+            <w:left w:w="108" w:type="dxa"/>
+            <w:bottom w:w="0" w:type="dxa"/>
+            <w:right w:w="108" w:type="dxa"/>
+          </w:tblCellMar>
+        </w:tblPrEx>
         <w:trPr>
-          <w:trHeight w:val="1020"/>
+          <w:trHeight w:val="1020" w:hRule="atLeast"/>
         </w:trPr>
         <w:tc>
           <w:tcPr>
             <w:tcW w:w="2706" w:type="dxa"/>
             <w:tcBorders>
-              <w:top w:val="single" w:sz="6" w:space="0" w:color="000000"/>
-              <w:left w:val="single" w:sz="6" w:space="0" w:color="000000"/>
-              <w:bottom w:val="single" w:sz="6" w:space="0" w:color="000000"/>
-              <w:right w:val="single" w:sz="6" w:space="0" w:color="000000"/>
-            </w:tcBorders>
-            <w:tcMar>
-              <w:top w:w="60" w:type="dxa"/>
-              <w:left w:w="60" w:type="dxa"/>
-              <w:bottom w:w="60" w:type="dxa"/>
-              <w:right w:w="60" w:type="dxa"/>
-            </w:tcMar>
-            <w:hideMark/>
+              <w:top w:val="single" w:color="000000" w:sz="6" w:space="0"/>
+              <w:left w:val="single" w:color="000000" w:sz="6" w:space="0"/>
+              <w:bottom w:val="single" w:color="000000" w:sz="6" w:space="0"/>
+              <w:right w:val="single" w:color="000000" w:sz="6" w:space="0"/>
+            </w:tcBorders>
+            <w:tcMar>
+              <w:top w:w="60" w:type="dxa"/>
+              <w:left w:w="60" w:type="dxa"/>
+              <w:bottom w:w="60" w:type="dxa"/>
+              <w:right w:w="60" w:type="dxa"/>
+            </w:tcMar>
           </w:tcPr>
           <w:p>
             <w:pPr>
@@ -2280,35 +2449,29 @@
           <w:tcPr>
             <w:tcW w:w="6314" w:type="dxa"/>
             <w:tcBorders>
-              <w:top w:val="single" w:sz="6" w:space="0" w:color="000000"/>
-              <w:left w:val="single" w:sz="6" w:space="0" w:color="000000"/>
-              <w:bottom w:val="single" w:sz="6" w:space="0" w:color="000000"/>
-              <w:right w:val="single" w:sz="6" w:space="0" w:color="000000"/>
-            </w:tcBorders>
-            <w:tcMar>
-              <w:top w:w="60" w:type="dxa"/>
-              <w:left w:w="60" w:type="dxa"/>
-              <w:bottom w:w="60" w:type="dxa"/>
-              <w:right w:w="60" w:type="dxa"/>
-            </w:tcMar>
-          </w:tcPr>
-          <w:p>
-            <w:pPr>
-              <w:rPr>
-                <w:rFonts w:ascii="Times New Roman" w:hAnsi="Times New Roman" w:cs="Times New Roman"/>
-              </w:rPr>
-            </w:pPr>
-            <w:r>
-              <w:rPr>
-                <w:rFonts w:ascii="Times New Roman" w:hAnsi="Times New Roman" w:cs="Times New Roman"/>
-              </w:rPr>
-              <w:t>Hệ thống thông báo lỗi quyền truy cập và từ chối cập nhật trạng thái</w:t>
-            </w:r>
-            <w:r>
-              <w:rPr>
-                <w:rFonts w:ascii="Times New Roman" w:hAnsi="Times New Roman" w:cs="Times New Roman"/>
-              </w:rPr>
-              <w:t>.</w:t>
+              <w:top w:val="single" w:color="000000" w:sz="6" w:space="0"/>
+              <w:left w:val="single" w:color="000000" w:sz="6" w:space="0"/>
+              <w:bottom w:val="single" w:color="000000" w:sz="6" w:space="0"/>
+              <w:right w:val="single" w:color="000000" w:sz="6" w:space="0"/>
+            </w:tcBorders>
+            <w:tcMar>
+              <w:top w:w="60" w:type="dxa"/>
+              <w:left w:w="60" w:type="dxa"/>
+              <w:bottom w:w="60" w:type="dxa"/>
+              <w:right w:w="60" w:type="dxa"/>
+            </w:tcMar>
+          </w:tcPr>
+          <w:p>
+            <w:pPr>
+              <w:rPr>
+                <w:rFonts w:ascii="Times New Roman" w:hAnsi="Times New Roman" w:cs="Times New Roman"/>
+              </w:rPr>
+            </w:pPr>
+            <w:r>
+              <w:rPr>
+                <w:rFonts w:ascii="Times New Roman" w:hAnsi="Times New Roman" w:cs="Times New Roman"/>
+              </w:rPr>
+              <w:t>Hệ thống thông báo lỗi quyền truy cập và từ chối cập nhật trạng thái.</w:t>
             </w:r>
           </w:p>
         </w:tc>
@@ -2346,18 +2509,24 @@
     </w:p>
     <w:tbl>
       <w:tblPr>
+        <w:tblStyle w:val="12"/>
         <w:tblW w:w="9024" w:type="dxa"/>
         <w:tblInd w:w="48" w:type="dxa"/>
         <w:tblBorders>
-          <w:top w:val="single" w:sz="6" w:space="0" w:color="000000"/>
-          <w:left w:val="single" w:sz="6" w:space="0" w:color="000000"/>
-          <w:bottom w:val="single" w:sz="6" w:space="0" w:color="000000"/>
-          <w:right w:val="single" w:sz="6" w:space="0" w:color="000000"/>
-          <w:insideH w:val="single" w:sz="6" w:space="0" w:color="000000"/>
-          <w:insideV w:val="single" w:sz="6" w:space="0" w:color="000000"/>
+          <w:top w:val="single" w:color="000000" w:sz="6" w:space="0"/>
+          <w:left w:val="single" w:color="000000" w:sz="6" w:space="0"/>
+          <w:bottom w:val="single" w:color="000000" w:sz="6" w:space="0"/>
+          <w:right w:val="single" w:color="000000" w:sz="6" w:space="0"/>
+          <w:insideH w:val="single" w:color="000000" w:sz="6" w:space="0"/>
+          <w:insideV w:val="single" w:color="000000" w:sz="6" w:space="0"/>
         </w:tblBorders>
         <w:tblLayout w:type="fixed"/>
-        <w:tblLook w:val="04A0" w:firstRow="1" w:lastRow="0" w:firstColumn="1" w:lastColumn="0" w:noHBand="0" w:noVBand="1"/>
+        <w:tblCellMar>
+          <w:top w:w="0" w:type="dxa"/>
+          <w:left w:w="108" w:type="dxa"/>
+          <w:bottom w:w="0" w:type="dxa"/>
+          <w:right w:w="108" w:type="dxa"/>
+        </w:tblCellMar>
       </w:tblPr>
       <w:tblGrid>
         <w:gridCol w:w="2256"/>
@@ -2366,14 +2535,30 @@
         <w:gridCol w:w="2256"/>
       </w:tblGrid>
       <w:tr>
+        <w:tblPrEx>
+          <w:tblBorders>
+            <w:top w:val="single" w:color="000000" w:sz="6" w:space="0"/>
+            <w:left w:val="single" w:color="000000" w:sz="6" w:space="0"/>
+            <w:bottom w:val="single" w:color="000000" w:sz="6" w:space="0"/>
+            <w:right w:val="single" w:color="000000" w:sz="6" w:space="0"/>
+            <w:insideH w:val="single" w:color="000000" w:sz="6" w:space="0"/>
+            <w:insideV w:val="single" w:color="000000" w:sz="6" w:space="0"/>
+          </w:tblBorders>
+          <w:tblCellMar>
+            <w:top w:w="0" w:type="dxa"/>
+            <w:left w:w="108" w:type="dxa"/>
+            <w:bottom w:w="0" w:type="dxa"/>
+            <w:right w:w="108" w:type="dxa"/>
+          </w:tblCellMar>
+        </w:tblPrEx>
         <w:tc>
           <w:tcPr>
             <w:tcW w:w="2256" w:type="dxa"/>
             <w:tcBorders>
-              <w:top w:val="single" w:sz="6" w:space="0" w:color="000000"/>
-              <w:left w:val="single" w:sz="6" w:space="0" w:color="000000"/>
-              <w:bottom w:val="single" w:sz="6" w:space="0" w:color="000000"/>
-              <w:right w:val="single" w:sz="6" w:space="0" w:color="000000"/>
+              <w:top w:val="single" w:color="000000" w:sz="6" w:space="0"/>
+              <w:left w:val="single" w:color="000000" w:sz="6" w:space="0"/>
+              <w:bottom w:val="single" w:color="000000" w:sz="6" w:space="0"/>
+              <w:right w:val="single" w:color="000000" w:sz="6" w:space="0"/>
             </w:tcBorders>
             <w:shd w:val="clear" w:color="auto" w:fill="8EAADB"/>
             <w:tcMar>
@@ -2382,7 +2567,6 @@
               <w:bottom w:w="60" w:type="dxa"/>
               <w:right w:w="60" w:type="dxa"/>
             </w:tcMar>
-            <w:hideMark/>
           </w:tcPr>
           <w:p>
             <w:pPr>
@@ -2406,10 +2590,10 @@
           <w:tcPr>
             <w:tcW w:w="2256" w:type="dxa"/>
             <w:tcBorders>
-              <w:top w:val="single" w:sz="6" w:space="0" w:color="000000"/>
-              <w:left w:val="single" w:sz="6" w:space="0" w:color="000000"/>
-              <w:bottom w:val="single" w:sz="6" w:space="0" w:color="000000"/>
-              <w:right w:val="single" w:sz="6" w:space="0" w:color="000000"/>
+              <w:top w:val="single" w:color="000000" w:sz="6" w:space="0"/>
+              <w:left w:val="single" w:color="000000" w:sz="6" w:space="0"/>
+              <w:bottom w:val="single" w:color="000000" w:sz="6" w:space="0"/>
+              <w:right w:val="single" w:color="000000" w:sz="6" w:space="0"/>
             </w:tcBorders>
             <w:shd w:val="clear" w:color="auto" w:fill="8EAADB"/>
             <w:tcMar>
@@ -2418,7 +2602,6 @@
               <w:bottom w:w="60" w:type="dxa"/>
               <w:right w:w="60" w:type="dxa"/>
             </w:tcMar>
-            <w:hideMark/>
           </w:tcPr>
           <w:p>
             <w:pPr>
@@ -2442,10 +2625,10 @@
           <w:tcPr>
             <w:tcW w:w="2256" w:type="dxa"/>
             <w:tcBorders>
-              <w:top w:val="single" w:sz="6" w:space="0" w:color="000000"/>
-              <w:left w:val="single" w:sz="6" w:space="0" w:color="000000"/>
-              <w:bottom w:val="single" w:sz="6" w:space="0" w:color="000000"/>
-              <w:right w:val="single" w:sz="6" w:space="0" w:color="000000"/>
+              <w:top w:val="single" w:color="000000" w:sz="6" w:space="0"/>
+              <w:left w:val="single" w:color="000000" w:sz="6" w:space="0"/>
+              <w:bottom w:val="single" w:color="000000" w:sz="6" w:space="0"/>
+              <w:right w:val="single" w:color="000000" w:sz="6" w:space="0"/>
             </w:tcBorders>
             <w:shd w:val="clear" w:color="auto" w:fill="8EAADB"/>
             <w:tcMar>
@@ -2454,7 +2637,6 @@
               <w:bottom w:w="60" w:type="dxa"/>
               <w:right w:w="60" w:type="dxa"/>
             </w:tcMar>
-            <w:hideMark/>
           </w:tcPr>
           <w:p>
             <w:pPr>
@@ -2478,10 +2660,10 @@
           <w:tcPr>
             <w:tcW w:w="2256" w:type="dxa"/>
             <w:tcBorders>
-              <w:top w:val="single" w:sz="6" w:space="0" w:color="000000"/>
-              <w:left w:val="single" w:sz="6" w:space="0" w:color="000000"/>
-              <w:bottom w:val="single" w:sz="6" w:space="0" w:color="000000"/>
-              <w:right w:val="single" w:sz="6" w:space="0" w:color="000000"/>
+              <w:top w:val="single" w:color="000000" w:sz="6" w:space="0"/>
+              <w:left w:val="single" w:color="000000" w:sz="6" w:space="0"/>
+              <w:bottom w:val="single" w:color="000000" w:sz="6" w:space="0"/>
+              <w:right w:val="single" w:color="000000" w:sz="6" w:space="0"/>
             </w:tcBorders>
             <w:shd w:val="clear" w:color="auto" w:fill="8EAADB"/>
             <w:tcMar>
@@ -2490,7 +2672,6 @@
               <w:bottom w:w="60" w:type="dxa"/>
               <w:right w:w="60" w:type="dxa"/>
             </w:tcMar>
-            <w:hideMark/>
           </w:tcPr>
           <w:p>
             <w:pPr>
@@ -2512,17 +2693,33 @@
         </w:tc>
       </w:tr>
       <w:tr>
+        <w:tblPrEx>
+          <w:tblBorders>
+            <w:top w:val="single" w:color="000000" w:sz="6" w:space="0"/>
+            <w:left w:val="single" w:color="000000" w:sz="6" w:space="0"/>
+            <w:bottom w:val="single" w:color="000000" w:sz="6" w:space="0"/>
+            <w:right w:val="single" w:color="000000" w:sz="6" w:space="0"/>
+            <w:insideH w:val="single" w:color="000000" w:sz="6" w:space="0"/>
+            <w:insideV w:val="single" w:color="000000" w:sz="6" w:space="0"/>
+          </w:tblBorders>
+          <w:tblCellMar>
+            <w:top w:w="0" w:type="dxa"/>
+            <w:left w:w="108" w:type="dxa"/>
+            <w:bottom w:w="0" w:type="dxa"/>
+            <w:right w:w="108" w:type="dxa"/>
+          </w:tblCellMar>
+        </w:tblPrEx>
         <w:trPr>
-          <w:trHeight w:val="510"/>
+          <w:trHeight w:val="510" w:hRule="atLeast"/>
         </w:trPr>
         <w:tc>
           <w:tcPr>
             <w:tcW w:w="2256" w:type="dxa"/>
             <w:tcBorders>
-              <w:top w:val="single" w:sz="6" w:space="0" w:color="000000"/>
-              <w:left w:val="single" w:sz="6" w:space="0" w:color="000000"/>
-              <w:bottom w:val="single" w:sz="6" w:space="0" w:color="000000"/>
-              <w:right w:val="single" w:sz="6" w:space="0" w:color="000000"/>
+              <w:top w:val="single" w:color="000000" w:sz="6" w:space="0"/>
+              <w:left w:val="single" w:color="000000" w:sz="6" w:space="0"/>
+              <w:bottom w:val="single" w:color="000000" w:sz="6" w:space="0"/>
+              <w:right w:val="single" w:color="000000" w:sz="6" w:space="0"/>
             </w:tcBorders>
             <w:tcMar>
               <w:top w:w="60" w:type="dxa"/>
@@ -2549,10 +2746,10 @@
           <w:tcPr>
             <w:tcW w:w="2256" w:type="dxa"/>
             <w:tcBorders>
-              <w:top w:val="single" w:sz="6" w:space="0" w:color="000000"/>
-              <w:left w:val="single" w:sz="6" w:space="0" w:color="000000"/>
-              <w:bottom w:val="single" w:sz="6" w:space="0" w:color="000000"/>
-              <w:right w:val="single" w:sz="6" w:space="0" w:color="000000"/>
+              <w:top w:val="single" w:color="000000" w:sz="6" w:space="0"/>
+              <w:left w:val="single" w:color="000000" w:sz="6" w:space="0"/>
+              <w:bottom w:val="single" w:color="000000" w:sz="6" w:space="0"/>
+              <w:right w:val="single" w:color="000000" w:sz="6" w:space="0"/>
             </w:tcBorders>
             <w:tcMar>
               <w:top w:w="60" w:type="dxa"/>
@@ -2579,10 +2776,10 @@
           <w:tcPr>
             <w:tcW w:w="2256" w:type="dxa"/>
             <w:tcBorders>
-              <w:top w:val="single" w:sz="6" w:space="0" w:color="000000"/>
-              <w:left w:val="single" w:sz="6" w:space="0" w:color="000000"/>
-              <w:bottom w:val="single" w:sz="6" w:space="0" w:color="000000"/>
-              <w:right w:val="single" w:sz="6" w:space="0" w:color="000000"/>
+              <w:top w:val="single" w:color="000000" w:sz="6" w:space="0"/>
+              <w:left w:val="single" w:color="000000" w:sz="6" w:space="0"/>
+              <w:bottom w:val="single" w:color="000000" w:sz="6" w:space="0"/>
+              <w:right w:val="single" w:color="000000" w:sz="6" w:space="0"/>
             </w:tcBorders>
             <w:tcMar>
               <w:top w:w="60" w:type="dxa"/>
@@ -2609,10 +2806,10 @@
           <w:tcPr>
             <w:tcW w:w="2256" w:type="dxa"/>
             <w:tcBorders>
-              <w:top w:val="single" w:sz="6" w:space="0" w:color="000000"/>
-              <w:left w:val="single" w:sz="6" w:space="0" w:color="000000"/>
-              <w:bottom w:val="single" w:sz="6" w:space="0" w:color="000000"/>
-              <w:right w:val="single" w:sz="6" w:space="0" w:color="000000"/>
+              <w:top w:val="single" w:color="000000" w:sz="6" w:space="0"/>
+              <w:left w:val="single" w:color="000000" w:sz="6" w:space="0"/>
+              <w:bottom w:val="single" w:color="000000" w:sz="6" w:space="0"/>
+              <w:right w:val="single" w:color="000000" w:sz="6" w:space="0"/>
             </w:tcBorders>
             <w:tcMar>
               <w:top w:w="60" w:type="dxa"/>
@@ -2647,37 +2844,58 @@
         <w:rPr>
           <w:rFonts w:ascii="Times New Roman" w:hAnsi="Times New Roman" w:cs="Times New Roman"/>
         </w:rPr>
-        <w:lastRenderedPageBreak/>
         <w:t xml:space="preserve"> </w:t>
       </w:r>
     </w:p>
     <w:tbl>
       <w:tblPr>
+        <w:tblStyle w:val="12"/>
         <w:tblW w:w="9020" w:type="dxa"/>
         <w:tblInd w:w="48" w:type="dxa"/>
         <w:tblBorders>
-          <w:top w:val="single" w:sz="6" w:space="0" w:color="000000"/>
-          <w:left w:val="single" w:sz="6" w:space="0" w:color="000000"/>
-          <w:bottom w:val="single" w:sz="6" w:space="0" w:color="000000"/>
-          <w:right w:val="single" w:sz="6" w:space="0" w:color="000000"/>
-          <w:insideH w:val="single" w:sz="6" w:space="0" w:color="000000"/>
-          <w:insideV w:val="single" w:sz="6" w:space="0" w:color="000000"/>
+          <w:top w:val="single" w:color="000000" w:sz="6" w:space="0"/>
+          <w:left w:val="single" w:color="000000" w:sz="6" w:space="0"/>
+          <w:bottom w:val="single" w:color="000000" w:sz="6" w:space="0"/>
+          <w:right w:val="single" w:color="000000" w:sz="6" w:space="0"/>
+          <w:insideH w:val="single" w:color="000000" w:sz="6" w:space="0"/>
+          <w:insideV w:val="single" w:color="000000" w:sz="6" w:space="0"/>
         </w:tblBorders>
         <w:tblLayout w:type="fixed"/>
-        <w:tblLook w:val="04A0" w:firstRow="1" w:lastRow="0" w:firstColumn="1" w:lastColumn="0" w:noHBand="0" w:noVBand="1"/>
+        <w:tblCellMar>
+          <w:top w:w="0" w:type="dxa"/>
+          <w:left w:w="108" w:type="dxa"/>
+          <w:bottom w:w="0" w:type="dxa"/>
+          <w:right w:w="108" w:type="dxa"/>
+        </w:tblCellMar>
       </w:tblPr>
       <w:tblGrid>
         <w:gridCol w:w="9020"/>
       </w:tblGrid>
       <w:tr>
+        <w:tblPrEx>
+          <w:tblBorders>
+            <w:top w:val="single" w:color="000000" w:sz="6" w:space="0"/>
+            <w:left w:val="single" w:color="000000" w:sz="6" w:space="0"/>
+            <w:bottom w:val="single" w:color="000000" w:sz="6" w:space="0"/>
+            <w:right w:val="single" w:color="000000" w:sz="6" w:space="0"/>
+            <w:insideH w:val="single" w:color="000000" w:sz="6" w:space="0"/>
+            <w:insideV w:val="single" w:color="000000" w:sz="6" w:space="0"/>
+          </w:tblBorders>
+          <w:tblCellMar>
+            <w:top w:w="0" w:type="dxa"/>
+            <w:left w:w="108" w:type="dxa"/>
+            <w:bottom w:w="0" w:type="dxa"/>
+            <w:right w:w="108" w:type="dxa"/>
+          </w:tblCellMar>
+        </w:tblPrEx>
         <w:tc>
           <w:tcPr>
             <w:tcW w:w="9020" w:type="dxa"/>
             <w:tcBorders>
-              <w:top w:val="single" w:sz="6" w:space="0" w:color="000000"/>
-              <w:left w:val="single" w:sz="6" w:space="0" w:color="000000"/>
-              <w:bottom w:val="single" w:sz="6" w:space="0" w:color="000000"/>
-              <w:right w:val="single" w:sz="6" w:space="0" w:color="000000"/>
+              <w:top w:val="single" w:color="000000" w:sz="6" w:space="0"/>
+              <w:left w:val="single" w:color="000000" w:sz="6" w:space="0"/>
+              <w:bottom w:val="single" w:color="000000" w:sz="6" w:space="0"/>
+              <w:right w:val="single" w:color="000000" w:sz="6" w:space="0"/>
             </w:tcBorders>
             <w:shd w:val="clear" w:color="auto" w:fill="8EAADB"/>
             <w:tcMar>
@@ -2686,7 +2904,6 @@
               <w:bottom w:w="60" w:type="dxa"/>
               <w:right w:w="60" w:type="dxa"/>
             </w:tcMar>
-            <w:hideMark/>
           </w:tcPr>
           <w:p>
             <w:pPr>
@@ -2708,54 +2925,52 @@
         </w:tc>
       </w:tr>
       <w:tr>
+        <w:tblPrEx>
+          <w:tblBorders>
+            <w:top w:val="single" w:color="000000" w:sz="6" w:space="0"/>
+            <w:left w:val="single" w:color="000000" w:sz="6" w:space="0"/>
+            <w:bottom w:val="single" w:color="000000" w:sz="6" w:space="0"/>
+            <w:right w:val="single" w:color="000000" w:sz="6" w:space="0"/>
+            <w:insideH w:val="single" w:color="000000" w:sz="6" w:space="0"/>
+            <w:insideV w:val="single" w:color="000000" w:sz="6" w:space="0"/>
+          </w:tblBorders>
+          <w:tblCellMar>
+            <w:top w:w="0" w:type="dxa"/>
+            <w:left w:w="108" w:type="dxa"/>
+            <w:bottom w:w="0" w:type="dxa"/>
+            <w:right w:w="108" w:type="dxa"/>
+          </w:tblCellMar>
+        </w:tblPrEx>
         <w:trPr>
-          <w:trHeight w:val="738"/>
+          <w:trHeight w:val="738" w:hRule="atLeast"/>
         </w:trPr>
         <w:tc>
           <w:tcPr>
             <w:tcW w:w="9020" w:type="dxa"/>
             <w:tcBorders>
-              <w:top w:val="single" w:sz="6" w:space="0" w:color="000000"/>
-              <w:left w:val="single" w:sz="6" w:space="0" w:color="000000"/>
-              <w:bottom w:val="single" w:sz="6" w:space="0" w:color="000000"/>
-              <w:right w:val="single" w:sz="6" w:space="0" w:color="000000"/>
-            </w:tcBorders>
-            <w:tcMar>
-              <w:top w:w="60" w:type="dxa"/>
-              <w:left w:w="60" w:type="dxa"/>
-              <w:bottom w:w="60" w:type="dxa"/>
-              <w:right w:w="60" w:type="dxa"/>
-            </w:tcMar>
-          </w:tcPr>
-          <w:p>
-            <w:pPr>
-              <w:rPr>
-                <w:rFonts w:ascii="Times New Roman" w:hAnsi="Times New Roman" w:cs="Times New Roman"/>
-              </w:rPr>
-            </w:pPr>
-            <w:r>
-              <w:rPr>
-                <w:rFonts w:ascii="Times New Roman" w:hAnsi="Times New Roman" w:cs="Times New Roman"/>
-              </w:rPr>
-              <w:t xml:space="preserve">AC áp dụng cho riêng từng User Story cụ thể </w:t>
-            </w:r>
-            <w:r>
-              <w:rPr>
-                <w:rFonts w:ascii="Times New Roman" w:hAnsi="Times New Roman" w:cs="Times New Roman"/>
-              </w:rPr>
-              <w:t xml:space="preserve">còn DoD áp dụng chung cho toàn bộ các </w:t>
-            </w:r>
-            <w:r>
-              <w:rPr>
-                <w:rFonts w:ascii="Times New Roman" w:hAnsi="Times New Roman" w:cs="Times New Roman"/>
-              </w:rPr>
-              <w:t>PBI trong</w:t>
-            </w:r>
-            <w:r>
-              <w:rPr>
-                <w:rFonts w:ascii="Times New Roman" w:hAnsi="Times New Roman" w:cs="Times New Roman"/>
-              </w:rPr>
-              <w:t xml:space="preserve"> một Sprint.</w:t>
+              <w:top w:val="single" w:color="000000" w:sz="6" w:space="0"/>
+              <w:left w:val="single" w:color="000000" w:sz="6" w:space="0"/>
+              <w:bottom w:val="single" w:color="000000" w:sz="6" w:space="0"/>
+              <w:right w:val="single" w:color="000000" w:sz="6" w:space="0"/>
+            </w:tcBorders>
+            <w:tcMar>
+              <w:top w:w="60" w:type="dxa"/>
+              <w:left w:w="60" w:type="dxa"/>
+              <w:bottom w:w="60" w:type="dxa"/>
+              <w:right w:w="60" w:type="dxa"/>
+            </w:tcMar>
+          </w:tcPr>
+          <w:p>
+            <w:pPr>
+              <w:rPr>
+                <w:rFonts w:ascii="Times New Roman" w:hAnsi="Times New Roman" w:cs="Times New Roman"/>
+              </w:rPr>
+            </w:pPr>
+            <w:r>
+              <w:rPr>
+                <w:rFonts w:ascii="Times New Roman" w:hAnsi="Times New Roman" w:cs="Times New Roman"/>
+              </w:rPr>
+              <w:t>AC áp dụng cho riêng từng User Story cụ thể còn DoD áp dụng chung cho toàn bộ các PBI trong một Sprint.</w:t>
             </w:r>
           </w:p>
         </w:tc>
@@ -2793,18 +3008,24 @@
     </w:p>
     <w:tbl>
       <w:tblPr>
+        <w:tblStyle w:val="12"/>
         <w:tblW w:w="9020" w:type="dxa"/>
         <w:tblInd w:w="48" w:type="dxa"/>
         <w:tblBorders>
-          <w:top w:val="single" w:sz="6" w:space="0" w:color="000000"/>
-          <w:left w:val="single" w:sz="6" w:space="0" w:color="000000"/>
-          <w:bottom w:val="single" w:sz="6" w:space="0" w:color="000000"/>
-          <w:right w:val="single" w:sz="6" w:space="0" w:color="000000"/>
-          <w:insideH w:val="single" w:sz="6" w:space="0" w:color="000000"/>
-          <w:insideV w:val="single" w:sz="6" w:space="0" w:color="000000"/>
+          <w:top w:val="single" w:color="000000" w:sz="6" w:space="0"/>
+          <w:left w:val="single" w:color="000000" w:sz="6" w:space="0"/>
+          <w:bottom w:val="single" w:color="000000" w:sz="6" w:space="0"/>
+          <w:right w:val="single" w:color="000000" w:sz="6" w:space="0"/>
+          <w:insideH w:val="single" w:color="000000" w:sz="6" w:space="0"/>
+          <w:insideV w:val="single" w:color="000000" w:sz="6" w:space="0"/>
         </w:tblBorders>
         <w:tblLayout w:type="fixed"/>
-        <w:tblLook w:val="04A0" w:firstRow="1" w:lastRow="0" w:firstColumn="1" w:lastColumn="0" w:noHBand="0" w:noVBand="1"/>
+        <w:tblCellMar>
+          <w:top w:w="0" w:type="dxa"/>
+          <w:left w:w="108" w:type="dxa"/>
+          <w:bottom w:w="0" w:type="dxa"/>
+          <w:right w:w="108" w:type="dxa"/>
+        </w:tblCellMar>
       </w:tblPr>
       <w:tblGrid>
         <w:gridCol w:w="1172"/>
@@ -2812,14 +3033,30 @@
         <w:gridCol w:w="6314"/>
       </w:tblGrid>
       <w:tr>
+        <w:tblPrEx>
+          <w:tblBorders>
+            <w:top w:val="single" w:color="000000" w:sz="6" w:space="0"/>
+            <w:left w:val="single" w:color="000000" w:sz="6" w:space="0"/>
+            <w:bottom w:val="single" w:color="000000" w:sz="6" w:space="0"/>
+            <w:right w:val="single" w:color="000000" w:sz="6" w:space="0"/>
+            <w:insideH w:val="single" w:color="000000" w:sz="6" w:space="0"/>
+            <w:insideV w:val="single" w:color="000000" w:sz="6" w:space="0"/>
+          </w:tblBorders>
+          <w:tblCellMar>
+            <w:top w:w="0" w:type="dxa"/>
+            <w:left w:w="108" w:type="dxa"/>
+            <w:bottom w:w="0" w:type="dxa"/>
+            <w:right w:w="108" w:type="dxa"/>
+          </w:tblCellMar>
+        </w:tblPrEx>
         <w:tc>
           <w:tcPr>
             <w:tcW w:w="1172" w:type="dxa"/>
             <w:tcBorders>
-              <w:top w:val="single" w:sz="6" w:space="0" w:color="000000"/>
-              <w:left w:val="single" w:sz="6" w:space="0" w:color="000000"/>
-              <w:bottom w:val="single" w:sz="6" w:space="0" w:color="000000"/>
-              <w:right w:val="single" w:sz="6" w:space="0" w:color="000000"/>
+              <w:top w:val="single" w:color="000000" w:sz="6" w:space="0"/>
+              <w:left w:val="single" w:color="000000" w:sz="6" w:space="0"/>
+              <w:bottom w:val="single" w:color="000000" w:sz="6" w:space="0"/>
+              <w:right w:val="single" w:color="000000" w:sz="6" w:space="0"/>
             </w:tcBorders>
             <w:shd w:val="clear" w:color="auto" w:fill="8EAADB"/>
             <w:tcMar>
@@ -2828,7 +3065,6 @@
               <w:bottom w:w="60" w:type="dxa"/>
               <w:right w:w="60" w:type="dxa"/>
             </w:tcMar>
-            <w:hideMark/>
           </w:tcPr>
           <w:p>
             <w:pPr>
@@ -2852,10 +3088,10 @@
           <w:tcPr>
             <w:tcW w:w="1534" w:type="dxa"/>
             <w:tcBorders>
-              <w:top w:val="single" w:sz="6" w:space="0" w:color="000000"/>
-              <w:left w:val="single" w:sz="6" w:space="0" w:color="000000"/>
-              <w:bottom w:val="single" w:sz="6" w:space="0" w:color="000000"/>
-              <w:right w:val="single" w:sz="6" w:space="0" w:color="000000"/>
+              <w:top w:val="single" w:color="000000" w:sz="6" w:space="0"/>
+              <w:left w:val="single" w:color="000000" w:sz="6" w:space="0"/>
+              <w:bottom w:val="single" w:color="000000" w:sz="6" w:space="0"/>
+              <w:right w:val="single" w:color="000000" w:sz="6" w:space="0"/>
             </w:tcBorders>
             <w:shd w:val="clear" w:color="auto" w:fill="8EAADB"/>
             <w:tcMar>
@@ -2864,7 +3100,6 @@
               <w:bottom w:w="60" w:type="dxa"/>
               <w:right w:w="60" w:type="dxa"/>
             </w:tcMar>
-            <w:hideMark/>
           </w:tcPr>
           <w:p>
             <w:pPr>
@@ -2888,10 +3123,10 @@
           <w:tcPr>
             <w:tcW w:w="6314" w:type="dxa"/>
             <w:tcBorders>
-              <w:top w:val="single" w:sz="6" w:space="0" w:color="000000"/>
-              <w:left w:val="single" w:sz="6" w:space="0" w:color="000000"/>
-              <w:bottom w:val="single" w:sz="6" w:space="0" w:color="000000"/>
-              <w:right w:val="single" w:sz="6" w:space="0" w:color="000000"/>
+              <w:top w:val="single" w:color="000000" w:sz="6" w:space="0"/>
+              <w:left w:val="single" w:color="000000" w:sz="6" w:space="0"/>
+              <w:bottom w:val="single" w:color="000000" w:sz="6" w:space="0"/>
+              <w:right w:val="single" w:color="000000" w:sz="6" w:space="0"/>
             </w:tcBorders>
             <w:shd w:val="clear" w:color="auto" w:fill="8EAADB"/>
             <w:tcMar>
@@ -2900,7 +3135,6 @@
               <w:bottom w:w="60" w:type="dxa"/>
               <w:right w:w="60" w:type="dxa"/>
             </w:tcMar>
-            <w:hideMark/>
           </w:tcPr>
           <w:p>
             <w:pPr>
@@ -2922,25 +3156,40 @@
         </w:tc>
       </w:tr>
       <w:tr>
+        <w:tblPrEx>
+          <w:tblBorders>
+            <w:top w:val="single" w:color="000000" w:sz="6" w:space="0"/>
+            <w:left w:val="single" w:color="000000" w:sz="6" w:space="0"/>
+            <w:bottom w:val="single" w:color="000000" w:sz="6" w:space="0"/>
+            <w:right w:val="single" w:color="000000" w:sz="6" w:space="0"/>
+            <w:insideH w:val="single" w:color="000000" w:sz="6" w:space="0"/>
+            <w:insideV w:val="single" w:color="000000" w:sz="6" w:space="0"/>
+          </w:tblBorders>
+          <w:tblCellMar>
+            <w:top w:w="0" w:type="dxa"/>
+            <w:left w:w="108" w:type="dxa"/>
+            <w:bottom w:w="0" w:type="dxa"/>
+            <w:right w:w="108" w:type="dxa"/>
+          </w:tblCellMar>
+        </w:tblPrEx>
         <w:trPr>
-          <w:trHeight w:val="568"/>
+          <w:trHeight w:val="568" w:hRule="atLeast"/>
         </w:trPr>
         <w:tc>
           <w:tcPr>
             <w:tcW w:w="1172" w:type="dxa"/>
             <w:tcBorders>
-              <w:top w:val="single" w:sz="6" w:space="0" w:color="000000"/>
-              <w:left w:val="single" w:sz="6" w:space="0" w:color="000000"/>
-              <w:bottom w:val="single" w:sz="6" w:space="0" w:color="000000"/>
-              <w:right w:val="single" w:sz="6" w:space="0" w:color="000000"/>
-            </w:tcBorders>
-            <w:tcMar>
-              <w:top w:w="60" w:type="dxa"/>
-              <w:left w:w="60" w:type="dxa"/>
-              <w:bottom w:w="60" w:type="dxa"/>
-              <w:right w:w="60" w:type="dxa"/>
-            </w:tcMar>
-            <w:hideMark/>
+              <w:top w:val="single" w:color="000000" w:sz="6" w:space="0"/>
+              <w:left w:val="single" w:color="000000" w:sz="6" w:space="0"/>
+              <w:bottom w:val="single" w:color="000000" w:sz="6" w:space="0"/>
+              <w:right w:val="single" w:color="000000" w:sz="6" w:space="0"/>
+            </w:tcBorders>
+            <w:tcMar>
+              <w:top w:w="60" w:type="dxa"/>
+              <w:left w:w="60" w:type="dxa"/>
+              <w:bottom w:w="60" w:type="dxa"/>
+              <w:right w:w="60" w:type="dxa"/>
+            </w:tcMar>
           </w:tcPr>
           <w:p>
             <w:pPr>
@@ -2960,10 +3209,10 @@
           <w:tcPr>
             <w:tcW w:w="1534" w:type="dxa"/>
             <w:tcBorders>
-              <w:top w:val="single" w:sz="6" w:space="0" w:color="000000"/>
-              <w:left w:val="single" w:sz="6" w:space="0" w:color="000000"/>
-              <w:bottom w:val="single" w:sz="6" w:space="0" w:color="000000"/>
-              <w:right w:val="single" w:sz="6" w:space="0" w:color="000000"/>
+              <w:top w:val="single" w:color="000000" w:sz="6" w:space="0"/>
+              <w:left w:val="single" w:color="000000" w:sz="6" w:space="0"/>
+              <w:bottom w:val="single" w:color="000000" w:sz="6" w:space="0"/>
+              <w:right w:val="single" w:color="000000" w:sz="6" w:space="0"/>
             </w:tcBorders>
             <w:tcMar>
               <w:top w:w="60" w:type="dxa"/>
@@ -2990,10 +3239,10 @@
           <w:tcPr>
             <w:tcW w:w="6314" w:type="dxa"/>
             <w:tcBorders>
-              <w:top w:val="single" w:sz="6" w:space="0" w:color="000000"/>
-              <w:left w:val="single" w:sz="6" w:space="0" w:color="000000"/>
-              <w:bottom w:val="single" w:sz="6" w:space="0" w:color="000000"/>
-              <w:right w:val="single" w:sz="6" w:space="0" w:color="000000"/>
+              <w:top w:val="single" w:color="000000" w:sz="6" w:space="0"/>
+              <w:left w:val="single" w:color="000000" w:sz="6" w:space="0"/>
+              <w:bottom w:val="single" w:color="000000" w:sz="6" w:space="0"/>
+              <w:right w:val="single" w:color="000000" w:sz="6" w:space="0"/>
             </w:tcBorders>
             <w:tcMar>
               <w:top w:w="60" w:type="dxa"/>
@@ -3018,25 +3267,40 @@
         </w:tc>
       </w:tr>
       <w:tr>
+        <w:tblPrEx>
+          <w:tblBorders>
+            <w:top w:val="single" w:color="000000" w:sz="6" w:space="0"/>
+            <w:left w:val="single" w:color="000000" w:sz="6" w:space="0"/>
+            <w:bottom w:val="single" w:color="000000" w:sz="6" w:space="0"/>
+            <w:right w:val="single" w:color="000000" w:sz="6" w:space="0"/>
+            <w:insideH w:val="single" w:color="000000" w:sz="6" w:space="0"/>
+            <w:insideV w:val="single" w:color="000000" w:sz="6" w:space="0"/>
+          </w:tblBorders>
+          <w:tblCellMar>
+            <w:top w:w="0" w:type="dxa"/>
+            <w:left w:w="108" w:type="dxa"/>
+            <w:bottom w:w="0" w:type="dxa"/>
+            <w:right w:w="108" w:type="dxa"/>
+          </w:tblCellMar>
+        </w:tblPrEx>
         <w:trPr>
-          <w:trHeight w:val="568"/>
+          <w:trHeight w:val="568" w:hRule="atLeast"/>
         </w:trPr>
         <w:tc>
           <w:tcPr>
             <w:tcW w:w="1172" w:type="dxa"/>
             <w:tcBorders>
-              <w:top w:val="single" w:sz="6" w:space="0" w:color="000000"/>
-              <w:left w:val="single" w:sz="6" w:space="0" w:color="000000"/>
-              <w:bottom w:val="single" w:sz="6" w:space="0" w:color="000000"/>
-              <w:right w:val="single" w:sz="6" w:space="0" w:color="000000"/>
-            </w:tcBorders>
-            <w:tcMar>
-              <w:top w:w="60" w:type="dxa"/>
-              <w:left w:w="60" w:type="dxa"/>
-              <w:bottom w:w="60" w:type="dxa"/>
-              <w:right w:w="60" w:type="dxa"/>
-            </w:tcMar>
-            <w:hideMark/>
+              <w:top w:val="single" w:color="000000" w:sz="6" w:space="0"/>
+              <w:left w:val="single" w:color="000000" w:sz="6" w:space="0"/>
+              <w:bottom w:val="single" w:color="000000" w:sz="6" w:space="0"/>
+              <w:right w:val="single" w:color="000000" w:sz="6" w:space="0"/>
+            </w:tcBorders>
+            <w:tcMar>
+              <w:top w:w="60" w:type="dxa"/>
+              <w:left w:w="60" w:type="dxa"/>
+              <w:bottom w:w="60" w:type="dxa"/>
+              <w:right w:w="60" w:type="dxa"/>
+            </w:tcMar>
           </w:tcPr>
           <w:p>
             <w:pPr>
@@ -3056,10 +3320,10 @@
           <w:tcPr>
             <w:tcW w:w="1534" w:type="dxa"/>
             <w:tcBorders>
-              <w:top w:val="single" w:sz="6" w:space="0" w:color="000000"/>
-              <w:left w:val="single" w:sz="6" w:space="0" w:color="000000"/>
-              <w:bottom w:val="single" w:sz="6" w:space="0" w:color="000000"/>
-              <w:right w:val="single" w:sz="6" w:space="0" w:color="000000"/>
+              <w:top w:val="single" w:color="000000" w:sz="6" w:space="0"/>
+              <w:left w:val="single" w:color="000000" w:sz="6" w:space="0"/>
+              <w:bottom w:val="single" w:color="000000" w:sz="6" w:space="0"/>
+              <w:right w:val="single" w:color="000000" w:sz="6" w:space="0"/>
             </w:tcBorders>
             <w:tcMar>
               <w:top w:w="60" w:type="dxa"/>
@@ -3086,53 +3350,29 @@
           <w:tcPr>
             <w:tcW w:w="6314" w:type="dxa"/>
             <w:tcBorders>
-              <w:top w:val="single" w:sz="6" w:space="0" w:color="000000"/>
-              <w:left w:val="single" w:sz="6" w:space="0" w:color="000000"/>
-              <w:bottom w:val="single" w:sz="6" w:space="0" w:color="000000"/>
-              <w:right w:val="single" w:sz="6" w:space="0" w:color="000000"/>
-            </w:tcBorders>
-            <w:tcMar>
-              <w:top w:w="60" w:type="dxa"/>
-              <w:left w:w="60" w:type="dxa"/>
-              <w:bottom w:w="60" w:type="dxa"/>
-              <w:right w:w="60" w:type="dxa"/>
-            </w:tcMar>
-          </w:tcPr>
-          <w:p>
-            <w:pPr>
-              <w:rPr>
-                <w:rFonts w:ascii="Times New Roman" w:hAnsi="Times New Roman" w:cs="Times New Roman"/>
-              </w:rPr>
-            </w:pPr>
-            <w:r>
-              <w:rPr>
-                <w:rFonts w:ascii="Times New Roman" w:hAnsi="Times New Roman" w:cs="Times New Roman"/>
-              </w:rPr>
-              <w:t>Có độ phức tạp cao hơn US-01 vì liên quan đến log</w:t>
-            </w:r>
-            <w:r>
-              <w:rPr>
-                <w:rFonts w:ascii="Times New Roman" w:hAnsi="Times New Roman" w:cs="Times New Roman"/>
-              </w:rPr>
-              <w:t>ic nghiệp vụ</w:t>
-            </w:r>
-            <w:r>
-              <w:rPr>
-                <w:rFonts w:ascii="Times New Roman" w:hAnsi="Times New Roman" w:cs="Times New Roman"/>
-              </w:rPr>
-              <w:t xml:space="preserve"> cốt lõi</w:t>
-            </w:r>
-            <w:r>
-              <w:rPr>
-                <w:rFonts w:ascii="Times New Roman" w:hAnsi="Times New Roman" w:cs="Times New Roman"/>
-              </w:rPr>
-              <w:t>.</w:t>
-            </w:r>
-            <w:r>
-              <w:rPr>
-                <w:rFonts w:ascii="Times New Roman" w:hAnsi="Times New Roman" w:cs="Times New Roman"/>
-              </w:rPr>
-              <w:t xml:space="preserve"> </w:t>
+              <w:top w:val="single" w:color="000000" w:sz="6" w:space="0"/>
+              <w:left w:val="single" w:color="000000" w:sz="6" w:space="0"/>
+              <w:bottom w:val="single" w:color="000000" w:sz="6" w:space="0"/>
+              <w:right w:val="single" w:color="000000" w:sz="6" w:space="0"/>
+            </w:tcBorders>
+            <w:tcMar>
+              <w:top w:w="60" w:type="dxa"/>
+              <w:left w:w="60" w:type="dxa"/>
+              <w:bottom w:w="60" w:type="dxa"/>
+              <w:right w:w="60" w:type="dxa"/>
+            </w:tcMar>
+          </w:tcPr>
+          <w:p>
+            <w:pPr>
+              <w:rPr>
+                <w:rFonts w:ascii="Times New Roman" w:hAnsi="Times New Roman" w:cs="Times New Roman"/>
+              </w:rPr>
+            </w:pPr>
+            <w:r>
+              <w:rPr>
+                <w:rFonts w:ascii="Times New Roman" w:hAnsi="Times New Roman" w:cs="Times New Roman"/>
+              </w:rPr>
+              <w:t xml:space="preserve">Có độ phức tạp cao hơn US-01 vì liên quan đến logic nghiệp vụ cốt lõi. </w:t>
             </w:r>
           </w:p>
         </w:tc>
@@ -3153,31 +3393,53 @@
     </w:p>
     <w:tbl>
       <w:tblPr>
+        <w:tblStyle w:val="12"/>
         <w:tblW w:w="9020" w:type="dxa"/>
         <w:tblInd w:w="48" w:type="dxa"/>
         <w:tblBorders>
-          <w:top w:val="single" w:sz="6" w:space="0" w:color="000000"/>
-          <w:left w:val="single" w:sz="6" w:space="0" w:color="000000"/>
-          <w:bottom w:val="single" w:sz="6" w:space="0" w:color="000000"/>
-          <w:right w:val="single" w:sz="6" w:space="0" w:color="000000"/>
-          <w:insideH w:val="single" w:sz="6" w:space="0" w:color="000000"/>
-          <w:insideV w:val="single" w:sz="6" w:space="0" w:color="000000"/>
+          <w:top w:val="single" w:color="000000" w:sz="6" w:space="0"/>
+          <w:left w:val="single" w:color="000000" w:sz="6" w:space="0"/>
+          <w:bottom w:val="single" w:color="000000" w:sz="6" w:space="0"/>
+          <w:right w:val="single" w:color="000000" w:sz="6" w:space="0"/>
+          <w:insideH w:val="single" w:color="000000" w:sz="6" w:space="0"/>
+          <w:insideV w:val="single" w:color="000000" w:sz="6" w:space="0"/>
         </w:tblBorders>
         <w:tblLayout w:type="fixed"/>
-        <w:tblLook w:val="04A0" w:firstRow="1" w:lastRow="0" w:firstColumn="1" w:lastColumn="0" w:noHBand="0" w:noVBand="1"/>
+        <w:tblCellMar>
+          <w:top w:w="0" w:type="dxa"/>
+          <w:left w:w="108" w:type="dxa"/>
+          <w:bottom w:w="0" w:type="dxa"/>
+          <w:right w:w="108" w:type="dxa"/>
+        </w:tblCellMar>
       </w:tblPr>
       <w:tblGrid>
         <w:gridCol w:w="9020"/>
       </w:tblGrid>
       <w:tr>
+        <w:tblPrEx>
+          <w:tblBorders>
+            <w:top w:val="single" w:color="000000" w:sz="6" w:space="0"/>
+            <w:left w:val="single" w:color="000000" w:sz="6" w:space="0"/>
+            <w:bottom w:val="single" w:color="000000" w:sz="6" w:space="0"/>
+            <w:right w:val="single" w:color="000000" w:sz="6" w:space="0"/>
+            <w:insideH w:val="single" w:color="000000" w:sz="6" w:space="0"/>
+            <w:insideV w:val="single" w:color="000000" w:sz="6" w:space="0"/>
+          </w:tblBorders>
+          <w:tblCellMar>
+            <w:top w:w="0" w:type="dxa"/>
+            <w:left w:w="108" w:type="dxa"/>
+            <w:bottom w:w="0" w:type="dxa"/>
+            <w:right w:w="108" w:type="dxa"/>
+          </w:tblCellMar>
+        </w:tblPrEx>
         <w:tc>
           <w:tcPr>
             <w:tcW w:w="9020" w:type="dxa"/>
             <w:tcBorders>
-              <w:top w:val="single" w:sz="6" w:space="0" w:color="000000"/>
-              <w:left w:val="single" w:sz="6" w:space="0" w:color="000000"/>
-              <w:bottom w:val="single" w:sz="6" w:space="0" w:color="000000"/>
-              <w:right w:val="single" w:sz="6" w:space="0" w:color="000000"/>
+              <w:top w:val="single" w:color="000000" w:sz="6" w:space="0"/>
+              <w:left w:val="single" w:color="000000" w:sz="6" w:space="0"/>
+              <w:bottom w:val="single" w:color="000000" w:sz="6" w:space="0"/>
+              <w:right w:val="single" w:color="000000" w:sz="6" w:space="0"/>
             </w:tcBorders>
             <w:shd w:val="clear" w:color="auto" w:fill="8EAADB"/>
             <w:tcMar>
@@ -3186,55 +3448,54 @@
               <w:bottom w:w="60" w:type="dxa"/>
               <w:right w:w="60" w:type="dxa"/>
             </w:tcMar>
-            <w:hideMark/>
-          </w:tcPr>
-          <w:p>
-            <w:pPr>
-              <w:rPr>
-                <w:rFonts w:ascii="Times New Roman" w:hAnsi="Times New Roman" w:cs="Times New Roman"/>
-                <w:b/>
-                <w:bCs/>
-              </w:rPr>
-            </w:pPr>
-            <w:r>
-              <w:rPr>
-                <w:rFonts w:ascii="Times New Roman" w:hAnsi="Times New Roman" w:cs="Times New Roman"/>
-                <w:b/>
-                <w:bCs/>
-              </w:rPr>
-              <w:t xml:space="preserve">Planning Poker (thẻ </w:t>
-            </w:r>
-            <w:r>
-              <w:rPr>
-                <w:rFonts w:ascii="Times New Roman" w:hAnsi="Times New Roman" w:cs="Times New Roman"/>
-                <w:b/>
-                <w:bCs/>
-              </w:rPr>
-              <w:t>2,3,3,3,3,8</w:t>
-            </w:r>
-            <w:r>
-              <w:rPr>
-                <w:rFonts w:ascii="Times New Roman" w:hAnsi="Times New Roman" w:cs="Times New Roman"/>
-                <w:b/>
-                <w:bCs/>
-              </w:rPr>
-              <w:t>): đội nên làm gì tiếp theo?</w:t>
+          </w:tcPr>
+          <w:p>
+            <w:pPr>
+              <w:rPr>
+                <w:rFonts w:ascii="Times New Roman" w:hAnsi="Times New Roman" w:cs="Times New Roman"/>
+                <w:b/>
+                <w:bCs/>
+              </w:rPr>
+            </w:pPr>
+            <w:r>
+              <w:rPr>
+                <w:rFonts w:ascii="Times New Roman" w:hAnsi="Times New Roman" w:cs="Times New Roman"/>
+                <w:b/>
+                <w:bCs/>
+              </w:rPr>
+              <w:t>Planning Poker (thẻ 2,3,3,3,3,8): đội nên làm gì tiếp theo?</w:t>
             </w:r>
           </w:p>
         </w:tc>
       </w:tr>
       <w:tr>
+        <w:tblPrEx>
+          <w:tblBorders>
+            <w:top w:val="single" w:color="000000" w:sz="6" w:space="0"/>
+            <w:left w:val="single" w:color="000000" w:sz="6" w:space="0"/>
+            <w:bottom w:val="single" w:color="000000" w:sz="6" w:space="0"/>
+            <w:right w:val="single" w:color="000000" w:sz="6" w:space="0"/>
+            <w:insideH w:val="single" w:color="000000" w:sz="6" w:space="0"/>
+            <w:insideV w:val="single" w:color="000000" w:sz="6" w:space="0"/>
+          </w:tblBorders>
+          <w:tblCellMar>
+            <w:top w:w="0" w:type="dxa"/>
+            <w:left w:w="108" w:type="dxa"/>
+            <w:bottom w:w="0" w:type="dxa"/>
+            <w:right w:w="108" w:type="dxa"/>
+          </w:tblCellMar>
+        </w:tblPrEx>
         <w:trPr>
-          <w:trHeight w:val="794"/>
+          <w:trHeight w:val="794" w:hRule="atLeast"/>
         </w:trPr>
         <w:tc>
           <w:tcPr>
             <w:tcW w:w="9020" w:type="dxa"/>
             <w:tcBorders>
-              <w:top w:val="single" w:sz="6" w:space="0" w:color="000000"/>
-              <w:left w:val="single" w:sz="6" w:space="0" w:color="000000"/>
-              <w:bottom w:val="single" w:sz="6" w:space="0" w:color="000000"/>
-              <w:right w:val="single" w:sz="6" w:space="0" w:color="000000"/>
+              <w:top w:val="single" w:color="000000" w:sz="6" w:space="0"/>
+              <w:left w:val="single" w:color="000000" w:sz="6" w:space="0"/>
+              <w:bottom w:val="single" w:color="000000" w:sz="6" w:space="0"/>
+              <w:right w:val="single" w:color="000000" w:sz="6" w:space="0"/>
             </w:tcBorders>
             <w:tcMar>
               <w:top w:w="60" w:type="dxa"/>
@@ -3266,50 +3527,20 @@
               <w:rPr>
                 <w:rFonts w:ascii="Times New Roman" w:hAnsi="Times New Roman" w:cs="Times New Roman"/>
               </w:rPr>
-              <w:t>-</w:t>
-            </w:r>
-            <w:r>
-              <w:rPr>
-                <w:rFonts w:ascii="Times New Roman" w:hAnsi="Times New Roman" w:cs="Times New Roman"/>
-              </w:rPr>
-              <w:t xml:space="preserve">Mời thành viên có thẻ thấp nhất (2) và thành viên có thẻ cao nhất là (8) chia sẻ lý </w:t>
-            </w:r>
-            <w:r>
-              <w:rPr>
-                <w:rFonts w:ascii="Times New Roman" w:hAnsi="Times New Roman" w:cs="Times New Roman"/>
-              </w:rPr>
-              <w:t>do, góc</w:t>
-            </w:r>
-            <w:r>
-              <w:rPr>
-                <w:rFonts w:ascii="Times New Roman" w:hAnsi="Times New Roman" w:cs="Times New Roman"/>
-              </w:rPr>
-              <w:t xml:space="preserve"> nhìn và rủi ro </w:t>
-            </w:r>
-            <w:r>
-              <w:rPr>
-                <w:rFonts w:ascii="Times New Roman" w:hAnsi="Times New Roman" w:cs="Times New Roman"/>
-              </w:rPr>
-              <w:t>mà họ nhìn thấy ở User Story.</w:t>
-            </w:r>
-          </w:p>
-          <w:p>
-            <w:pPr>
-              <w:rPr>
-                <w:rFonts w:ascii="Times New Roman" w:hAnsi="Times New Roman" w:cs="Times New Roman"/>
-              </w:rPr>
-            </w:pPr>
-            <w:r>
-              <w:rPr>
-                <w:rFonts w:ascii="Times New Roman" w:hAnsi="Times New Roman" w:cs="Times New Roman"/>
-              </w:rPr>
-              <w:t>-Sau khi thảo luận để làm rõ yêu cầu nghiệp vụ, toàn đội</w:t>
-            </w:r>
-            <w:r>
-              <w:rPr>
-                <w:rFonts w:ascii="Times New Roman" w:hAnsi="Times New Roman" w:cs="Times New Roman"/>
-              </w:rPr>
-              <w:t xml:space="preserve"> sẽ tiến thành bỏ phiếu lại cho đến khi các lá phiếu được đồng bộ với nhau.</w:t>
+              <w:t>-Mời thành viên có thẻ thấp nhất (2) và thành viên có thẻ cao nhất là (8) chia sẻ lý do, góc nhìn và rủi ro mà họ nhìn thấy ở User Story.</w:t>
+            </w:r>
+          </w:p>
+          <w:p>
+            <w:pPr>
+              <w:rPr>
+                <w:rFonts w:ascii="Times New Roman" w:hAnsi="Times New Roman" w:cs="Times New Roman"/>
+              </w:rPr>
+            </w:pPr>
+            <w:r>
+              <w:rPr>
+                <w:rFonts w:ascii="Times New Roman" w:hAnsi="Times New Roman" w:cs="Times New Roman"/>
+              </w:rPr>
+              <w:t>-Sau khi thảo luận để làm rõ yêu cầu nghiệp vụ, toàn đội sẽ tiến thành bỏ phiếu lại cho đến khi các lá phiếu được đồng bộ với nhau.</w:t>
             </w:r>
           </w:p>
         </w:tc>
@@ -3347,32 +3578,54 @@
     </w:p>
     <w:tbl>
       <w:tblPr>
+        <w:tblStyle w:val="12"/>
         <w:tblW w:w="9018" w:type="dxa"/>
         <w:tblInd w:w="48" w:type="dxa"/>
         <w:tblBorders>
-          <w:top w:val="single" w:sz="6" w:space="0" w:color="000000"/>
-          <w:left w:val="single" w:sz="6" w:space="0" w:color="000000"/>
-          <w:bottom w:val="single" w:sz="6" w:space="0" w:color="000000"/>
-          <w:right w:val="single" w:sz="6" w:space="0" w:color="000000"/>
-          <w:insideH w:val="single" w:sz="6" w:space="0" w:color="000000"/>
-          <w:insideV w:val="single" w:sz="6" w:space="0" w:color="000000"/>
+          <w:top w:val="single" w:color="000000" w:sz="6" w:space="0"/>
+          <w:left w:val="single" w:color="000000" w:sz="6" w:space="0"/>
+          <w:bottom w:val="single" w:color="000000" w:sz="6" w:space="0"/>
+          <w:right w:val="single" w:color="000000" w:sz="6" w:space="0"/>
+          <w:insideH w:val="single" w:color="000000" w:sz="6" w:space="0"/>
+          <w:insideV w:val="single" w:color="000000" w:sz="6" w:space="0"/>
         </w:tblBorders>
         <w:tblLayout w:type="fixed"/>
-        <w:tblLook w:val="04A0" w:firstRow="1" w:lastRow="0" w:firstColumn="1" w:lastColumn="0" w:noHBand="0" w:noVBand="1"/>
+        <w:tblCellMar>
+          <w:top w:w="0" w:type="dxa"/>
+          <w:left w:w="108" w:type="dxa"/>
+          <w:bottom w:w="0" w:type="dxa"/>
+          <w:right w:w="108" w:type="dxa"/>
+        </w:tblCellMar>
       </w:tblPr>
       <w:tblGrid>
         <w:gridCol w:w="3156"/>
         <w:gridCol w:w="5862"/>
       </w:tblGrid>
       <w:tr>
+        <w:tblPrEx>
+          <w:tblBorders>
+            <w:top w:val="single" w:color="000000" w:sz="6" w:space="0"/>
+            <w:left w:val="single" w:color="000000" w:sz="6" w:space="0"/>
+            <w:bottom w:val="single" w:color="000000" w:sz="6" w:space="0"/>
+            <w:right w:val="single" w:color="000000" w:sz="6" w:space="0"/>
+            <w:insideH w:val="single" w:color="000000" w:sz="6" w:space="0"/>
+            <w:insideV w:val="single" w:color="000000" w:sz="6" w:space="0"/>
+          </w:tblBorders>
+          <w:tblCellMar>
+            <w:top w:w="0" w:type="dxa"/>
+            <w:left w:w="108" w:type="dxa"/>
+            <w:bottom w:w="0" w:type="dxa"/>
+            <w:right w:w="108" w:type="dxa"/>
+          </w:tblCellMar>
+        </w:tblPrEx>
         <w:tc>
           <w:tcPr>
             <w:tcW w:w="3156" w:type="dxa"/>
             <w:tcBorders>
-              <w:top w:val="single" w:sz="6" w:space="0" w:color="000000"/>
-              <w:left w:val="single" w:sz="6" w:space="0" w:color="000000"/>
-              <w:bottom w:val="single" w:sz="6" w:space="0" w:color="000000"/>
-              <w:right w:val="single" w:sz="6" w:space="0" w:color="000000"/>
+              <w:top w:val="single" w:color="000000" w:sz="6" w:space="0"/>
+              <w:left w:val="single" w:color="000000" w:sz="6" w:space="0"/>
+              <w:bottom w:val="single" w:color="000000" w:sz="6" w:space="0"/>
+              <w:right w:val="single" w:color="000000" w:sz="6" w:space="0"/>
             </w:tcBorders>
             <w:shd w:val="clear" w:color="auto" w:fill="8EAADB"/>
             <w:tcMar>
@@ -3381,7 +3634,6 @@
               <w:bottom w:w="60" w:type="dxa"/>
               <w:right w:w="60" w:type="dxa"/>
             </w:tcMar>
-            <w:hideMark/>
           </w:tcPr>
           <w:p>
             <w:pPr>
@@ -3405,10 +3657,10 @@
           <w:tcPr>
             <w:tcW w:w="5862" w:type="dxa"/>
             <w:tcBorders>
-              <w:top w:val="single" w:sz="6" w:space="0" w:color="000000"/>
-              <w:left w:val="single" w:sz="6" w:space="0" w:color="000000"/>
-              <w:bottom w:val="single" w:sz="6" w:space="0" w:color="000000"/>
-              <w:right w:val="single" w:sz="6" w:space="0" w:color="000000"/>
+              <w:top w:val="single" w:color="000000" w:sz="6" w:space="0"/>
+              <w:left w:val="single" w:color="000000" w:sz="6" w:space="0"/>
+              <w:bottom w:val="single" w:color="000000" w:sz="6" w:space="0"/>
+              <w:right w:val="single" w:color="000000" w:sz="6" w:space="0"/>
             </w:tcBorders>
             <w:shd w:val="clear" w:color="auto" w:fill="8EAADB"/>
             <w:tcMar>
@@ -3417,7 +3669,6 @@
               <w:bottom w:w="60" w:type="dxa"/>
               <w:right w:w="60" w:type="dxa"/>
             </w:tcMar>
-            <w:hideMark/>
           </w:tcPr>
           <w:p>
             <w:pPr>
@@ -3439,25 +3690,40 @@
         </w:tc>
       </w:tr>
       <w:tr>
+        <w:tblPrEx>
+          <w:tblBorders>
+            <w:top w:val="single" w:color="000000" w:sz="6" w:space="0"/>
+            <w:left w:val="single" w:color="000000" w:sz="6" w:space="0"/>
+            <w:bottom w:val="single" w:color="000000" w:sz="6" w:space="0"/>
+            <w:right w:val="single" w:color="000000" w:sz="6" w:space="0"/>
+            <w:insideH w:val="single" w:color="000000" w:sz="6" w:space="0"/>
+            <w:insideV w:val="single" w:color="000000" w:sz="6" w:space="0"/>
+          </w:tblBorders>
+          <w:tblCellMar>
+            <w:top w:w="0" w:type="dxa"/>
+            <w:left w:w="108" w:type="dxa"/>
+            <w:bottom w:w="0" w:type="dxa"/>
+            <w:right w:w="108" w:type="dxa"/>
+          </w:tblCellMar>
+        </w:tblPrEx>
         <w:trPr>
-          <w:trHeight w:val="624"/>
+          <w:trHeight w:val="624" w:hRule="atLeast"/>
         </w:trPr>
         <w:tc>
           <w:tcPr>
             <w:tcW w:w="3156" w:type="dxa"/>
             <w:tcBorders>
-              <w:top w:val="single" w:sz="6" w:space="0" w:color="000000"/>
-              <w:left w:val="single" w:sz="6" w:space="0" w:color="000000"/>
-              <w:bottom w:val="single" w:sz="6" w:space="0" w:color="000000"/>
-              <w:right w:val="single" w:sz="6" w:space="0" w:color="000000"/>
-            </w:tcBorders>
-            <w:tcMar>
-              <w:top w:w="60" w:type="dxa"/>
-              <w:left w:w="60" w:type="dxa"/>
-              <w:bottom w:w="60" w:type="dxa"/>
-              <w:right w:w="60" w:type="dxa"/>
-            </w:tcMar>
-            <w:hideMark/>
+              <w:top w:val="single" w:color="000000" w:sz="6" w:space="0"/>
+              <w:left w:val="single" w:color="000000" w:sz="6" w:space="0"/>
+              <w:bottom w:val="single" w:color="000000" w:sz="6" w:space="0"/>
+              <w:right w:val="single" w:color="000000" w:sz="6" w:space="0"/>
+            </w:tcBorders>
+            <w:tcMar>
+              <w:top w:w="60" w:type="dxa"/>
+              <w:left w:w="60" w:type="dxa"/>
+              <w:bottom w:w="60" w:type="dxa"/>
+              <w:right w:w="60" w:type="dxa"/>
+            </w:tcMar>
           </w:tcPr>
           <w:p>
             <w:pPr>
@@ -3477,59 +3743,68 @@
           <w:tcPr>
             <w:tcW w:w="5862" w:type="dxa"/>
             <w:tcBorders>
-              <w:top w:val="single" w:sz="6" w:space="0" w:color="000000"/>
-              <w:left w:val="single" w:sz="6" w:space="0" w:color="000000"/>
-              <w:bottom w:val="single" w:sz="6" w:space="0" w:color="000000"/>
-              <w:right w:val="single" w:sz="6" w:space="0" w:color="000000"/>
-            </w:tcBorders>
-            <w:tcMar>
-              <w:top w:w="60" w:type="dxa"/>
-              <w:left w:w="60" w:type="dxa"/>
-              <w:bottom w:w="60" w:type="dxa"/>
-              <w:right w:w="60" w:type="dxa"/>
-            </w:tcMar>
-          </w:tcPr>
-          <w:p>
-            <w:pPr>
-              <w:rPr>
-                <w:rFonts w:ascii="Times New Roman" w:hAnsi="Times New Roman" w:cs="Times New Roman"/>
-              </w:rPr>
-            </w:pPr>
-            <w:r>
-              <w:rPr>
-                <w:rFonts w:ascii="Times New Roman" w:hAnsi="Times New Roman" w:cs="Times New Roman"/>
-              </w:rPr>
-              <w:t>30</w:t>
-            </w:r>
-            <w:r>
-              <w:rPr>
-                <w:rFonts w:ascii="Times New Roman" w:hAnsi="Times New Roman" w:cs="Times New Roman"/>
-              </w:rPr>
-              <w:t>SP</w:t>
+              <w:top w:val="single" w:color="000000" w:sz="6" w:space="0"/>
+              <w:left w:val="single" w:color="000000" w:sz="6" w:space="0"/>
+              <w:bottom w:val="single" w:color="000000" w:sz="6" w:space="0"/>
+              <w:right w:val="single" w:color="000000" w:sz="6" w:space="0"/>
+            </w:tcBorders>
+            <w:tcMar>
+              <w:top w:w="60" w:type="dxa"/>
+              <w:left w:w="60" w:type="dxa"/>
+              <w:bottom w:w="60" w:type="dxa"/>
+              <w:right w:w="60" w:type="dxa"/>
+            </w:tcMar>
+          </w:tcPr>
+          <w:p>
+            <w:pPr>
+              <w:rPr>
+                <w:rFonts w:ascii="Times New Roman" w:hAnsi="Times New Roman" w:cs="Times New Roman"/>
+              </w:rPr>
+            </w:pPr>
+            <w:r>
+              <w:rPr>
+                <w:rFonts w:ascii="Times New Roman" w:hAnsi="Times New Roman" w:cs="Times New Roman"/>
+              </w:rPr>
+              <w:t>30SP</w:t>
             </w:r>
           </w:p>
         </w:tc>
       </w:tr>
       <w:tr>
+        <w:tblPrEx>
+          <w:tblBorders>
+            <w:top w:val="single" w:color="000000" w:sz="6" w:space="0"/>
+            <w:left w:val="single" w:color="000000" w:sz="6" w:space="0"/>
+            <w:bottom w:val="single" w:color="000000" w:sz="6" w:space="0"/>
+            <w:right w:val="single" w:color="000000" w:sz="6" w:space="0"/>
+            <w:insideH w:val="single" w:color="000000" w:sz="6" w:space="0"/>
+            <w:insideV w:val="single" w:color="000000" w:sz="6" w:space="0"/>
+          </w:tblBorders>
+          <w:tblCellMar>
+            <w:top w:w="0" w:type="dxa"/>
+            <w:left w:w="108" w:type="dxa"/>
+            <w:bottom w:w="0" w:type="dxa"/>
+            <w:right w:w="108" w:type="dxa"/>
+          </w:tblCellMar>
+        </w:tblPrEx>
         <w:trPr>
-          <w:trHeight w:val="624"/>
+          <w:trHeight w:val="624" w:hRule="atLeast"/>
         </w:trPr>
         <w:tc>
           <w:tcPr>
             <w:tcW w:w="3156" w:type="dxa"/>
             <w:tcBorders>
-              <w:top w:val="single" w:sz="6" w:space="0" w:color="000000"/>
-              <w:left w:val="single" w:sz="6" w:space="0" w:color="000000"/>
-              <w:bottom w:val="single" w:sz="6" w:space="0" w:color="000000"/>
-              <w:right w:val="single" w:sz="6" w:space="0" w:color="000000"/>
-            </w:tcBorders>
-            <w:tcMar>
-              <w:top w:w="60" w:type="dxa"/>
-              <w:left w:w="60" w:type="dxa"/>
-              <w:bottom w:w="60" w:type="dxa"/>
-              <w:right w:w="60" w:type="dxa"/>
-            </w:tcMar>
-            <w:hideMark/>
+              <w:top w:val="single" w:color="000000" w:sz="6" w:space="0"/>
+              <w:left w:val="single" w:color="000000" w:sz="6" w:space="0"/>
+              <w:bottom w:val="single" w:color="000000" w:sz="6" w:space="0"/>
+              <w:right w:val="single" w:color="000000" w:sz="6" w:space="0"/>
+            </w:tcBorders>
+            <w:tcMar>
+              <w:top w:w="60" w:type="dxa"/>
+              <w:left w:w="60" w:type="dxa"/>
+              <w:bottom w:w="60" w:type="dxa"/>
+              <w:right w:w="60" w:type="dxa"/>
+            </w:tcMar>
           </w:tcPr>
           <w:p>
             <w:pPr>
@@ -3549,157 +3824,94 @@
           <w:tcPr>
             <w:tcW w:w="5862" w:type="dxa"/>
             <w:tcBorders>
-              <w:top w:val="single" w:sz="6" w:space="0" w:color="000000"/>
-              <w:left w:val="single" w:sz="6" w:space="0" w:color="000000"/>
-              <w:bottom w:val="single" w:sz="6" w:space="0" w:color="000000"/>
-              <w:right w:val="single" w:sz="6" w:space="0" w:color="000000"/>
-            </w:tcBorders>
-            <w:tcMar>
-              <w:top w:w="60" w:type="dxa"/>
-              <w:left w:w="60" w:type="dxa"/>
-              <w:bottom w:w="60" w:type="dxa"/>
-              <w:right w:w="60" w:type="dxa"/>
-            </w:tcMar>
-          </w:tcPr>
-          <w:p>
-            <w:pPr>
-              <w:rPr>
-                <w:rFonts w:ascii="Times New Roman" w:hAnsi="Times New Roman" w:cs="Times New Roman"/>
-              </w:rPr>
-            </w:pPr>
-            <w:r>
-              <w:rPr>
-                <w:rFonts w:ascii="Times New Roman" w:hAnsi="Times New Roman" w:cs="Times New Roman"/>
-              </w:rPr>
-              <w:t xml:space="preserve">Tổng </w:t>
-            </w:r>
-            <w:r>
-              <w:rPr>
-                <w:rFonts w:ascii="Times New Roman" w:hAnsi="Times New Roman" w:cs="Times New Roman"/>
-              </w:rPr>
-              <w:t>Capacity</w:t>
-            </w:r>
-            <w:r>
-              <w:rPr>
-                <w:rFonts w:ascii="Times New Roman" w:hAnsi="Times New Roman" w:cs="Times New Roman"/>
-              </w:rPr>
-              <w:t xml:space="preserve"> chuẩn </w:t>
-            </w:r>
-            <w:r>
-              <w:rPr>
-                <w:rFonts w:ascii="Times New Roman" w:hAnsi="Times New Roman" w:cs="Times New Roman"/>
-              </w:rPr>
-              <w:t>:</w:t>
-            </w:r>
-            <w:r>
-              <w:rPr>
-                <w:rFonts w:ascii="Times New Roman" w:hAnsi="Times New Roman" w:cs="Times New Roman"/>
-              </w:rPr>
-              <w:t xml:space="preserve">6 </w:t>
-            </w:r>
-            <w:r>
-              <w:rPr>
-                <w:rFonts w:ascii="Times New Roman" w:hAnsi="Times New Roman" w:cs="Times New Roman"/>
-              </w:rPr>
-              <w:t>Dev</w:t>
-            </w:r>
-            <w:r>
-              <w:rPr>
-                <w:rFonts w:ascii="Times New Roman" w:hAnsi="Times New Roman" w:cs="Times New Roman"/>
-              </w:rPr>
-              <w:t xml:space="preserve"> x 10 ngày</w:t>
-            </w:r>
-            <w:r>
-              <w:rPr>
-                <w:rFonts w:ascii="Times New Roman" w:hAnsi="Times New Roman" w:cs="Times New Roman"/>
-              </w:rPr>
-              <w:t xml:space="preserve">=60 người /ngày </w:t>
-            </w:r>
-          </w:p>
-          <w:p>
-            <w:pPr>
-              <w:rPr>
-                <w:rFonts w:ascii="Times New Roman" w:hAnsi="Times New Roman" w:cs="Times New Roman"/>
-              </w:rPr>
-            </w:pPr>
-            <w:r>
-              <w:rPr>
-                <w:rFonts w:ascii="Times New Roman" w:hAnsi="Times New Roman" w:cs="Times New Roman"/>
-              </w:rPr>
-              <w:t>Thực tế: 60-8=52 người/</w:t>
-            </w:r>
-            <w:r>
-              <w:rPr>
-                <w:rFonts w:ascii="Times New Roman" w:hAnsi="Times New Roman" w:cs="Times New Roman"/>
-              </w:rPr>
-              <w:t>ngày</w:t>
-            </w:r>
-          </w:p>
-          <w:p>
-            <w:pPr>
-              <w:rPr>
-                <w:rFonts w:ascii="Times New Roman" w:hAnsi="Times New Roman" w:cs="Times New Roman"/>
-              </w:rPr>
-            </w:pPr>
-            <w:r>
-              <w:rPr>
-                <w:rFonts w:ascii="Times New Roman" w:hAnsi="Times New Roman" w:cs="Times New Roman"/>
-              </w:rPr>
-              <w:t>SP cam kết</w:t>
-            </w:r>
-            <w:r>
-              <w:rPr>
-                <w:rFonts w:ascii="Times New Roman" w:hAnsi="Times New Roman" w:cs="Times New Roman"/>
-              </w:rPr>
-              <w:t>:(52:60) x</w:t>
-            </w:r>
-            <w:r>
-              <w:rPr>
-                <w:rFonts w:ascii="Times New Roman" w:hAnsi="Times New Roman" w:cs="Times New Roman"/>
-              </w:rPr>
-              <w:t xml:space="preserve"> </w:t>
-            </w:r>
-            <w:r>
-              <w:rPr>
-                <w:rFonts w:ascii="Times New Roman" w:hAnsi="Times New Roman" w:cs="Times New Roman"/>
-              </w:rPr>
-              <w:t>30=26</w:t>
-            </w:r>
-            <w:r>
-              <w:rPr>
-                <w:rFonts w:ascii="Times New Roman" w:hAnsi="Times New Roman" w:cs="Times New Roman"/>
-              </w:rPr>
-              <w:t xml:space="preserve"> </w:t>
-            </w:r>
-            <w:r>
-              <w:rPr>
-                <w:rFonts w:ascii="Times New Roman" w:hAnsi="Times New Roman" w:cs="Times New Roman"/>
-              </w:rPr>
-              <w:t>SP</w:t>
+              <w:top w:val="single" w:color="000000" w:sz="6" w:space="0"/>
+              <w:left w:val="single" w:color="000000" w:sz="6" w:space="0"/>
+              <w:bottom w:val="single" w:color="000000" w:sz="6" w:space="0"/>
+              <w:right w:val="single" w:color="000000" w:sz="6" w:space="0"/>
+            </w:tcBorders>
+            <w:tcMar>
+              <w:top w:w="60" w:type="dxa"/>
+              <w:left w:w="60" w:type="dxa"/>
+              <w:bottom w:w="60" w:type="dxa"/>
+              <w:right w:w="60" w:type="dxa"/>
+            </w:tcMar>
+          </w:tcPr>
+          <w:p>
+            <w:pPr>
+              <w:rPr>
+                <w:rFonts w:ascii="Times New Roman" w:hAnsi="Times New Roman" w:cs="Times New Roman"/>
+              </w:rPr>
+            </w:pPr>
+            <w:r>
+              <w:rPr>
+                <w:rFonts w:ascii="Times New Roman" w:hAnsi="Times New Roman" w:cs="Times New Roman"/>
+              </w:rPr>
+              <w:t xml:space="preserve">Tổng Capacity chuẩn :6 Dev x 10 ngày=60 người /ngày </w:t>
+            </w:r>
+          </w:p>
+          <w:p>
+            <w:pPr>
+              <w:rPr>
+                <w:rFonts w:ascii="Times New Roman" w:hAnsi="Times New Roman" w:cs="Times New Roman"/>
+              </w:rPr>
+            </w:pPr>
+            <w:r>
+              <w:rPr>
+                <w:rFonts w:ascii="Times New Roman" w:hAnsi="Times New Roman" w:cs="Times New Roman"/>
+              </w:rPr>
+              <w:t>Thực tế: 60-8=52 người/ngày</w:t>
+            </w:r>
+          </w:p>
+          <w:p>
+            <w:pPr>
+              <w:rPr>
+                <w:rFonts w:ascii="Times New Roman" w:hAnsi="Times New Roman" w:cs="Times New Roman"/>
+              </w:rPr>
+            </w:pPr>
+            <w:r>
+              <w:rPr>
+                <w:rFonts w:ascii="Times New Roman" w:hAnsi="Times New Roman" w:cs="Times New Roman"/>
+              </w:rPr>
+              <w:t>SP cam kết:(52:60) x 30=26 SP</w:t>
             </w:r>
           </w:p>
         </w:tc>
       </w:tr>
       <w:tr>
+        <w:tblPrEx>
+          <w:tblBorders>
+            <w:top w:val="single" w:color="000000" w:sz="6" w:space="0"/>
+            <w:left w:val="single" w:color="000000" w:sz="6" w:space="0"/>
+            <w:bottom w:val="single" w:color="000000" w:sz="6" w:space="0"/>
+            <w:right w:val="single" w:color="000000" w:sz="6" w:space="0"/>
+            <w:insideH w:val="single" w:color="000000" w:sz="6" w:space="0"/>
+            <w:insideV w:val="single" w:color="000000" w:sz="6" w:space="0"/>
+          </w:tblBorders>
+          <w:tblCellMar>
+            <w:top w:w="0" w:type="dxa"/>
+            <w:left w:w="108" w:type="dxa"/>
+            <w:bottom w:w="0" w:type="dxa"/>
+            <w:right w:w="108" w:type="dxa"/>
+          </w:tblCellMar>
+        </w:tblPrEx>
         <w:trPr>
-          <w:trHeight w:val="624"/>
+          <w:trHeight w:val="624" w:hRule="atLeast"/>
         </w:trPr>
         <w:tc>
           <w:tcPr>
             <w:tcW w:w="3156" w:type="dxa"/>
             <w:tcBorders>
-              <w:top w:val="single" w:sz="6" w:space="0" w:color="000000"/>
-              <w:left w:val="single" w:sz="6" w:space="0" w:color="000000"/>
-              <w:bottom w:val="single" w:sz="6" w:space="0" w:color="000000"/>
-              <w:right w:val="single" w:sz="6" w:space="0" w:color="000000"/>
-            </w:tcBorders>
-            <w:tcMar>
-              <w:top w:w="60" w:type="dxa"/>
-              <w:left w:w="60" w:type="dxa"/>
-              <w:bottom w:w="60" w:type="dxa"/>
-              <w:right w:w="60" w:type="dxa"/>
-            </w:tcMar>
-            <w:hideMark/>
+              <w:top w:val="single" w:color="000000" w:sz="6" w:space="0"/>
+              <w:left w:val="single" w:color="000000" w:sz="6" w:space="0"/>
+              <w:bottom w:val="single" w:color="000000" w:sz="6" w:space="0"/>
+              <w:right w:val="single" w:color="000000" w:sz="6" w:space="0"/>
+            </w:tcBorders>
+            <w:tcMar>
+              <w:top w:w="60" w:type="dxa"/>
+              <w:left w:w="60" w:type="dxa"/>
+              <w:bottom w:w="60" w:type="dxa"/>
+              <w:right w:w="60" w:type="dxa"/>
+            </w:tcMar>
           </w:tcPr>
           <w:p>
             <w:pPr>
@@ -3719,35 +3931,29 @@
           <w:tcPr>
             <w:tcW w:w="5862" w:type="dxa"/>
             <w:tcBorders>
-              <w:top w:val="single" w:sz="6" w:space="0" w:color="000000"/>
-              <w:left w:val="single" w:sz="6" w:space="0" w:color="000000"/>
-              <w:bottom w:val="single" w:sz="6" w:space="0" w:color="000000"/>
-              <w:right w:val="single" w:sz="6" w:space="0" w:color="000000"/>
-            </w:tcBorders>
-            <w:tcMar>
-              <w:top w:w="60" w:type="dxa"/>
-              <w:left w:w="60" w:type="dxa"/>
-              <w:bottom w:w="60" w:type="dxa"/>
-              <w:right w:w="60" w:type="dxa"/>
-            </w:tcMar>
-          </w:tcPr>
-          <w:p>
-            <w:pPr>
-              <w:rPr>
-                <w:rFonts w:ascii="Times New Roman" w:hAnsi="Times New Roman" w:cs="Times New Roman"/>
-              </w:rPr>
-            </w:pPr>
-            <w:r>
-              <w:rPr>
-                <w:rFonts w:ascii="Times New Roman" w:hAnsi="Times New Roman" w:cs="Times New Roman"/>
-              </w:rPr>
-              <w:t>B1</w:t>
-            </w:r>
-            <w:r>
-              <w:rPr>
-                <w:rFonts w:ascii="Times New Roman" w:hAnsi="Times New Roman" w:cs="Times New Roman"/>
-              </w:rPr>
-              <w:t>(3SP)</w:t>
+              <w:top w:val="single" w:color="000000" w:sz="6" w:space="0"/>
+              <w:left w:val="single" w:color="000000" w:sz="6" w:space="0"/>
+              <w:bottom w:val="single" w:color="000000" w:sz="6" w:space="0"/>
+              <w:right w:val="single" w:color="000000" w:sz="6" w:space="0"/>
+            </w:tcBorders>
+            <w:tcMar>
+              <w:top w:w="60" w:type="dxa"/>
+              <w:left w:w="60" w:type="dxa"/>
+              <w:bottom w:w="60" w:type="dxa"/>
+              <w:right w:w="60" w:type="dxa"/>
+            </w:tcMar>
+          </w:tcPr>
+          <w:p>
+            <w:pPr>
+              <w:rPr>
+                <w:rFonts w:ascii="Times New Roman" w:hAnsi="Times New Roman" w:cs="Times New Roman"/>
+              </w:rPr>
+            </w:pPr>
+            <w:r>
+              <w:rPr>
+                <w:rFonts w:ascii="Times New Roman" w:hAnsi="Times New Roman" w:cs="Times New Roman"/>
+              </w:rPr>
+              <w:t>B1(3SP)</w:t>
             </w:r>
           </w:p>
           <w:p>
@@ -3773,7 +3979,6 @@
               <w:rPr>
                 <w:rFonts w:ascii="Times New Roman" w:hAnsi="Times New Roman" w:cs="Times New Roman"/>
               </w:rPr>
-              <w:lastRenderedPageBreak/>
               <w:t>B3(5SP)</w:t>
             </w:r>
           </w:p>
@@ -3800,49 +4005,57 @@
               <w:rPr>
                 <w:rFonts w:ascii="Times New Roman" w:hAnsi="Times New Roman" w:cs="Times New Roman"/>
               </w:rPr>
-              <w:t>Tổng SP = 3+8+5+8 =</w:t>
-            </w:r>
-            <w:r>
-              <w:rPr>
-                <w:rFonts w:ascii="Times New Roman" w:hAnsi="Times New Roman" w:cs="Times New Roman"/>
-              </w:rPr>
-              <w:t>24SP</w:t>
+              <w:t>Tổng SP = 3+8+5+8 =24SP</w:t>
             </w:r>
           </w:p>
         </w:tc>
       </w:tr>
       <w:tr>
+        <w:tblPrEx>
+          <w:tblBorders>
+            <w:top w:val="single" w:color="000000" w:sz="6" w:space="0"/>
+            <w:left w:val="single" w:color="000000" w:sz="6" w:space="0"/>
+            <w:bottom w:val="single" w:color="000000" w:sz="6" w:space="0"/>
+            <w:right w:val="single" w:color="000000" w:sz="6" w:space="0"/>
+            <w:insideH w:val="single" w:color="000000" w:sz="6" w:space="0"/>
+            <w:insideV w:val="single" w:color="000000" w:sz="6" w:space="0"/>
+          </w:tblBorders>
+          <w:tblCellMar>
+            <w:top w:w="0" w:type="dxa"/>
+            <w:left w:w="108" w:type="dxa"/>
+            <w:bottom w:w="0" w:type="dxa"/>
+            <w:right w:w="108" w:type="dxa"/>
+          </w:tblCellMar>
+        </w:tblPrEx>
         <w:trPr>
-          <w:trHeight w:val="624"/>
+          <w:trHeight w:val="624" w:hRule="atLeast"/>
         </w:trPr>
         <w:tc>
           <w:tcPr>
             <w:tcW w:w="3156" w:type="dxa"/>
             <w:tcBorders>
-              <w:top w:val="single" w:sz="6" w:space="0" w:color="000000"/>
-              <w:left w:val="single" w:sz="6" w:space="0" w:color="000000"/>
-              <w:bottom w:val="single" w:sz="6" w:space="0" w:color="000000"/>
-              <w:right w:val="single" w:sz="6" w:space="0" w:color="000000"/>
-            </w:tcBorders>
-            <w:tcMar>
-              <w:top w:w="60" w:type="dxa"/>
-              <w:left w:w="60" w:type="dxa"/>
-              <w:bottom w:w="60" w:type="dxa"/>
-              <w:right w:w="60" w:type="dxa"/>
-            </w:tcMar>
-            <w:hideMark/>
-          </w:tcPr>
-          <w:p>
-            <w:pPr>
-              <w:rPr>
-                <w:rFonts w:ascii="Times New Roman" w:hAnsi="Times New Roman" w:cs="Times New Roman"/>
-              </w:rPr>
-            </w:pPr>
-            <w:r>
-              <w:rPr>
-                <w:rFonts w:ascii="Times New Roman" w:hAnsi="Times New Roman" w:cs="Times New Roman"/>
-              </w:rPr>
-              <w:lastRenderedPageBreak/>
+              <w:top w:val="single" w:color="000000" w:sz="6" w:space="0"/>
+              <w:left w:val="single" w:color="000000" w:sz="6" w:space="0"/>
+              <w:bottom w:val="single" w:color="000000" w:sz="6" w:space="0"/>
+              <w:right w:val="single" w:color="000000" w:sz="6" w:space="0"/>
+            </w:tcBorders>
+            <w:tcMar>
+              <w:top w:w="60" w:type="dxa"/>
+              <w:left w:w="60" w:type="dxa"/>
+              <w:bottom w:w="60" w:type="dxa"/>
+              <w:right w:w="60" w:type="dxa"/>
+            </w:tcMar>
+          </w:tcPr>
+          <w:p>
+            <w:pPr>
+              <w:rPr>
+                <w:rFonts w:ascii="Times New Roman" w:hAnsi="Times New Roman" w:cs="Times New Roman"/>
+              </w:rPr>
+            </w:pPr>
+            <w:r>
+              <w:rPr>
+                <w:rFonts w:ascii="Times New Roman" w:hAnsi="Times New Roman" w:cs="Times New Roman"/>
+              </w:rPr>
               <w:t>Sprint Goal (1 câu)</w:t>
             </w:r>
           </w:p>
@@ -3851,41 +4064,29 @@
           <w:tcPr>
             <w:tcW w:w="5862" w:type="dxa"/>
             <w:tcBorders>
-              <w:top w:val="single" w:sz="6" w:space="0" w:color="000000"/>
-              <w:left w:val="single" w:sz="6" w:space="0" w:color="000000"/>
-              <w:bottom w:val="single" w:sz="6" w:space="0" w:color="000000"/>
-              <w:right w:val="single" w:sz="6" w:space="0" w:color="000000"/>
-            </w:tcBorders>
-            <w:tcMar>
-              <w:top w:w="60" w:type="dxa"/>
-              <w:left w:w="60" w:type="dxa"/>
-              <w:bottom w:w="60" w:type="dxa"/>
-              <w:right w:w="60" w:type="dxa"/>
-            </w:tcMar>
-          </w:tcPr>
-          <w:p>
-            <w:pPr>
-              <w:rPr>
-                <w:rFonts w:ascii="Times New Roman" w:hAnsi="Times New Roman" w:cs="Times New Roman"/>
-              </w:rPr>
-            </w:pPr>
-            <w:r>
-              <w:rPr>
-                <w:rFonts w:ascii="Times New Roman" w:hAnsi="Times New Roman" w:cs="Times New Roman"/>
-              </w:rPr>
-              <w:t>Hoàn thành chức năng</w:t>
-            </w:r>
-            <w:r>
-              <w:rPr>
-                <w:rFonts w:ascii="Times New Roman" w:hAnsi="Times New Roman" w:cs="Times New Roman"/>
-              </w:rPr>
-              <w:t xml:space="preserve"> </w:t>
-            </w:r>
-            <w:r>
-              <w:rPr>
-                <w:rFonts w:ascii="Times New Roman" w:hAnsi="Times New Roman" w:cs="Times New Roman"/>
-              </w:rPr>
-              <w:t>cốt lõi cho ứng dụng kỹ thuật viên nhằm đảm bảo tiến độ Release 2.</w:t>
+              <w:top w:val="single" w:color="000000" w:sz="6" w:space="0"/>
+              <w:left w:val="single" w:color="000000" w:sz="6" w:space="0"/>
+              <w:bottom w:val="single" w:color="000000" w:sz="6" w:space="0"/>
+              <w:right w:val="single" w:color="000000" w:sz="6" w:space="0"/>
+            </w:tcBorders>
+            <w:tcMar>
+              <w:top w:w="60" w:type="dxa"/>
+              <w:left w:w="60" w:type="dxa"/>
+              <w:bottom w:w="60" w:type="dxa"/>
+              <w:right w:w="60" w:type="dxa"/>
+            </w:tcMar>
+          </w:tcPr>
+          <w:p>
+            <w:pPr>
+              <w:rPr>
+                <w:rFonts w:ascii="Times New Roman" w:hAnsi="Times New Roman" w:cs="Times New Roman"/>
+              </w:rPr>
+            </w:pPr>
+            <w:r>
+              <w:rPr>
+                <w:rFonts w:ascii="Times New Roman" w:hAnsi="Times New Roman" w:cs="Times New Roman"/>
+              </w:rPr>
+              <w:t>Hoàn thành chức năng cốt lõi cho ứng dụng kỹ thuật viên nhằm đảm bảo tiến độ Release 2.</w:t>
             </w:r>
           </w:p>
         </w:tc>
@@ -3923,18 +4124,24 @@
     </w:p>
     <w:tbl>
       <w:tblPr>
+        <w:tblStyle w:val="12"/>
         <w:tblW w:w="9022" w:type="dxa"/>
         <w:tblInd w:w="48" w:type="dxa"/>
         <w:tblBorders>
-          <w:top w:val="single" w:sz="6" w:space="0" w:color="000000"/>
-          <w:left w:val="single" w:sz="6" w:space="0" w:color="000000"/>
-          <w:bottom w:val="single" w:sz="6" w:space="0" w:color="000000"/>
-          <w:right w:val="single" w:sz="6" w:space="0" w:color="000000"/>
-          <w:insideH w:val="single" w:sz="6" w:space="0" w:color="000000"/>
-          <w:insideV w:val="single" w:sz="6" w:space="0" w:color="000000"/>
+          <w:top w:val="single" w:color="000000" w:sz="6" w:space="0"/>
+          <w:left w:val="single" w:color="000000" w:sz="6" w:space="0"/>
+          <w:bottom w:val="single" w:color="000000" w:sz="6" w:space="0"/>
+          <w:right w:val="single" w:color="000000" w:sz="6" w:space="0"/>
+          <w:insideH w:val="single" w:color="000000" w:sz="6" w:space="0"/>
+          <w:insideV w:val="single" w:color="000000" w:sz="6" w:space="0"/>
         </w:tblBorders>
         <w:tblLayout w:type="fixed"/>
-        <w:tblLook w:val="04A0" w:firstRow="1" w:lastRow="0" w:firstColumn="1" w:lastColumn="0" w:noHBand="0" w:noVBand="1"/>
+        <w:tblCellMar>
+          <w:top w:w="0" w:type="dxa"/>
+          <w:left w:w="108" w:type="dxa"/>
+          <w:bottom w:w="0" w:type="dxa"/>
+          <w:right w:w="108" w:type="dxa"/>
+        </w:tblCellMar>
       </w:tblPr>
       <w:tblGrid>
         <w:gridCol w:w="2071"/>
@@ -3942,14 +4149,30 @@
         <w:gridCol w:w="1804"/>
       </w:tblGrid>
       <w:tr>
+        <w:tblPrEx>
+          <w:tblBorders>
+            <w:top w:val="single" w:color="000000" w:sz="6" w:space="0"/>
+            <w:left w:val="single" w:color="000000" w:sz="6" w:space="0"/>
+            <w:bottom w:val="single" w:color="000000" w:sz="6" w:space="0"/>
+            <w:right w:val="single" w:color="000000" w:sz="6" w:space="0"/>
+            <w:insideH w:val="single" w:color="000000" w:sz="6" w:space="0"/>
+            <w:insideV w:val="single" w:color="000000" w:sz="6" w:space="0"/>
+          </w:tblBorders>
+          <w:tblCellMar>
+            <w:top w:w="0" w:type="dxa"/>
+            <w:left w:w="108" w:type="dxa"/>
+            <w:bottom w:w="0" w:type="dxa"/>
+            <w:right w:w="108" w:type="dxa"/>
+          </w:tblCellMar>
+        </w:tblPrEx>
         <w:tc>
           <w:tcPr>
             <w:tcW w:w="2071" w:type="dxa"/>
             <w:tcBorders>
-              <w:top w:val="single" w:sz="6" w:space="0" w:color="000000"/>
-              <w:left w:val="single" w:sz="6" w:space="0" w:color="000000"/>
-              <w:bottom w:val="single" w:sz="6" w:space="0" w:color="000000"/>
-              <w:right w:val="single" w:sz="6" w:space="0" w:color="000000"/>
+              <w:top w:val="single" w:color="000000" w:sz="6" w:space="0"/>
+              <w:left w:val="single" w:color="000000" w:sz="6" w:space="0"/>
+              <w:bottom w:val="single" w:color="000000" w:sz="6" w:space="0"/>
+              <w:right w:val="single" w:color="000000" w:sz="6" w:space="0"/>
             </w:tcBorders>
             <w:shd w:val="clear" w:color="auto" w:fill="8EAADB"/>
             <w:tcMar>
@@ -3958,7 +4181,6 @@
               <w:bottom w:w="60" w:type="dxa"/>
               <w:right w:w="60" w:type="dxa"/>
             </w:tcMar>
-            <w:hideMark/>
           </w:tcPr>
           <w:p>
             <w:pPr>
@@ -3982,10 +4204,10 @@
           <w:tcPr>
             <w:tcW w:w="5147" w:type="dxa"/>
             <w:tcBorders>
-              <w:top w:val="single" w:sz="6" w:space="0" w:color="000000"/>
-              <w:left w:val="single" w:sz="6" w:space="0" w:color="000000"/>
-              <w:bottom w:val="single" w:sz="6" w:space="0" w:color="000000"/>
-              <w:right w:val="single" w:sz="6" w:space="0" w:color="000000"/>
+              <w:top w:val="single" w:color="000000" w:sz="6" w:space="0"/>
+              <w:left w:val="single" w:color="000000" w:sz="6" w:space="0"/>
+              <w:bottom w:val="single" w:color="000000" w:sz="6" w:space="0"/>
+              <w:right w:val="single" w:color="000000" w:sz="6" w:space="0"/>
             </w:tcBorders>
             <w:shd w:val="clear" w:color="auto" w:fill="8EAADB"/>
             <w:tcMar>
@@ -3994,7 +4216,6 @@
               <w:bottom w:w="60" w:type="dxa"/>
               <w:right w:w="60" w:type="dxa"/>
             </w:tcMar>
-            <w:hideMark/>
           </w:tcPr>
           <w:p>
             <w:pPr>
@@ -4018,10 +4239,10 @@
           <w:tcPr>
             <w:tcW w:w="1804" w:type="dxa"/>
             <w:tcBorders>
-              <w:top w:val="single" w:sz="6" w:space="0" w:color="000000"/>
-              <w:left w:val="single" w:sz="6" w:space="0" w:color="000000"/>
-              <w:bottom w:val="single" w:sz="6" w:space="0" w:color="000000"/>
-              <w:right w:val="single" w:sz="6" w:space="0" w:color="000000"/>
+              <w:top w:val="single" w:color="000000" w:sz="6" w:space="0"/>
+              <w:left w:val="single" w:color="000000" w:sz="6" w:space="0"/>
+              <w:bottom w:val="single" w:color="000000" w:sz="6" w:space="0"/>
+              <w:right w:val="single" w:color="000000" w:sz="6" w:space="0"/>
             </w:tcBorders>
             <w:shd w:val="clear" w:color="auto" w:fill="8EAADB"/>
             <w:tcMar>
@@ -4030,7 +4251,6 @@
               <w:bottom w:w="60" w:type="dxa"/>
               <w:right w:w="60" w:type="dxa"/>
             </w:tcMar>
-            <w:hideMark/>
           </w:tcPr>
           <w:p>
             <w:pPr>
@@ -4052,17 +4272,33 @@
         </w:tc>
       </w:tr>
       <w:tr>
+        <w:tblPrEx>
+          <w:tblBorders>
+            <w:top w:val="single" w:color="000000" w:sz="6" w:space="0"/>
+            <w:left w:val="single" w:color="000000" w:sz="6" w:space="0"/>
+            <w:bottom w:val="single" w:color="000000" w:sz="6" w:space="0"/>
+            <w:right w:val="single" w:color="000000" w:sz="6" w:space="0"/>
+            <w:insideH w:val="single" w:color="000000" w:sz="6" w:space="0"/>
+            <w:insideV w:val="single" w:color="000000" w:sz="6" w:space="0"/>
+          </w:tblBorders>
+          <w:tblCellMar>
+            <w:top w:w="0" w:type="dxa"/>
+            <w:left w:w="108" w:type="dxa"/>
+            <w:bottom w:w="0" w:type="dxa"/>
+            <w:right w:w="108" w:type="dxa"/>
+          </w:tblCellMar>
+        </w:tblPrEx>
         <w:trPr>
-          <w:trHeight w:val="510"/>
+          <w:trHeight w:val="510" w:hRule="atLeast"/>
         </w:trPr>
         <w:tc>
           <w:tcPr>
             <w:tcW w:w="2071" w:type="dxa"/>
             <w:tcBorders>
-              <w:top w:val="single" w:sz="6" w:space="0" w:color="000000"/>
-              <w:left w:val="single" w:sz="6" w:space="0" w:color="000000"/>
-              <w:bottom w:val="single" w:sz="6" w:space="0" w:color="000000"/>
-              <w:right w:val="single" w:sz="6" w:space="0" w:color="000000"/>
+              <w:top w:val="single" w:color="000000" w:sz="6" w:space="0"/>
+              <w:left w:val="single" w:color="000000" w:sz="6" w:space="0"/>
+              <w:bottom w:val="single" w:color="000000" w:sz="6" w:space="0"/>
+              <w:right w:val="single" w:color="000000" w:sz="6" w:space="0"/>
             </w:tcBorders>
             <w:tcMar>
               <w:top w:w="60" w:type="dxa"/>
@@ -4089,35 +4325,29 @@
           <w:tcPr>
             <w:tcW w:w="5147" w:type="dxa"/>
             <w:tcBorders>
-              <w:top w:val="single" w:sz="6" w:space="0" w:color="000000"/>
-              <w:left w:val="single" w:sz="6" w:space="0" w:color="000000"/>
-              <w:bottom w:val="single" w:sz="6" w:space="0" w:color="000000"/>
-              <w:right w:val="single" w:sz="6" w:space="0" w:color="000000"/>
-            </w:tcBorders>
-            <w:tcMar>
-              <w:top w:w="60" w:type="dxa"/>
-              <w:left w:w="60" w:type="dxa"/>
-              <w:bottom w:w="60" w:type="dxa"/>
-              <w:right w:w="60" w:type="dxa"/>
-            </w:tcMar>
-          </w:tcPr>
-          <w:p>
-            <w:pPr>
-              <w:rPr>
-                <w:rFonts w:ascii="Times New Roman" w:hAnsi="Times New Roman" w:cs="Times New Roman"/>
-              </w:rPr>
-            </w:pPr>
-            <w:r>
-              <w:rPr>
-                <w:rFonts w:ascii="Times New Roman" w:hAnsi="Times New Roman" w:cs="Times New Roman"/>
-              </w:rPr>
-              <w:t xml:space="preserve">Thiết kế </w:t>
-            </w:r>
-            <w:r>
-              <w:rPr>
-                <w:rFonts w:ascii="Times New Roman" w:hAnsi="Times New Roman" w:cs="Times New Roman"/>
-              </w:rPr>
-              <w:t xml:space="preserve">giao diện chi tiết phiếu sửa chữa </w:t>
+              <w:top w:val="single" w:color="000000" w:sz="6" w:space="0"/>
+              <w:left w:val="single" w:color="000000" w:sz="6" w:space="0"/>
+              <w:bottom w:val="single" w:color="000000" w:sz="6" w:space="0"/>
+              <w:right w:val="single" w:color="000000" w:sz="6" w:space="0"/>
+            </w:tcBorders>
+            <w:tcMar>
+              <w:top w:w="60" w:type="dxa"/>
+              <w:left w:w="60" w:type="dxa"/>
+              <w:bottom w:w="60" w:type="dxa"/>
+              <w:right w:w="60" w:type="dxa"/>
+            </w:tcMar>
+          </w:tcPr>
+          <w:p>
+            <w:pPr>
+              <w:rPr>
+                <w:rFonts w:ascii="Times New Roman" w:hAnsi="Times New Roman" w:cs="Times New Roman"/>
+              </w:rPr>
+            </w:pPr>
+            <w:r>
+              <w:rPr>
+                <w:rFonts w:ascii="Times New Roman" w:hAnsi="Times New Roman" w:cs="Times New Roman"/>
+              </w:rPr>
+              <w:t xml:space="preserve">Thiết kế giao diện chi tiết phiếu sửa chữa </w:t>
             </w:r>
           </w:p>
         </w:tc>
@@ -4125,10 +4355,10 @@
           <w:tcPr>
             <w:tcW w:w="1804" w:type="dxa"/>
             <w:tcBorders>
-              <w:top w:val="single" w:sz="6" w:space="0" w:color="000000"/>
-              <w:left w:val="single" w:sz="6" w:space="0" w:color="000000"/>
-              <w:bottom w:val="single" w:sz="6" w:space="0" w:color="000000"/>
-              <w:right w:val="single" w:sz="6" w:space="0" w:color="000000"/>
+              <w:top w:val="single" w:color="000000" w:sz="6" w:space="0"/>
+              <w:left w:val="single" w:color="000000" w:sz="6" w:space="0"/>
+              <w:bottom w:val="single" w:color="000000" w:sz="6" w:space="0"/>
+              <w:right w:val="single" w:color="000000" w:sz="6" w:space="0"/>
             </w:tcBorders>
             <w:tcMar>
               <w:top w:w="60" w:type="dxa"/>
@@ -4153,17 +4383,33 @@
         </w:tc>
       </w:tr>
       <w:tr>
+        <w:tblPrEx>
+          <w:tblBorders>
+            <w:top w:val="single" w:color="000000" w:sz="6" w:space="0"/>
+            <w:left w:val="single" w:color="000000" w:sz="6" w:space="0"/>
+            <w:bottom w:val="single" w:color="000000" w:sz="6" w:space="0"/>
+            <w:right w:val="single" w:color="000000" w:sz="6" w:space="0"/>
+            <w:insideH w:val="single" w:color="000000" w:sz="6" w:space="0"/>
+            <w:insideV w:val="single" w:color="000000" w:sz="6" w:space="0"/>
+          </w:tblBorders>
+          <w:tblCellMar>
+            <w:top w:w="0" w:type="dxa"/>
+            <w:left w:w="108" w:type="dxa"/>
+            <w:bottom w:w="0" w:type="dxa"/>
+            <w:right w:w="108" w:type="dxa"/>
+          </w:tblCellMar>
+        </w:tblPrEx>
         <w:trPr>
-          <w:trHeight w:val="510"/>
+          <w:trHeight w:val="510" w:hRule="atLeast"/>
         </w:trPr>
         <w:tc>
           <w:tcPr>
             <w:tcW w:w="2071" w:type="dxa"/>
             <w:tcBorders>
-              <w:top w:val="single" w:sz="6" w:space="0" w:color="000000"/>
-              <w:left w:val="single" w:sz="6" w:space="0" w:color="000000"/>
-              <w:bottom w:val="single" w:sz="6" w:space="0" w:color="000000"/>
-              <w:right w:val="single" w:sz="6" w:space="0" w:color="000000"/>
+              <w:top w:val="single" w:color="000000" w:sz="6" w:space="0"/>
+              <w:left w:val="single" w:color="000000" w:sz="6" w:space="0"/>
+              <w:bottom w:val="single" w:color="000000" w:sz="6" w:space="0"/>
+              <w:right w:val="single" w:color="000000" w:sz="6" w:space="0"/>
             </w:tcBorders>
             <w:tcMar>
               <w:top w:w="60" w:type="dxa"/>
@@ -4190,10 +4436,10 @@
           <w:tcPr>
             <w:tcW w:w="5147" w:type="dxa"/>
             <w:tcBorders>
-              <w:top w:val="single" w:sz="6" w:space="0" w:color="000000"/>
-              <w:left w:val="single" w:sz="6" w:space="0" w:color="000000"/>
-              <w:bottom w:val="single" w:sz="6" w:space="0" w:color="000000"/>
-              <w:right w:val="single" w:sz="6" w:space="0" w:color="000000"/>
+              <w:top w:val="single" w:color="000000" w:sz="6" w:space="0"/>
+              <w:left w:val="single" w:color="000000" w:sz="6" w:space="0"/>
+              <w:bottom w:val="single" w:color="000000" w:sz="6" w:space="0"/>
+              <w:right w:val="single" w:color="000000" w:sz="6" w:space="0"/>
             </w:tcBorders>
             <w:tcMar>
               <w:top w:w="60" w:type="dxa"/>
@@ -4220,10 +4466,10 @@
           <w:tcPr>
             <w:tcW w:w="1804" w:type="dxa"/>
             <w:tcBorders>
-              <w:top w:val="single" w:sz="6" w:space="0" w:color="000000"/>
-              <w:left w:val="single" w:sz="6" w:space="0" w:color="000000"/>
-              <w:bottom w:val="single" w:sz="6" w:space="0" w:color="000000"/>
-              <w:right w:val="single" w:sz="6" w:space="0" w:color="000000"/>
+              <w:top w:val="single" w:color="000000" w:sz="6" w:space="0"/>
+              <w:left w:val="single" w:color="000000" w:sz="6" w:space="0"/>
+              <w:bottom w:val="single" w:color="000000" w:sz="6" w:space="0"/>
+              <w:right w:val="single" w:color="000000" w:sz="6" w:space="0"/>
             </w:tcBorders>
             <w:tcMar>
               <w:top w:w="60" w:type="dxa"/>
@@ -4248,17 +4494,33 @@
         </w:tc>
       </w:tr>
       <w:tr>
+        <w:tblPrEx>
+          <w:tblBorders>
+            <w:top w:val="single" w:color="000000" w:sz="6" w:space="0"/>
+            <w:left w:val="single" w:color="000000" w:sz="6" w:space="0"/>
+            <w:bottom w:val="single" w:color="000000" w:sz="6" w:space="0"/>
+            <w:right w:val="single" w:color="000000" w:sz="6" w:space="0"/>
+            <w:insideH w:val="single" w:color="000000" w:sz="6" w:space="0"/>
+            <w:insideV w:val="single" w:color="000000" w:sz="6" w:space="0"/>
+          </w:tblBorders>
+          <w:tblCellMar>
+            <w:top w:w="0" w:type="dxa"/>
+            <w:left w:w="108" w:type="dxa"/>
+            <w:bottom w:w="0" w:type="dxa"/>
+            <w:right w:w="108" w:type="dxa"/>
+          </w:tblCellMar>
+        </w:tblPrEx>
         <w:trPr>
-          <w:trHeight w:val="510"/>
+          <w:trHeight w:val="510" w:hRule="atLeast"/>
         </w:trPr>
         <w:tc>
           <w:tcPr>
             <w:tcW w:w="2071" w:type="dxa"/>
             <w:tcBorders>
-              <w:top w:val="single" w:sz="6" w:space="0" w:color="000000"/>
-              <w:left w:val="single" w:sz="6" w:space="0" w:color="000000"/>
-              <w:bottom w:val="single" w:sz="6" w:space="0" w:color="000000"/>
-              <w:right w:val="single" w:sz="6" w:space="0" w:color="000000"/>
+              <w:top w:val="single" w:color="000000" w:sz="6" w:space="0"/>
+              <w:left w:val="single" w:color="000000" w:sz="6" w:space="0"/>
+              <w:bottom w:val="single" w:color="000000" w:sz="6" w:space="0"/>
+              <w:right w:val="single" w:color="000000" w:sz="6" w:space="0"/>
             </w:tcBorders>
             <w:tcMar>
               <w:top w:w="60" w:type="dxa"/>
@@ -4285,10 +4547,10 @@
           <w:tcPr>
             <w:tcW w:w="5147" w:type="dxa"/>
             <w:tcBorders>
-              <w:top w:val="single" w:sz="6" w:space="0" w:color="000000"/>
-              <w:left w:val="single" w:sz="6" w:space="0" w:color="000000"/>
-              <w:bottom w:val="single" w:sz="6" w:space="0" w:color="000000"/>
-              <w:right w:val="single" w:sz="6" w:space="0" w:color="000000"/>
+              <w:top w:val="single" w:color="000000" w:sz="6" w:space="0"/>
+              <w:left w:val="single" w:color="000000" w:sz="6" w:space="0"/>
+              <w:bottom w:val="single" w:color="000000" w:sz="6" w:space="0"/>
+              <w:right w:val="single" w:color="000000" w:sz="6" w:space="0"/>
             </w:tcBorders>
             <w:tcMar>
               <w:top w:w="60" w:type="dxa"/>
@@ -4315,10 +4577,10 @@
           <w:tcPr>
             <w:tcW w:w="1804" w:type="dxa"/>
             <w:tcBorders>
-              <w:top w:val="single" w:sz="6" w:space="0" w:color="000000"/>
-              <w:left w:val="single" w:sz="6" w:space="0" w:color="000000"/>
-              <w:bottom w:val="single" w:sz="6" w:space="0" w:color="000000"/>
-              <w:right w:val="single" w:sz="6" w:space="0" w:color="000000"/>
+              <w:top w:val="single" w:color="000000" w:sz="6" w:space="0"/>
+              <w:left w:val="single" w:color="000000" w:sz="6" w:space="0"/>
+              <w:bottom w:val="single" w:color="000000" w:sz="6" w:space="0"/>
+              <w:right w:val="single" w:color="000000" w:sz="6" w:space="0"/>
             </w:tcBorders>
             <w:tcMar>
               <w:top w:w="60" w:type="dxa"/>
@@ -4343,25 +4605,40 @@
         </w:tc>
       </w:tr>
       <w:tr>
+        <w:tblPrEx>
+          <w:tblBorders>
+            <w:top w:val="single" w:color="000000" w:sz="6" w:space="0"/>
+            <w:left w:val="single" w:color="000000" w:sz="6" w:space="0"/>
+            <w:bottom w:val="single" w:color="000000" w:sz="6" w:space="0"/>
+            <w:right w:val="single" w:color="000000" w:sz="6" w:space="0"/>
+            <w:insideH w:val="single" w:color="000000" w:sz="6" w:space="0"/>
+            <w:insideV w:val="single" w:color="000000" w:sz="6" w:space="0"/>
+          </w:tblBorders>
+          <w:tblCellMar>
+            <w:top w:w="0" w:type="dxa"/>
+            <w:left w:w="108" w:type="dxa"/>
+            <w:bottom w:w="0" w:type="dxa"/>
+            <w:right w:w="108" w:type="dxa"/>
+          </w:tblCellMar>
+        </w:tblPrEx>
         <w:trPr>
-          <w:trHeight w:val="510"/>
+          <w:trHeight w:val="510" w:hRule="atLeast"/>
         </w:trPr>
         <w:tc>
           <w:tcPr>
             <w:tcW w:w="2071" w:type="dxa"/>
             <w:tcBorders>
-              <w:top w:val="single" w:sz="6" w:space="0" w:color="000000"/>
-              <w:left w:val="single" w:sz="6" w:space="0" w:color="000000"/>
-              <w:bottom w:val="single" w:sz="6" w:space="0" w:color="000000"/>
-              <w:right w:val="single" w:sz="6" w:space="0" w:color="000000"/>
-            </w:tcBorders>
-            <w:tcMar>
-              <w:top w:w="60" w:type="dxa"/>
-              <w:left w:w="60" w:type="dxa"/>
-              <w:bottom w:w="60" w:type="dxa"/>
-              <w:right w:w="60" w:type="dxa"/>
-            </w:tcMar>
-            <w:hideMark/>
+              <w:top w:val="single" w:color="000000" w:sz="6" w:space="0"/>
+              <w:left w:val="single" w:color="000000" w:sz="6" w:space="0"/>
+              <w:bottom w:val="single" w:color="000000" w:sz="6" w:space="0"/>
+              <w:right w:val="single" w:color="000000" w:sz="6" w:space="0"/>
+            </w:tcBorders>
+            <w:tcMar>
+              <w:top w:w="60" w:type="dxa"/>
+              <w:left w:w="60" w:type="dxa"/>
+              <w:bottom w:w="60" w:type="dxa"/>
+              <w:right w:w="60" w:type="dxa"/>
+            </w:tcMar>
           </w:tcPr>
           <w:p>
             <w:pPr>
@@ -4385,10 +4662,10 @@
           <w:tcPr>
             <w:tcW w:w="5147" w:type="dxa"/>
             <w:tcBorders>
-              <w:top w:val="single" w:sz="6" w:space="0" w:color="000000"/>
-              <w:left w:val="single" w:sz="6" w:space="0" w:color="000000"/>
-              <w:bottom w:val="single" w:sz="6" w:space="0" w:color="000000"/>
-              <w:right w:val="single" w:sz="6" w:space="0" w:color="000000"/>
+              <w:top w:val="single" w:color="000000" w:sz="6" w:space="0"/>
+              <w:left w:val="single" w:color="000000" w:sz="6" w:space="0"/>
+              <w:bottom w:val="single" w:color="000000" w:sz="6" w:space="0"/>
+              <w:right w:val="single" w:color="000000" w:sz="6" w:space="0"/>
             </w:tcBorders>
             <w:tcMar>
               <w:top w:w="60" w:type="dxa"/>
@@ -4409,10 +4686,10 @@
           <w:tcPr>
             <w:tcW w:w="1804" w:type="dxa"/>
             <w:tcBorders>
-              <w:top w:val="single" w:sz="6" w:space="0" w:color="000000"/>
-              <w:left w:val="single" w:sz="6" w:space="0" w:color="000000"/>
-              <w:bottom w:val="single" w:sz="6" w:space="0" w:color="000000"/>
-              <w:right w:val="single" w:sz="6" w:space="0" w:color="000000"/>
+              <w:top w:val="single" w:color="000000" w:sz="6" w:space="0"/>
+              <w:left w:val="single" w:color="000000" w:sz="6" w:space="0"/>
+              <w:bottom w:val="single" w:color="000000" w:sz="6" w:space="0"/>
+              <w:right w:val="single" w:color="000000" w:sz="6" w:space="0"/>
             </w:tcBorders>
             <w:tcMar>
               <w:top w:w="60" w:type="dxa"/>
@@ -4469,32 +4746,54 @@
     </w:p>
     <w:tbl>
       <w:tblPr>
+        <w:tblStyle w:val="12"/>
         <w:tblW w:w="9018" w:type="dxa"/>
         <w:tblInd w:w="48" w:type="dxa"/>
         <w:tblBorders>
-          <w:top w:val="single" w:sz="6" w:space="0" w:color="000000"/>
-          <w:left w:val="single" w:sz="6" w:space="0" w:color="000000"/>
-          <w:bottom w:val="single" w:sz="6" w:space="0" w:color="000000"/>
-          <w:right w:val="single" w:sz="6" w:space="0" w:color="000000"/>
-          <w:insideH w:val="single" w:sz="6" w:space="0" w:color="000000"/>
-          <w:insideV w:val="single" w:sz="6" w:space="0" w:color="000000"/>
+          <w:top w:val="single" w:color="000000" w:sz="6" w:space="0"/>
+          <w:left w:val="single" w:color="000000" w:sz="6" w:space="0"/>
+          <w:bottom w:val="single" w:color="000000" w:sz="6" w:space="0"/>
+          <w:right w:val="single" w:color="000000" w:sz="6" w:space="0"/>
+          <w:insideH w:val="single" w:color="000000" w:sz="6" w:space="0"/>
+          <w:insideV w:val="single" w:color="000000" w:sz="6" w:space="0"/>
         </w:tblBorders>
         <w:tblLayout w:type="fixed"/>
-        <w:tblLook w:val="04A0" w:firstRow="1" w:lastRow="0" w:firstColumn="1" w:lastColumn="0" w:noHBand="0" w:noVBand="1"/>
+        <w:tblCellMar>
+          <w:top w:w="0" w:type="dxa"/>
+          <w:left w:w="108" w:type="dxa"/>
+          <w:bottom w:w="0" w:type="dxa"/>
+          <w:right w:w="108" w:type="dxa"/>
+        </w:tblCellMar>
       </w:tblPr>
       <w:tblGrid>
         <w:gridCol w:w="3156"/>
         <w:gridCol w:w="5862"/>
       </w:tblGrid>
       <w:tr>
+        <w:tblPrEx>
+          <w:tblBorders>
+            <w:top w:val="single" w:color="000000" w:sz="6" w:space="0"/>
+            <w:left w:val="single" w:color="000000" w:sz="6" w:space="0"/>
+            <w:bottom w:val="single" w:color="000000" w:sz="6" w:space="0"/>
+            <w:right w:val="single" w:color="000000" w:sz="6" w:space="0"/>
+            <w:insideH w:val="single" w:color="000000" w:sz="6" w:space="0"/>
+            <w:insideV w:val="single" w:color="000000" w:sz="6" w:space="0"/>
+          </w:tblBorders>
+          <w:tblCellMar>
+            <w:top w:w="0" w:type="dxa"/>
+            <w:left w:w="108" w:type="dxa"/>
+            <w:bottom w:w="0" w:type="dxa"/>
+            <w:right w:w="108" w:type="dxa"/>
+          </w:tblCellMar>
+        </w:tblPrEx>
         <w:tc>
           <w:tcPr>
             <w:tcW w:w="3156" w:type="dxa"/>
             <w:tcBorders>
-              <w:top w:val="single" w:sz="6" w:space="0" w:color="000000"/>
-              <w:left w:val="single" w:sz="6" w:space="0" w:color="000000"/>
-              <w:bottom w:val="single" w:sz="6" w:space="0" w:color="000000"/>
-              <w:right w:val="single" w:sz="6" w:space="0" w:color="000000"/>
+              <w:top w:val="single" w:color="000000" w:sz="6" w:space="0"/>
+              <w:left w:val="single" w:color="000000" w:sz="6" w:space="0"/>
+              <w:bottom w:val="single" w:color="000000" w:sz="6" w:space="0"/>
+              <w:right w:val="single" w:color="000000" w:sz="6" w:space="0"/>
             </w:tcBorders>
             <w:shd w:val="clear" w:color="auto" w:fill="8EAADB"/>
             <w:tcMar>
@@ -4503,7 +4802,6 @@
               <w:bottom w:w="60" w:type="dxa"/>
               <w:right w:w="60" w:type="dxa"/>
             </w:tcMar>
-            <w:hideMark/>
           </w:tcPr>
           <w:p>
             <w:pPr>
@@ -4527,10 +4825,10 @@
           <w:tcPr>
             <w:tcW w:w="5862" w:type="dxa"/>
             <w:tcBorders>
-              <w:top w:val="single" w:sz="6" w:space="0" w:color="000000"/>
-              <w:left w:val="single" w:sz="6" w:space="0" w:color="000000"/>
-              <w:bottom w:val="single" w:sz="6" w:space="0" w:color="000000"/>
-              <w:right w:val="single" w:sz="6" w:space="0" w:color="000000"/>
+              <w:top w:val="single" w:color="000000" w:sz="6" w:space="0"/>
+              <w:left w:val="single" w:color="000000" w:sz="6" w:space="0"/>
+              <w:bottom w:val="single" w:color="000000" w:sz="6" w:space="0"/>
+              <w:right w:val="single" w:color="000000" w:sz="6" w:space="0"/>
             </w:tcBorders>
             <w:shd w:val="clear" w:color="auto" w:fill="8EAADB"/>
             <w:tcMar>
@@ -4539,7 +4837,6 @@
               <w:bottom w:w="60" w:type="dxa"/>
               <w:right w:w="60" w:type="dxa"/>
             </w:tcMar>
-            <w:hideMark/>
           </w:tcPr>
           <w:p>
             <w:pPr>
@@ -4561,25 +4858,40 @@
         </w:tc>
       </w:tr>
       <w:tr>
+        <w:tblPrEx>
+          <w:tblBorders>
+            <w:top w:val="single" w:color="000000" w:sz="6" w:space="0"/>
+            <w:left w:val="single" w:color="000000" w:sz="6" w:space="0"/>
+            <w:bottom w:val="single" w:color="000000" w:sz="6" w:space="0"/>
+            <w:right w:val="single" w:color="000000" w:sz="6" w:space="0"/>
+            <w:insideH w:val="single" w:color="000000" w:sz="6" w:space="0"/>
+            <w:insideV w:val="single" w:color="000000" w:sz="6" w:space="0"/>
+          </w:tblBorders>
+          <w:tblCellMar>
+            <w:top w:w="0" w:type="dxa"/>
+            <w:left w:w="108" w:type="dxa"/>
+            <w:bottom w:w="0" w:type="dxa"/>
+            <w:right w:w="108" w:type="dxa"/>
+          </w:tblCellMar>
+        </w:tblPrEx>
         <w:trPr>
-          <w:trHeight w:val="794"/>
+          <w:trHeight w:val="794" w:hRule="atLeast"/>
         </w:trPr>
         <w:tc>
           <w:tcPr>
             <w:tcW w:w="3156" w:type="dxa"/>
             <w:tcBorders>
-              <w:top w:val="single" w:sz="6" w:space="0" w:color="000000"/>
-              <w:left w:val="single" w:sz="6" w:space="0" w:color="000000"/>
-              <w:bottom w:val="single" w:sz="6" w:space="0" w:color="000000"/>
-              <w:right w:val="single" w:sz="6" w:space="0" w:color="000000"/>
-            </w:tcBorders>
-            <w:tcMar>
-              <w:top w:w="60" w:type="dxa"/>
-              <w:left w:w="60" w:type="dxa"/>
-              <w:bottom w:w="60" w:type="dxa"/>
-              <w:right w:w="60" w:type="dxa"/>
-            </w:tcMar>
-            <w:hideMark/>
+              <w:top w:val="single" w:color="000000" w:sz="6" w:space="0"/>
+              <w:left w:val="single" w:color="000000" w:sz="6" w:space="0"/>
+              <w:bottom w:val="single" w:color="000000" w:sz="6" w:space="0"/>
+              <w:right w:val="single" w:color="000000" w:sz="6" w:space="0"/>
+            </w:tcBorders>
+            <w:tcMar>
+              <w:top w:w="60" w:type="dxa"/>
+              <w:left w:w="60" w:type="dxa"/>
+              <w:bottom w:w="60" w:type="dxa"/>
+              <w:right w:w="60" w:type="dxa"/>
+            </w:tcMar>
           </w:tcPr>
           <w:p>
             <w:pPr>
@@ -4599,10 +4911,10 @@
           <w:tcPr>
             <w:tcW w:w="5862" w:type="dxa"/>
             <w:tcBorders>
-              <w:top w:val="single" w:sz="6" w:space="0" w:color="000000"/>
-              <w:left w:val="single" w:sz="6" w:space="0" w:color="000000"/>
-              <w:bottom w:val="single" w:sz="6" w:space="0" w:color="000000"/>
-              <w:right w:val="single" w:sz="6" w:space="0" w:color="000000"/>
+              <w:top w:val="single" w:color="000000" w:sz="6" w:space="0"/>
+              <w:left w:val="single" w:color="000000" w:sz="6" w:space="0"/>
+              <w:bottom w:val="single" w:color="000000" w:sz="6" w:space="0"/>
+              <w:right w:val="single" w:color="000000" w:sz="6" w:space="0"/>
             </w:tcBorders>
             <w:tcMar>
               <w:top w:w="60" w:type="dxa"/>
@@ -4660,49 +4972,46 @@
               <w:rPr>
                 <w:rFonts w:ascii="Times New Roman" w:hAnsi="Times New Roman" w:cs="Times New Roman"/>
               </w:rPr>
-              <w:t xml:space="preserve">Kết </w:t>
-            </w:r>
-            <w:r>
-              <w:rPr>
-                <w:rFonts w:ascii="Times New Roman" w:hAnsi="Times New Roman" w:cs="Times New Roman"/>
-              </w:rPr>
-              <w:t>luận: Đội</w:t>
-            </w:r>
-            <w:r>
-              <w:rPr>
-                <w:rFonts w:ascii="Times New Roman" w:hAnsi="Times New Roman" w:cs="Times New Roman"/>
-              </w:rPr>
-              <w:t xml:space="preserve"> đang chậm tiến độ</w:t>
-            </w:r>
-            <w:r>
-              <w:rPr>
-                <w:rFonts w:ascii="Times New Roman" w:hAnsi="Times New Roman" w:cs="Times New Roman"/>
-              </w:rPr>
-              <w:t xml:space="preserve"> </w:t>
+              <w:t xml:space="preserve">Kết luận: Đội đang chậm tiến độ </w:t>
             </w:r>
           </w:p>
         </w:tc>
       </w:tr>
       <w:tr>
+        <w:tblPrEx>
+          <w:tblBorders>
+            <w:top w:val="single" w:color="000000" w:sz="6" w:space="0"/>
+            <w:left w:val="single" w:color="000000" w:sz="6" w:space="0"/>
+            <w:bottom w:val="single" w:color="000000" w:sz="6" w:space="0"/>
+            <w:right w:val="single" w:color="000000" w:sz="6" w:space="0"/>
+            <w:insideH w:val="single" w:color="000000" w:sz="6" w:space="0"/>
+            <w:insideV w:val="single" w:color="000000" w:sz="6" w:space="0"/>
+          </w:tblBorders>
+          <w:tblCellMar>
+            <w:top w:w="0" w:type="dxa"/>
+            <w:left w:w="108" w:type="dxa"/>
+            <w:bottom w:w="0" w:type="dxa"/>
+            <w:right w:w="108" w:type="dxa"/>
+          </w:tblCellMar>
+        </w:tblPrEx>
         <w:trPr>
-          <w:trHeight w:val="794"/>
+          <w:trHeight w:val="794" w:hRule="atLeast"/>
         </w:trPr>
         <w:tc>
           <w:tcPr>
             <w:tcW w:w="3156" w:type="dxa"/>
             <w:tcBorders>
-              <w:top w:val="single" w:sz="6" w:space="0" w:color="000000"/>
-              <w:left w:val="single" w:sz="6" w:space="0" w:color="000000"/>
-              <w:bottom w:val="single" w:sz="6" w:space="0" w:color="000000"/>
-              <w:right w:val="single" w:sz="6" w:space="0" w:color="000000"/>
-            </w:tcBorders>
-            <w:tcMar>
-              <w:top w:w="60" w:type="dxa"/>
-              <w:left w:w="60" w:type="dxa"/>
-              <w:bottom w:w="60" w:type="dxa"/>
-              <w:right w:w="60" w:type="dxa"/>
-            </w:tcMar>
-            <w:hideMark/>
+              <w:top w:val="single" w:color="000000" w:sz="6" w:space="0"/>
+              <w:left w:val="single" w:color="000000" w:sz="6" w:space="0"/>
+              <w:bottom w:val="single" w:color="000000" w:sz="6" w:space="0"/>
+              <w:right w:val="single" w:color="000000" w:sz="6" w:space="0"/>
+            </w:tcBorders>
+            <w:tcMar>
+              <w:top w:w="60" w:type="dxa"/>
+              <w:left w:w="60" w:type="dxa"/>
+              <w:bottom w:w="60" w:type="dxa"/>
+              <w:right w:w="60" w:type="dxa"/>
+            </w:tcMar>
           </w:tcPr>
           <w:p>
             <w:pPr>
@@ -4722,24 +5031,47 @@
           <w:tcPr>
             <w:tcW w:w="5862" w:type="dxa"/>
             <w:tcBorders>
-              <w:top w:val="single" w:sz="6" w:space="0" w:color="000000"/>
-              <w:left w:val="single" w:sz="6" w:space="0" w:color="000000"/>
-              <w:bottom w:val="single" w:sz="6" w:space="0" w:color="000000"/>
-              <w:right w:val="single" w:sz="6" w:space="0" w:color="000000"/>
-            </w:tcBorders>
-            <w:tcMar>
-              <w:top w:w="60" w:type="dxa"/>
-              <w:left w:w="60" w:type="dxa"/>
-              <w:bottom w:w="60" w:type="dxa"/>
-              <w:right w:w="60" w:type="dxa"/>
-            </w:tcMar>
-          </w:tcPr>
-          <w:p>
-            <w:pPr>
-              <w:rPr>
-                <w:rFonts w:ascii="Times New Roman" w:hAnsi="Times New Roman" w:cs="Times New Roman"/>
-              </w:rPr>
-            </w:pPr>
+              <w:top w:val="single" w:color="000000" w:sz="6" w:space="0"/>
+              <w:left w:val="single" w:color="000000" w:sz="6" w:space="0"/>
+              <w:bottom w:val="single" w:color="000000" w:sz="6" w:space="0"/>
+              <w:right w:val="single" w:color="000000" w:sz="6" w:space="0"/>
+            </w:tcBorders>
+            <w:tcMar>
+              <w:top w:w="60" w:type="dxa"/>
+              <w:left w:w="60" w:type="dxa"/>
+              <w:bottom w:w="60" w:type="dxa"/>
+              <w:right w:w="60" w:type="dxa"/>
+            </w:tcMar>
+          </w:tcPr>
+          <w:p>
+            <w:pPr>
+              <w:rPr>
+                <w:rFonts w:hint="default" w:ascii="Times New Roman" w:hAnsi="Times New Roman" w:cs="Times New Roman"/>
+                <w:lang w:val="en-US"/>
+              </w:rPr>
+            </w:pPr>
+            <w:r>
+              <w:rPr>
+                <w:rFonts w:hint="default" w:ascii="Times New Roman" w:hAnsi="Times New Roman" w:cs="Times New Roman"/>
+                <w:lang w:val="en-US"/>
+              </w:rPr>
+              <w:t>-Dấu hiệu: Đường thực tế đi ngang/giảm rất chậm trong giai đoạn đầu, cho thấy năng suất thực hiện công việc ban đầu thấp hơn dự kiến .</w:t>
+            </w:r>
+          </w:p>
+          <w:p>
+            <w:pPr>
+              <w:rPr>
+                <w:rFonts w:hint="default" w:ascii="Times New Roman" w:hAnsi="Times New Roman" w:cs="Times New Roman"/>
+                <w:lang w:val="en-US"/>
+              </w:rPr>
+            </w:pPr>
+            <w:r>
+              <w:rPr>
+                <w:rFonts w:hint="default" w:ascii="Times New Roman" w:hAnsi="Times New Roman" w:cs="Times New Roman"/>
+                <w:lang w:val="en-US"/>
+              </w:rPr>
+              <w:t>-Rủi ro: Khối lượng công việc bị dồn ứ về cuối Sprint, gây áp lực lớn cho Dev, dễ dẫn đến kh hoàn thành Sprint Goal hoặc bỏ sót lỗi do kh đủ thời gian kiểm thử.</w:t>
+            </w:r>
           </w:p>
         </w:tc>
       </w:tr>
@@ -4776,18 +5108,24 @@
     </w:p>
     <w:tbl>
       <w:tblPr>
+        <w:tblStyle w:val="12"/>
         <w:tblW w:w="9024" w:type="dxa"/>
         <w:tblInd w:w="48" w:type="dxa"/>
         <w:tblBorders>
-          <w:top w:val="single" w:sz="6" w:space="0" w:color="000000"/>
-          <w:left w:val="single" w:sz="6" w:space="0" w:color="000000"/>
-          <w:bottom w:val="single" w:sz="6" w:space="0" w:color="000000"/>
-          <w:right w:val="single" w:sz="6" w:space="0" w:color="000000"/>
-          <w:insideH w:val="single" w:sz="6" w:space="0" w:color="000000"/>
-          <w:insideV w:val="single" w:sz="6" w:space="0" w:color="000000"/>
+          <w:top w:val="single" w:color="000000" w:sz="6" w:space="0"/>
+          <w:left w:val="single" w:color="000000" w:sz="6" w:space="0"/>
+          <w:bottom w:val="single" w:color="000000" w:sz="6" w:space="0"/>
+          <w:right w:val="single" w:color="000000" w:sz="6" w:space="0"/>
+          <w:insideH w:val="single" w:color="000000" w:sz="6" w:space="0"/>
+          <w:insideV w:val="single" w:color="000000" w:sz="6" w:space="0"/>
         </w:tblBorders>
         <w:tblLayout w:type="fixed"/>
-        <w:tblLook w:val="04A0" w:firstRow="1" w:lastRow="0" w:firstColumn="1" w:lastColumn="0" w:noHBand="0" w:noVBand="1"/>
+        <w:tblCellMar>
+          <w:top w:w="0" w:type="dxa"/>
+          <w:left w:w="108" w:type="dxa"/>
+          <w:bottom w:w="0" w:type="dxa"/>
+          <w:right w:w="108" w:type="dxa"/>
+        </w:tblCellMar>
       </w:tblPr>
       <w:tblGrid>
         <w:gridCol w:w="2256"/>
@@ -4796,14 +5134,30 @@
         <w:gridCol w:w="2256"/>
       </w:tblGrid>
       <w:tr>
+        <w:tblPrEx>
+          <w:tblBorders>
+            <w:top w:val="single" w:color="000000" w:sz="6" w:space="0"/>
+            <w:left w:val="single" w:color="000000" w:sz="6" w:space="0"/>
+            <w:bottom w:val="single" w:color="000000" w:sz="6" w:space="0"/>
+            <w:right w:val="single" w:color="000000" w:sz="6" w:space="0"/>
+            <w:insideH w:val="single" w:color="000000" w:sz="6" w:space="0"/>
+            <w:insideV w:val="single" w:color="000000" w:sz="6" w:space="0"/>
+          </w:tblBorders>
+          <w:tblCellMar>
+            <w:top w:w="0" w:type="dxa"/>
+            <w:left w:w="108" w:type="dxa"/>
+            <w:bottom w:w="0" w:type="dxa"/>
+            <w:right w:w="108" w:type="dxa"/>
+          </w:tblCellMar>
+        </w:tblPrEx>
         <w:tc>
           <w:tcPr>
             <w:tcW w:w="2256" w:type="dxa"/>
             <w:tcBorders>
-              <w:top w:val="single" w:sz="6" w:space="0" w:color="000000"/>
-              <w:left w:val="single" w:sz="6" w:space="0" w:color="000000"/>
-              <w:bottom w:val="single" w:sz="6" w:space="0" w:color="000000"/>
-              <w:right w:val="single" w:sz="6" w:space="0" w:color="000000"/>
+              <w:top w:val="single" w:color="000000" w:sz="6" w:space="0"/>
+              <w:left w:val="single" w:color="000000" w:sz="6" w:space="0"/>
+              <w:bottom w:val="single" w:color="000000" w:sz="6" w:space="0"/>
+              <w:right w:val="single" w:color="000000" w:sz="6" w:space="0"/>
             </w:tcBorders>
             <w:shd w:val="clear" w:color="auto" w:fill="8EAADB"/>
             <w:tcMar>
@@ -4812,7 +5166,6 @@
               <w:bottom w:w="60" w:type="dxa"/>
               <w:right w:w="60" w:type="dxa"/>
             </w:tcMar>
-            <w:hideMark/>
           </w:tcPr>
           <w:p>
             <w:pPr>
@@ -4836,10 +5189,10 @@
           <w:tcPr>
             <w:tcW w:w="2256" w:type="dxa"/>
             <w:tcBorders>
-              <w:top w:val="single" w:sz="6" w:space="0" w:color="000000"/>
-              <w:left w:val="single" w:sz="6" w:space="0" w:color="000000"/>
-              <w:bottom w:val="single" w:sz="6" w:space="0" w:color="000000"/>
-              <w:right w:val="single" w:sz="6" w:space="0" w:color="000000"/>
+              <w:top w:val="single" w:color="000000" w:sz="6" w:space="0"/>
+              <w:left w:val="single" w:color="000000" w:sz="6" w:space="0"/>
+              <w:bottom w:val="single" w:color="000000" w:sz="6" w:space="0"/>
+              <w:right w:val="single" w:color="000000" w:sz="6" w:space="0"/>
             </w:tcBorders>
             <w:shd w:val="clear" w:color="auto" w:fill="8EAADB"/>
             <w:tcMar>
@@ -4848,7 +5201,6 @@
               <w:bottom w:w="60" w:type="dxa"/>
               <w:right w:w="60" w:type="dxa"/>
             </w:tcMar>
-            <w:hideMark/>
           </w:tcPr>
           <w:p>
             <w:pPr>
@@ -4872,10 +5224,10 @@
           <w:tcPr>
             <w:tcW w:w="2256" w:type="dxa"/>
             <w:tcBorders>
-              <w:top w:val="single" w:sz="6" w:space="0" w:color="000000"/>
-              <w:left w:val="single" w:sz="6" w:space="0" w:color="000000"/>
-              <w:bottom w:val="single" w:sz="6" w:space="0" w:color="000000"/>
-              <w:right w:val="single" w:sz="6" w:space="0" w:color="000000"/>
+              <w:top w:val="single" w:color="000000" w:sz="6" w:space="0"/>
+              <w:left w:val="single" w:color="000000" w:sz="6" w:space="0"/>
+              <w:bottom w:val="single" w:color="000000" w:sz="6" w:space="0"/>
+              <w:right w:val="single" w:color="000000" w:sz="6" w:space="0"/>
             </w:tcBorders>
             <w:shd w:val="clear" w:color="auto" w:fill="8EAADB"/>
             <w:tcMar>
@@ -4884,7 +5236,6 @@
               <w:bottom w:w="60" w:type="dxa"/>
               <w:right w:w="60" w:type="dxa"/>
             </w:tcMar>
-            <w:hideMark/>
           </w:tcPr>
           <w:p>
             <w:pPr>
@@ -4908,10 +5259,10 @@
           <w:tcPr>
             <w:tcW w:w="2256" w:type="dxa"/>
             <w:tcBorders>
-              <w:top w:val="single" w:sz="6" w:space="0" w:color="000000"/>
-              <w:left w:val="single" w:sz="6" w:space="0" w:color="000000"/>
-              <w:bottom w:val="single" w:sz="6" w:space="0" w:color="000000"/>
-              <w:right w:val="single" w:sz="6" w:space="0" w:color="000000"/>
+              <w:top w:val="single" w:color="000000" w:sz="6" w:space="0"/>
+              <w:left w:val="single" w:color="000000" w:sz="6" w:space="0"/>
+              <w:bottom w:val="single" w:color="000000" w:sz="6" w:space="0"/>
+              <w:right w:val="single" w:color="000000" w:sz="6" w:space="0"/>
             </w:tcBorders>
             <w:shd w:val="clear" w:color="auto" w:fill="8EAADB"/>
             <w:tcMar>
@@ -4920,7 +5271,6 @@
               <w:bottom w:w="60" w:type="dxa"/>
               <w:right w:w="60" w:type="dxa"/>
             </w:tcMar>
-            <w:hideMark/>
           </w:tcPr>
           <w:p>
             <w:pPr>
@@ -4942,103 +5292,151 @@
         </w:tc>
       </w:tr>
       <w:tr>
+        <w:tblPrEx>
+          <w:tblBorders>
+            <w:top w:val="single" w:color="000000" w:sz="6" w:space="0"/>
+            <w:left w:val="single" w:color="000000" w:sz="6" w:space="0"/>
+            <w:bottom w:val="single" w:color="000000" w:sz="6" w:space="0"/>
+            <w:right w:val="single" w:color="000000" w:sz="6" w:space="0"/>
+            <w:insideH w:val="single" w:color="000000" w:sz="6" w:space="0"/>
+            <w:insideV w:val="single" w:color="000000" w:sz="6" w:space="0"/>
+          </w:tblBorders>
+          <w:tblCellMar>
+            <w:top w:w="0" w:type="dxa"/>
+            <w:left w:w="108" w:type="dxa"/>
+            <w:bottom w:w="0" w:type="dxa"/>
+            <w:right w:w="108" w:type="dxa"/>
+          </w:tblCellMar>
+        </w:tblPrEx>
         <w:trPr>
-          <w:trHeight w:val="510"/>
+          <w:trHeight w:val="510" w:hRule="atLeast"/>
         </w:trPr>
         <w:tc>
           <w:tcPr>
             <w:tcW w:w="2256" w:type="dxa"/>
             <w:tcBorders>
-              <w:top w:val="single" w:sz="6" w:space="0" w:color="000000"/>
-              <w:left w:val="single" w:sz="6" w:space="0" w:color="000000"/>
-              <w:bottom w:val="single" w:sz="6" w:space="0" w:color="000000"/>
-              <w:right w:val="single" w:sz="6" w:space="0" w:color="000000"/>
-            </w:tcBorders>
-            <w:tcMar>
-              <w:top w:w="60" w:type="dxa"/>
-              <w:left w:w="60" w:type="dxa"/>
-              <w:bottom w:w="60" w:type="dxa"/>
-              <w:right w:w="60" w:type="dxa"/>
-            </w:tcMar>
-          </w:tcPr>
-          <w:p>
-            <w:pPr>
-              <w:rPr>
-                <w:rFonts w:ascii="Times New Roman" w:hAnsi="Times New Roman" w:cs="Times New Roman"/>
-              </w:rPr>
-            </w:pPr>
+              <w:top w:val="single" w:color="000000" w:sz="6" w:space="0"/>
+              <w:left w:val="single" w:color="000000" w:sz="6" w:space="0"/>
+              <w:bottom w:val="single" w:color="000000" w:sz="6" w:space="0"/>
+              <w:right w:val="single" w:color="000000" w:sz="6" w:space="0"/>
+            </w:tcBorders>
+            <w:tcMar>
+              <w:top w:w="60" w:type="dxa"/>
+              <w:left w:w="60" w:type="dxa"/>
+              <w:bottom w:w="60" w:type="dxa"/>
+              <w:right w:w="60" w:type="dxa"/>
+            </w:tcMar>
+          </w:tcPr>
+          <w:p>
+            <w:pPr>
+              <w:rPr>
+                <w:rFonts w:hint="default" w:ascii="Times New Roman" w:hAnsi="Times New Roman" w:cs="Times New Roman"/>
+                <w:lang w:val="en-US"/>
+              </w:rPr>
+            </w:pPr>
+            <w:r>
+              <w:rPr>
+                <w:rFonts w:hint="default" w:ascii="Times New Roman" w:hAnsi="Times New Roman" w:cs="Times New Roman"/>
+                <w:lang w:val="en-US"/>
+              </w:rPr>
+              <w:t xml:space="preserve">PO </w:t>
+            </w:r>
           </w:p>
         </w:tc>
         <w:tc>
           <w:tcPr>
             <w:tcW w:w="2256" w:type="dxa"/>
             <w:tcBorders>
-              <w:top w:val="single" w:sz="6" w:space="0" w:color="000000"/>
-              <w:left w:val="single" w:sz="6" w:space="0" w:color="000000"/>
-              <w:bottom w:val="single" w:sz="6" w:space="0" w:color="000000"/>
-              <w:right w:val="single" w:sz="6" w:space="0" w:color="000000"/>
-            </w:tcBorders>
-            <w:tcMar>
-              <w:top w:w="60" w:type="dxa"/>
-              <w:left w:w="60" w:type="dxa"/>
-              <w:bottom w:w="60" w:type="dxa"/>
-              <w:right w:w="60" w:type="dxa"/>
-            </w:tcMar>
-          </w:tcPr>
-          <w:p>
-            <w:pPr>
-              <w:rPr>
-                <w:rFonts w:ascii="Times New Roman" w:hAnsi="Times New Roman" w:cs="Times New Roman"/>
-              </w:rPr>
-            </w:pPr>
+              <w:top w:val="single" w:color="000000" w:sz="6" w:space="0"/>
+              <w:left w:val="single" w:color="000000" w:sz="6" w:space="0"/>
+              <w:bottom w:val="single" w:color="000000" w:sz="6" w:space="0"/>
+              <w:right w:val="single" w:color="000000" w:sz="6" w:space="0"/>
+            </w:tcBorders>
+            <w:tcMar>
+              <w:top w:w="60" w:type="dxa"/>
+              <w:left w:w="60" w:type="dxa"/>
+              <w:bottom w:w="60" w:type="dxa"/>
+              <w:right w:w="60" w:type="dxa"/>
+            </w:tcMar>
+          </w:tcPr>
+          <w:p>
+            <w:pPr>
+              <w:rPr>
+                <w:rFonts w:hint="default" w:ascii="Times New Roman" w:hAnsi="Times New Roman" w:cs="Times New Roman"/>
+                <w:lang w:val="en-US"/>
+              </w:rPr>
+            </w:pPr>
+            <w:r>
+              <w:rPr>
+                <w:rFonts w:hint="default" w:ascii="Times New Roman" w:hAnsi="Times New Roman" w:cs="Times New Roman"/>
+                <w:lang w:val="en-US"/>
+              </w:rPr>
+              <w:t>DEV</w:t>
+            </w:r>
           </w:p>
         </w:tc>
         <w:tc>
           <w:tcPr>
             <w:tcW w:w="2256" w:type="dxa"/>
             <w:tcBorders>
-              <w:top w:val="single" w:sz="6" w:space="0" w:color="000000"/>
-              <w:left w:val="single" w:sz="6" w:space="0" w:color="000000"/>
-              <w:bottom w:val="single" w:sz="6" w:space="0" w:color="000000"/>
-              <w:right w:val="single" w:sz="6" w:space="0" w:color="000000"/>
-            </w:tcBorders>
-            <w:tcMar>
-              <w:top w:w="60" w:type="dxa"/>
-              <w:left w:w="60" w:type="dxa"/>
-              <w:bottom w:w="60" w:type="dxa"/>
-              <w:right w:w="60" w:type="dxa"/>
-            </w:tcMar>
-          </w:tcPr>
-          <w:p>
-            <w:pPr>
-              <w:rPr>
-                <w:rFonts w:ascii="Times New Roman" w:hAnsi="Times New Roman" w:cs="Times New Roman"/>
-              </w:rPr>
-            </w:pPr>
+              <w:top w:val="single" w:color="000000" w:sz="6" w:space="0"/>
+              <w:left w:val="single" w:color="000000" w:sz="6" w:space="0"/>
+              <w:bottom w:val="single" w:color="000000" w:sz="6" w:space="0"/>
+              <w:right w:val="single" w:color="000000" w:sz="6" w:space="0"/>
+            </w:tcBorders>
+            <w:tcMar>
+              <w:top w:w="60" w:type="dxa"/>
+              <w:left w:w="60" w:type="dxa"/>
+              <w:bottom w:w="60" w:type="dxa"/>
+              <w:right w:w="60" w:type="dxa"/>
+            </w:tcMar>
+          </w:tcPr>
+          <w:p>
+            <w:pPr>
+              <w:rPr>
+                <w:rFonts w:hint="default" w:ascii="Times New Roman" w:hAnsi="Times New Roman" w:cs="Times New Roman"/>
+                <w:lang w:val="en-US"/>
+              </w:rPr>
+            </w:pPr>
+            <w:r>
+              <w:rPr>
+                <w:rFonts w:hint="default" w:ascii="Times New Roman" w:hAnsi="Times New Roman" w:cs="Times New Roman"/>
+                <w:lang w:val="en-US"/>
+              </w:rPr>
+              <w:t>Stakeholder</w:t>
+            </w:r>
           </w:p>
         </w:tc>
         <w:tc>
           <w:tcPr>
             <w:tcW w:w="2256" w:type="dxa"/>
             <w:tcBorders>
-              <w:top w:val="single" w:sz="6" w:space="0" w:color="000000"/>
-              <w:left w:val="single" w:sz="6" w:space="0" w:color="000000"/>
-              <w:bottom w:val="single" w:sz="6" w:space="0" w:color="000000"/>
-              <w:right w:val="single" w:sz="6" w:space="0" w:color="000000"/>
-            </w:tcBorders>
-            <w:tcMar>
-              <w:top w:w="60" w:type="dxa"/>
-              <w:left w:w="60" w:type="dxa"/>
-              <w:bottom w:w="60" w:type="dxa"/>
-              <w:right w:w="60" w:type="dxa"/>
-            </w:tcMar>
-          </w:tcPr>
-          <w:p>
-            <w:pPr>
-              <w:rPr>
-                <w:rFonts w:ascii="Times New Roman" w:hAnsi="Times New Roman" w:cs="Times New Roman"/>
-              </w:rPr>
-            </w:pPr>
+              <w:top w:val="single" w:color="000000" w:sz="6" w:space="0"/>
+              <w:left w:val="single" w:color="000000" w:sz="6" w:space="0"/>
+              <w:bottom w:val="single" w:color="000000" w:sz="6" w:space="0"/>
+              <w:right w:val="single" w:color="000000" w:sz="6" w:space="0"/>
+            </w:tcBorders>
+            <w:tcMar>
+              <w:top w:w="60" w:type="dxa"/>
+              <w:left w:w="60" w:type="dxa"/>
+              <w:bottom w:w="60" w:type="dxa"/>
+              <w:right w:w="60" w:type="dxa"/>
+            </w:tcMar>
+          </w:tcPr>
+          <w:p>
+            <w:pPr>
+              <w:rPr>
+                <w:rFonts w:hint="default" w:ascii="Times New Roman" w:hAnsi="Times New Roman" w:cs="Times New Roman"/>
+                <w:lang w:val="en-US"/>
+              </w:rPr>
+            </w:pPr>
+            <w:r>
+              <w:rPr>
+                <w:rFonts w:hint="default" w:ascii="Times New Roman" w:hAnsi="Times New Roman" w:cs="Times New Roman"/>
+                <w:lang w:val="en-US"/>
+              </w:rPr>
+              <w:t>Scrum Master</w:t>
+            </w:r>
           </w:p>
         </w:tc>
       </w:tr>
@@ -5058,31 +5456,53 @@
     </w:p>
     <w:tbl>
       <w:tblPr>
+        <w:tblStyle w:val="12"/>
         <w:tblW w:w="9020" w:type="dxa"/>
         <w:tblInd w:w="48" w:type="dxa"/>
         <w:tblBorders>
-          <w:top w:val="single" w:sz="6" w:space="0" w:color="000000"/>
-          <w:left w:val="single" w:sz="6" w:space="0" w:color="000000"/>
-          <w:bottom w:val="single" w:sz="6" w:space="0" w:color="000000"/>
-          <w:right w:val="single" w:sz="6" w:space="0" w:color="000000"/>
-          <w:insideH w:val="single" w:sz="6" w:space="0" w:color="000000"/>
-          <w:insideV w:val="single" w:sz="6" w:space="0" w:color="000000"/>
+          <w:top w:val="single" w:color="000000" w:sz="6" w:space="0"/>
+          <w:left w:val="single" w:color="000000" w:sz="6" w:space="0"/>
+          <w:bottom w:val="single" w:color="000000" w:sz="6" w:space="0"/>
+          <w:right w:val="single" w:color="000000" w:sz="6" w:space="0"/>
+          <w:insideH w:val="single" w:color="000000" w:sz="6" w:space="0"/>
+          <w:insideV w:val="single" w:color="000000" w:sz="6" w:space="0"/>
         </w:tblBorders>
         <w:tblLayout w:type="fixed"/>
-        <w:tblLook w:val="04A0" w:firstRow="1" w:lastRow="0" w:firstColumn="1" w:lastColumn="0" w:noHBand="0" w:noVBand="1"/>
+        <w:tblCellMar>
+          <w:top w:w="0" w:type="dxa"/>
+          <w:left w:w="108" w:type="dxa"/>
+          <w:bottom w:w="0" w:type="dxa"/>
+          <w:right w:w="108" w:type="dxa"/>
+        </w:tblCellMar>
       </w:tblPr>
       <w:tblGrid>
         <w:gridCol w:w="9020"/>
       </w:tblGrid>
       <w:tr>
+        <w:tblPrEx>
+          <w:tblBorders>
+            <w:top w:val="single" w:color="000000" w:sz="6" w:space="0"/>
+            <w:left w:val="single" w:color="000000" w:sz="6" w:space="0"/>
+            <w:bottom w:val="single" w:color="000000" w:sz="6" w:space="0"/>
+            <w:right w:val="single" w:color="000000" w:sz="6" w:space="0"/>
+            <w:insideH w:val="single" w:color="000000" w:sz="6" w:space="0"/>
+            <w:insideV w:val="single" w:color="000000" w:sz="6" w:space="0"/>
+          </w:tblBorders>
+          <w:tblCellMar>
+            <w:top w:w="0" w:type="dxa"/>
+            <w:left w:w="108" w:type="dxa"/>
+            <w:bottom w:w="0" w:type="dxa"/>
+            <w:right w:w="108" w:type="dxa"/>
+          </w:tblCellMar>
+        </w:tblPrEx>
         <w:tc>
           <w:tcPr>
             <w:tcW w:w="9020" w:type="dxa"/>
             <w:tcBorders>
-              <w:top w:val="single" w:sz="6" w:space="0" w:color="000000"/>
-              <w:left w:val="single" w:sz="6" w:space="0" w:color="000000"/>
-              <w:bottom w:val="single" w:sz="6" w:space="0" w:color="000000"/>
-              <w:right w:val="single" w:sz="6" w:space="0" w:color="000000"/>
+              <w:top w:val="single" w:color="000000" w:sz="6" w:space="0"/>
+              <w:left w:val="single" w:color="000000" w:sz="6" w:space="0"/>
+              <w:bottom w:val="single" w:color="000000" w:sz="6" w:space="0"/>
+              <w:right w:val="single" w:color="000000" w:sz="6" w:space="0"/>
             </w:tcBorders>
             <w:shd w:val="clear" w:color="auto" w:fill="8EAADB"/>
             <w:tcMar>
@@ -5091,54 +5511,78 @@
               <w:bottom w:w="60" w:type="dxa"/>
               <w:right w:w="60" w:type="dxa"/>
             </w:tcMar>
-            <w:hideMark/>
-          </w:tcPr>
-          <w:p>
-            <w:pPr>
-              <w:rPr>
-                <w:rFonts w:ascii="Times New Roman" w:hAnsi="Times New Roman" w:cs="Times New Roman"/>
-                <w:b/>
-                <w:bCs/>
-              </w:rPr>
-            </w:pPr>
-            <w:r>
-              <w:rPr>
-                <w:rFonts w:ascii="Times New Roman" w:hAnsi="Times New Roman" w:cs="Times New Roman"/>
-                <w:b/>
-                <w:bCs/>
-              </w:rPr>
-              <w:lastRenderedPageBreak/>
+          </w:tcPr>
+          <w:p>
+            <w:pPr>
+              <w:rPr>
+                <w:rFonts w:ascii="Times New Roman" w:hAnsi="Times New Roman" w:cs="Times New Roman"/>
+                <w:b/>
+                <w:bCs/>
+              </w:rPr>
+            </w:pPr>
+            <w:r>
+              <w:rPr>
+                <w:rFonts w:ascii="Times New Roman" w:hAnsi="Times New Roman" w:cs="Times New Roman"/>
+                <w:b/>
+                <w:bCs/>
+              </w:rPr>
               <w:t>PO xử lý đề nghị của Stakeholder thế nào?</w:t>
             </w:r>
           </w:p>
         </w:tc>
       </w:tr>
       <w:tr>
+        <w:tblPrEx>
+          <w:tblBorders>
+            <w:top w:val="single" w:color="000000" w:sz="6" w:space="0"/>
+            <w:left w:val="single" w:color="000000" w:sz="6" w:space="0"/>
+            <w:bottom w:val="single" w:color="000000" w:sz="6" w:space="0"/>
+            <w:right w:val="single" w:color="000000" w:sz="6" w:space="0"/>
+            <w:insideH w:val="single" w:color="000000" w:sz="6" w:space="0"/>
+            <w:insideV w:val="single" w:color="000000" w:sz="6" w:space="0"/>
+          </w:tblBorders>
+          <w:tblCellMar>
+            <w:top w:w="0" w:type="dxa"/>
+            <w:left w:w="108" w:type="dxa"/>
+            <w:bottom w:w="0" w:type="dxa"/>
+            <w:right w:w="108" w:type="dxa"/>
+          </w:tblCellMar>
+        </w:tblPrEx>
         <w:trPr>
-          <w:trHeight w:val="850"/>
+          <w:trHeight w:val="850" w:hRule="atLeast"/>
         </w:trPr>
         <w:tc>
           <w:tcPr>
             <w:tcW w:w="9020" w:type="dxa"/>
             <w:tcBorders>
-              <w:top w:val="single" w:sz="6" w:space="0" w:color="000000"/>
-              <w:left w:val="single" w:sz="6" w:space="0" w:color="000000"/>
-              <w:bottom w:val="single" w:sz="6" w:space="0" w:color="000000"/>
-              <w:right w:val="single" w:sz="6" w:space="0" w:color="000000"/>
-            </w:tcBorders>
-            <w:tcMar>
-              <w:top w:w="60" w:type="dxa"/>
-              <w:left w:w="60" w:type="dxa"/>
-              <w:bottom w:w="60" w:type="dxa"/>
-              <w:right w:w="60" w:type="dxa"/>
-            </w:tcMar>
-          </w:tcPr>
-          <w:p>
-            <w:pPr>
-              <w:rPr>
-                <w:rFonts w:ascii="Times New Roman" w:hAnsi="Times New Roman" w:cs="Times New Roman"/>
-              </w:rPr>
-            </w:pPr>
+              <w:top w:val="single" w:color="000000" w:sz="6" w:space="0"/>
+              <w:left w:val="single" w:color="000000" w:sz="6" w:space="0"/>
+              <w:bottom w:val="single" w:color="000000" w:sz="6" w:space="0"/>
+              <w:right w:val="single" w:color="000000" w:sz="6" w:space="0"/>
+            </w:tcBorders>
+            <w:tcMar>
+              <w:top w:w="60" w:type="dxa"/>
+              <w:left w:w="60" w:type="dxa"/>
+              <w:bottom w:w="60" w:type="dxa"/>
+              <w:right w:w="60" w:type="dxa"/>
+            </w:tcMar>
+          </w:tcPr>
+          <w:p>
+            <w:pPr>
+              <w:rPr>
+                <w:rFonts w:hint="default" w:ascii="Times New Roman" w:hAnsi="Times New Roman" w:cs="Times New Roman"/>
+                <w:lang w:val="en-US"/>
+              </w:rPr>
+            </w:pPr>
+            <w:r>
+              <w:rPr>
+                <w:rFonts w:hint="default" w:ascii="Times New Roman" w:hAnsi="Times New Roman" w:cs="Times New Roman"/>
+                <w:lang w:val="en-US"/>
+              </w:rPr>
+              <w:t>PO tiếp nhận đề nghị của Stakeholder và xử lý đề nghị ,đánh giá mức độ ưu tiên để đưa vào các Sprint sau này không hứa sẽ đưa vào Sprint hiện tại.</w:t>
+            </w:r>
+            <w:bookmarkStart w:id="0" w:name="_GoBack"/>
+            <w:bookmarkEnd w:id="0"/>
           </w:p>
         </w:tc>
       </w:tr>
@@ -5166,422 +5610,324 @@
     <w:sectPr>
       <w:pgSz w:w="12240" w:h="15840"/>
       <w:pgMar w:top="1418" w:right="1418" w:bottom="1418" w:left="1418" w:header="720" w:footer="720" w:gutter="0"/>
-      <w:cols w:space="720"/>
-      <w:docGrid w:linePitch="360"/>
+      <w:cols w:space="720" w:num="1"/>
+      <w:docGrid w:linePitch="360" w:charSpace="0"/>
     </w:sectPr>
   </w:body>
 </w:document>
 </file>
 
+<file path=word/footnotes.xml><?xml version="1.0" encoding="utf-8"?>
+<w:footnotes xmlns:wpc="http://schemas.microsoft.com/office/word/2010/wordprocessingCanvas" xmlns:mc="http://schemas.openxmlformats.org/markup-compatibility/2006" xmlns:o="urn:schemas-microsoft-com:office:office" xmlns:r="http://schemas.openxmlformats.org/officeDocument/2006/relationships" xmlns:m="http://schemas.openxmlformats.org/officeDocument/2006/math" xmlns:v="urn:schemas-microsoft-com:vml" xmlns:wp14="http://schemas.microsoft.com/office/word/2010/wordprocessingDrawing" xmlns:wp="http://schemas.openxmlformats.org/drawingml/2006/wordprocessingDrawing" xmlns:w="http://schemas.openxmlformats.org/wordprocessingml/2006/main" xmlns:w14="http://schemas.microsoft.com/office/word/2010/wordml" xmlns:w15="http://schemas.microsoft.com/office/word/2012/wordml" xmlns:w10="urn:schemas-microsoft-com:office:word" xmlns:wpg="http://schemas.microsoft.com/office/word/2010/wordprocessingGroup" xmlns:wpi="http://schemas.microsoft.com/office/word/2010/wordprocessingInk" xmlns:wne="http://schemas.microsoft.com/office/word/2006/wordml" xmlns:wps="http://schemas.microsoft.com/office/word/2010/wordprocessingShape" xmlns:wpsCustomData="http://www.wps.cn/officeDocument/2013/wpsCustomData" mc:Ignorable="w14 w15 wp14">
+  <w:footnote w:type="separator" w:id="0">
+    <w:p>
+      <w:pPr>
+        <w:spacing w:before="0" w:after="0"/>
+      </w:pPr>
+      <w:r>
+        <w:separator/>
+      </w:r>
+    </w:p>
+  </w:footnote>
+  <w:footnote w:type="continuationSeparator" w:id="1">
+    <w:p>
+      <w:pPr>
+        <w:spacing w:before="0" w:after="0"/>
+      </w:pPr>
+      <w:r>
+        <w:continuationSeparator/>
+      </w:r>
+    </w:p>
+  </w:footnote>
+</w:footnotes>
+</file>
+
 <file path=word/styles.xml><?xml version="1.0" encoding="utf-8"?>
-<w:styles xmlns:mc="http://schemas.openxmlformats.org/markup-compatibility/2006" xmlns:r="http://schemas.openxmlformats.org/officeDocument/2006/relationships" xmlns:w="http://schemas.openxmlformats.org/wordprocessingml/2006/main" xmlns:w14="http://schemas.microsoft.com/office/word/2010/wordml" xmlns:w15="http://schemas.microsoft.com/office/word/2012/wordml" xmlns:w16cex="http://schemas.microsoft.com/office/word/2018/wordml/cex" xmlns:w16cid="http://schemas.microsoft.com/office/word/2016/wordml/cid" xmlns:w16="http://schemas.microsoft.com/office/word/2018/wordml" xmlns:w16du="http://schemas.microsoft.com/office/word/2023/wordml/word16du" xmlns:w16sdtdh="http://schemas.microsoft.com/office/word/2020/wordml/sdtdatahash" xmlns:w16sdtfl="http://schemas.microsoft.com/office/word/2024/wordml/sdtformatlock" xmlns:w16se="http://schemas.microsoft.com/office/word/2015/wordml/symex" mc:Ignorable="w14 w15 w16se w16cid w16 w16cex w16sdtdh w16sdtfl w16du">
+<w:styles xmlns:mc="http://schemas.openxmlformats.org/markup-compatibility/2006" xmlns:o="urn:schemas-microsoft-com:office:office" xmlns:r="http://schemas.openxmlformats.org/officeDocument/2006/relationships" xmlns:m="http://schemas.openxmlformats.org/officeDocument/2006/math" xmlns:v="urn:schemas-microsoft-com:vml" xmlns:w="http://schemas.openxmlformats.org/wordprocessingml/2006/main" xmlns:w14="http://schemas.microsoft.com/office/word/2010/wordml" xmlns:w10="urn:schemas-microsoft-com:office:word" xmlns:sl="http://schemas.openxmlformats.org/schemaLibrary/2006/main" xmlns:wpsCustomData="http://www.wps.cn/officeDocument/2013/wpsCustomData" mc:Ignorable="w14">
   <w:docDefaults>
     <w:rPrDefault>
       <w:rPr>
-        <w:rFonts w:asciiTheme="minorHAnsi" w:eastAsiaTheme="minorHAnsi" w:hAnsiTheme="minorHAnsi" w:cstheme="minorBidi"/>
-        <w:kern w:val="2"/>
-        <w:sz w:val="24"/>
-        <w:szCs w:val="24"/>
-        <w:lang w:val="en-US" w:eastAsia="en-US" w:bidi="ar-SA"/>
-        <w14:ligatures w14:val="standardContextual"/>
+        <w:rFonts w:asciiTheme="minorHAnsi" w:hAnsiTheme="minorHAnsi" w:eastAsiaTheme="minorHAnsi" w:cstheme="minorBidi"/>
       </w:rPr>
     </w:rPrDefault>
-    <w:pPrDefault>
-      <w:pPr>
-        <w:spacing w:after="160"/>
-      </w:pPr>
-    </w:pPrDefault>
+    <w:pPrDefault/>
   </w:docDefaults>
-  <w:latentStyles w:defLockedState="0" w:defUIPriority="99" w:defSemiHidden="0" w:defUnhideWhenUsed="0" w:defQFormat="0" w:count="376">
-    <w:lsdException w:name="Normal" w:uiPriority="0" w:qFormat="1"/>
-    <w:lsdException w:name="heading 1" w:uiPriority="9" w:qFormat="1"/>
-    <w:lsdException w:name="heading 2" w:semiHidden="1" w:uiPriority="9" w:unhideWhenUsed="1" w:qFormat="1"/>
-    <w:lsdException w:name="heading 3" w:semiHidden="1" w:uiPriority="9" w:unhideWhenUsed="1" w:qFormat="1"/>
-    <w:lsdException w:name="heading 4" w:semiHidden="1" w:uiPriority="9" w:unhideWhenUsed="1" w:qFormat="1"/>
-    <w:lsdException w:name="heading 5" w:semiHidden="1" w:uiPriority="9" w:unhideWhenUsed="1" w:qFormat="1"/>
-    <w:lsdException w:name="heading 6" w:semiHidden="1" w:uiPriority="9" w:unhideWhenUsed="1" w:qFormat="1"/>
-    <w:lsdException w:name="heading 7" w:semiHidden="1" w:uiPriority="9" w:unhideWhenUsed="1" w:qFormat="1"/>
-    <w:lsdException w:name="heading 8" w:semiHidden="1" w:uiPriority="9" w:unhideWhenUsed="1" w:qFormat="1"/>
-    <w:lsdException w:name="heading 9" w:semiHidden="1" w:uiPriority="9" w:unhideWhenUsed="1" w:qFormat="1"/>
-    <w:lsdException w:name="index 1" w:semiHidden="1" w:unhideWhenUsed="1"/>
-    <w:lsdException w:name="index 2" w:semiHidden="1" w:unhideWhenUsed="1"/>
-    <w:lsdException w:name="index 3" w:semiHidden="1" w:unhideWhenUsed="1"/>
-    <w:lsdException w:name="index 4" w:semiHidden="1" w:unhideWhenUsed="1"/>
-    <w:lsdException w:name="index 5" w:semiHidden="1" w:unhideWhenUsed="1"/>
-    <w:lsdException w:name="index 6" w:semiHidden="1" w:unhideWhenUsed="1"/>
-    <w:lsdException w:name="index 7" w:semiHidden="1" w:unhideWhenUsed="1"/>
-    <w:lsdException w:name="index 8" w:semiHidden="1" w:unhideWhenUsed="1"/>
-    <w:lsdException w:name="index 9" w:semiHidden="1" w:unhideWhenUsed="1"/>
-    <w:lsdException w:name="toc 1" w:semiHidden="1" w:uiPriority="39" w:unhideWhenUsed="1"/>
-    <w:lsdException w:name="toc 2" w:semiHidden="1" w:uiPriority="39" w:unhideWhenUsed="1"/>
-    <w:lsdException w:name="toc 3" w:semiHidden="1" w:uiPriority="39" w:unhideWhenUsed="1"/>
-    <w:lsdException w:name="toc 4" w:semiHidden="1" w:uiPriority="39" w:unhideWhenUsed="1"/>
-    <w:lsdException w:name="toc 5" w:semiHidden="1" w:uiPriority="39" w:unhideWhenUsed="1"/>
-    <w:lsdException w:name="toc 6" w:semiHidden="1" w:uiPriority="39" w:unhideWhenUsed="1"/>
-    <w:lsdException w:name="toc 7" w:semiHidden="1" w:uiPriority="39" w:unhideWhenUsed="1"/>
-    <w:lsdException w:name="toc 8" w:semiHidden="1" w:uiPriority="39" w:unhideWhenUsed="1"/>
-    <w:lsdException w:name="toc 9" w:semiHidden="1" w:uiPriority="39" w:unhideWhenUsed="1"/>
-    <w:lsdException w:name="Normal Indent" w:semiHidden="1" w:unhideWhenUsed="1"/>
-    <w:lsdException w:name="footnote text" w:semiHidden="1" w:unhideWhenUsed="1"/>
-    <w:lsdException w:name="annotation text" w:semiHidden="1" w:unhideWhenUsed="1"/>
-    <w:lsdException w:name="header" w:semiHidden="1" w:unhideWhenUsed="1"/>
-    <w:lsdException w:name="footer" w:semiHidden="1" w:unhideWhenUsed="1"/>
-    <w:lsdException w:name="index heading" w:semiHidden="1" w:unhideWhenUsed="1"/>
-    <w:lsdException w:name="caption" w:semiHidden="1" w:uiPriority="35" w:unhideWhenUsed="1" w:qFormat="1"/>
-    <w:lsdException w:name="table of figures" w:semiHidden="1" w:unhideWhenUsed="1"/>
-    <w:lsdException w:name="envelope address" w:semiHidden="1" w:unhideWhenUsed="1"/>
-    <w:lsdException w:name="envelope return" w:semiHidden="1" w:unhideWhenUsed="1"/>
-    <w:lsdException w:name="footnote reference" w:semiHidden="1" w:unhideWhenUsed="1"/>
-    <w:lsdException w:name="annotation reference" w:semiHidden="1" w:unhideWhenUsed="1"/>
-    <w:lsdException w:name="line number" w:semiHidden="1" w:unhideWhenUsed="1"/>
-    <w:lsdException w:name="page number" w:semiHidden="1" w:unhideWhenUsed="1"/>
-    <w:lsdException w:name="endnote reference" w:semiHidden="1" w:unhideWhenUsed="1"/>
-    <w:lsdException w:name="endnote text" w:semiHidden="1" w:unhideWhenUsed="1"/>
-    <w:lsdException w:name="table of authorities" w:semiHidden="1" w:unhideWhenUsed="1"/>
-    <w:lsdException w:name="macro" w:semiHidden="1" w:unhideWhenUsed="1"/>
-    <w:lsdException w:name="toa heading" w:semiHidden="1" w:unhideWhenUsed="1"/>
-    <w:lsdException w:name="List" w:semiHidden="1" w:unhideWhenUsed="1"/>
-    <w:lsdException w:name="List Bullet" w:semiHidden="1" w:unhideWhenUsed="1"/>
-    <w:lsdException w:name="List Number" w:semiHidden="1" w:unhideWhenUsed="1"/>
-    <w:lsdException w:name="List 2" w:semiHidden="1" w:unhideWhenUsed="1"/>
-    <w:lsdException w:name="List 3" w:semiHidden="1" w:unhideWhenUsed="1"/>
-    <w:lsdException w:name="List 4" w:semiHidden="1" w:unhideWhenUsed="1"/>
-    <w:lsdException w:name="List 5" w:semiHidden="1" w:unhideWhenUsed="1"/>
-    <w:lsdException w:name="List Bullet 2" w:semiHidden="1" w:unhideWhenUsed="1"/>
-    <w:lsdException w:name="List Bullet 3" w:semiHidden="1" w:unhideWhenUsed="1"/>
-    <w:lsdException w:name="List Bullet 4" w:semiHidden="1" w:unhideWhenUsed="1"/>
-    <w:lsdException w:name="List Bullet 5" w:semiHidden="1" w:unhideWhenUsed="1"/>
-    <w:lsdException w:name="List Number 2" w:semiHidden="1" w:unhideWhenUsed="1"/>
-    <w:lsdException w:name="List Number 3" w:semiHidden="1" w:unhideWhenUsed="1"/>
-    <w:lsdException w:name="List Number 4" w:semiHidden="1" w:unhideWhenUsed="1"/>
-    <w:lsdException w:name="List Number 5" w:semiHidden="1" w:unhideWhenUsed="1"/>
-    <w:lsdException w:name="Title" w:uiPriority="10" w:qFormat="1"/>
-    <w:lsdException w:name="Closing" w:semiHidden="1" w:unhideWhenUsed="1"/>
-    <w:lsdException w:name="Signature" w:semiHidden="1" w:unhideWhenUsed="1"/>
-    <w:lsdException w:name="Default Paragraph Font" w:semiHidden="1" w:uiPriority="1" w:unhideWhenUsed="1"/>
-    <w:lsdException w:name="Body Text" w:semiHidden="1" w:unhideWhenUsed="1"/>
-    <w:lsdException w:name="Body Text Indent" w:semiHidden="1" w:unhideWhenUsed="1"/>
-    <w:lsdException w:name="List Continue" w:semiHidden="1" w:unhideWhenUsed="1"/>
-    <w:lsdException w:name="List Continue 2" w:semiHidden="1" w:unhideWhenUsed="1"/>
-    <w:lsdException w:name="List Continue 3" w:semiHidden="1" w:unhideWhenUsed="1"/>
-    <w:lsdException w:name="List Continue 4" w:semiHidden="1" w:unhideWhenUsed="1"/>
-    <w:lsdException w:name="List Continue 5" w:semiHidden="1" w:unhideWhenUsed="1"/>
-    <w:lsdException w:name="Message Header" w:semiHidden="1" w:unhideWhenUsed="1"/>
-    <w:lsdException w:name="Subtitle" w:uiPriority="11" w:qFormat="1"/>
-    <w:lsdException w:name="Salutation" w:semiHidden="1" w:unhideWhenUsed="1"/>
-    <w:lsdException w:name="Date" w:semiHidden="1" w:unhideWhenUsed="1"/>
-    <w:lsdException w:name="Body Text First Indent" w:semiHidden="1" w:unhideWhenUsed="1"/>
-    <w:lsdException w:name="Body Text First Indent 2" w:semiHidden="1" w:unhideWhenUsed="1"/>
-    <w:lsdException w:name="Note Heading" w:semiHidden="1" w:unhideWhenUsed="1"/>
-    <w:lsdException w:name="Body Text 2" w:semiHidden="1" w:unhideWhenUsed="1"/>
-    <w:lsdException w:name="Body Text 3" w:semiHidden="1" w:unhideWhenUsed="1"/>
-    <w:lsdException w:name="Body Text Indent 2" w:semiHidden="1" w:unhideWhenUsed="1"/>
-    <w:lsdException w:name="Body Text Indent 3" w:semiHidden="1" w:unhideWhenUsed="1"/>
-    <w:lsdException w:name="Block Text" w:semiHidden="1" w:unhideWhenUsed="1"/>
-    <w:lsdException w:name="Hyperlink" w:semiHidden="1" w:unhideWhenUsed="1"/>
-    <w:lsdException w:name="FollowedHyperlink" w:semiHidden="1" w:unhideWhenUsed="1"/>
-    <w:lsdException w:name="Strong" w:uiPriority="22" w:qFormat="1"/>
-    <w:lsdException w:name="Emphasis" w:uiPriority="20" w:qFormat="1"/>
-    <w:lsdException w:name="Document Map" w:semiHidden="1" w:unhideWhenUsed="1"/>
-    <w:lsdException w:name="Plain Text" w:semiHidden="1" w:unhideWhenUsed="1"/>
-    <w:lsdException w:name="E-mail Signature" w:semiHidden="1" w:unhideWhenUsed="1"/>
-    <w:lsdException w:name="HTML Top of Form" w:semiHidden="1" w:unhideWhenUsed="1"/>
-    <w:lsdException w:name="HTML Bottom of Form" w:semiHidden="1" w:unhideWhenUsed="1"/>
-    <w:lsdException w:name="Normal (Web)" w:semiHidden="1" w:unhideWhenUsed="1"/>
-    <w:lsdException w:name="HTML Acronym" w:semiHidden="1" w:unhideWhenUsed="1"/>
-    <w:lsdException w:name="HTML Address" w:semiHidden="1" w:unhideWhenUsed="1"/>
-    <w:lsdException w:name="HTML Cite" w:semiHidden="1" w:unhideWhenUsed="1"/>
-    <w:lsdException w:name="HTML Code" w:semiHidden="1" w:unhideWhenUsed="1"/>
-    <w:lsdException w:name="HTML Definition" w:semiHidden="1" w:unhideWhenUsed="1"/>
-    <w:lsdException w:name="HTML Keyboard" w:semiHidden="1" w:unhideWhenUsed="1"/>
-    <w:lsdException w:name="HTML Preformatted" w:semiHidden="1" w:unhideWhenUsed="1"/>
-    <w:lsdException w:name="HTML Sample" w:semiHidden="1" w:unhideWhenUsed="1"/>
-    <w:lsdException w:name="HTML Typewriter" w:semiHidden="1" w:unhideWhenUsed="1"/>
-    <w:lsdException w:name="HTML Variable" w:semiHidden="1" w:unhideWhenUsed="1"/>
-    <w:lsdException w:name="Normal Table" w:semiHidden="1" w:unhideWhenUsed="1"/>
-    <w:lsdException w:name="annotation subject" w:semiHidden="1" w:unhideWhenUsed="1"/>
-    <w:lsdException w:name="No List" w:semiHidden="1" w:unhideWhenUsed="1"/>
-    <w:lsdException w:name="Outline List 1" w:semiHidden="1" w:unhideWhenUsed="1"/>
-    <w:lsdException w:name="Outline List 2" w:semiHidden="1" w:unhideWhenUsed="1"/>
-    <w:lsdException w:name="Outline List 3" w:semiHidden="1" w:unhideWhenUsed="1"/>
-    <w:lsdException w:name="Table Simple 1" w:semiHidden="1" w:unhideWhenUsed="1"/>
-    <w:lsdException w:name="Table Simple 2" w:semiHidden="1" w:unhideWhenUsed="1"/>
-    <w:lsdException w:name="Table Simple 3" w:semiHidden="1" w:unhideWhenUsed="1"/>
-    <w:lsdException w:name="Table Classic 1" w:semiHidden="1" w:unhideWhenUsed="1"/>
-    <w:lsdException w:name="Table Classic 2" w:semiHidden="1" w:unhideWhenUsed="1"/>
-    <w:lsdException w:name="Table Classic 3" w:semiHidden="1" w:unhideWhenUsed="1"/>
-    <w:lsdException w:name="Table Classic 4" w:semiHidden="1" w:unhideWhenUsed="1"/>
-    <w:lsdException w:name="Table Colorful 1" w:semiHidden="1" w:unhideWhenUsed="1"/>
-    <w:lsdException w:name="Table Colorful 2" w:semiHidden="1" w:unhideWhenUsed="1"/>
-    <w:lsdException w:name="Table Colorful 3" w:semiHidden="1" w:unhideWhenUsed="1"/>
-    <w:lsdException w:name="Table Columns 1" w:semiHidden="1" w:unhideWhenUsed="1"/>
-    <w:lsdException w:name="Table Columns 2" w:semiHidden="1" w:unhideWhenUsed="1"/>
-    <w:lsdException w:name="Table Columns 3" w:semiHidden="1" w:unhideWhenUsed="1"/>
-    <w:lsdException w:name="Table Columns 4" w:semiHidden="1" w:unhideWhenUsed="1"/>
-    <w:lsdException w:name="Table Columns 5" w:semiHidden="1" w:unhideWhenUsed="1"/>
-    <w:lsdException w:name="Table Grid 1" w:semiHidden="1" w:unhideWhenUsed="1"/>
-    <w:lsdException w:name="Table Grid 2" w:semiHidden="1" w:unhideWhenUsed="1"/>
-    <w:lsdException w:name="Table Grid 3" w:semiHidden="1" w:unhideWhenUsed="1"/>
-    <w:lsdException w:name="Table Grid 4" w:semiHidden="1" w:unhideWhenUsed="1"/>
-    <w:lsdException w:name="Table Grid 5" w:semiHidden="1" w:unhideWhenUsed="1"/>
-    <w:lsdException w:name="Table Grid 6" w:semiHidden="1" w:unhideWhenUsed="1"/>
-    <w:lsdException w:name="Table Grid 7" w:semiHidden="1" w:unhideWhenUsed="1"/>
-    <w:lsdException w:name="Table Grid 8" w:semiHidden="1" w:unhideWhenUsed="1"/>
-    <w:lsdException w:name="Table List 1" w:semiHidden="1" w:unhideWhenUsed="1"/>
-    <w:lsdException w:name="Table List 2" w:semiHidden="1" w:unhideWhenUsed="1"/>
-    <w:lsdException w:name="Table List 3" w:semiHidden="1" w:unhideWhenUsed="1"/>
-    <w:lsdException w:name="Table List 4" w:semiHidden="1" w:unhideWhenUsed="1"/>
-    <w:lsdException w:name="Table List 5" w:semiHidden="1" w:unhideWhenUsed="1"/>
-    <w:lsdException w:name="Table List 6" w:semiHidden="1" w:unhideWhenUsed="1"/>
-    <w:lsdException w:name="Table List 7" w:semiHidden="1" w:unhideWhenUsed="1"/>
-    <w:lsdException w:name="Table List 8" w:semiHidden="1" w:unhideWhenUsed="1"/>
-    <w:lsdException w:name="Table 3D effects 1" w:semiHidden="1" w:unhideWhenUsed="1"/>
-    <w:lsdException w:name="Table 3D effects 2" w:semiHidden="1" w:unhideWhenUsed="1"/>
-    <w:lsdException w:name="Table 3D effects 3" w:semiHidden="1" w:unhideWhenUsed="1"/>
-    <w:lsdException w:name="Table Contemporary" w:semiHidden="1" w:unhideWhenUsed="1"/>
-    <w:lsdException w:name="Table Elegant" w:semiHidden="1" w:unhideWhenUsed="1"/>
-    <w:lsdException w:name="Table Professional" w:semiHidden="1" w:unhideWhenUsed="1"/>
-    <w:lsdException w:name="Table Subtle 1" w:semiHidden="1" w:unhideWhenUsed="1"/>
-    <w:lsdException w:name="Table Subtle 2" w:semiHidden="1" w:unhideWhenUsed="1"/>
-    <w:lsdException w:name="Table Web 1" w:semiHidden="1" w:unhideWhenUsed="1"/>
-    <w:lsdException w:name="Table Web 2" w:semiHidden="1" w:unhideWhenUsed="1"/>
-    <w:lsdException w:name="Table Web 3" w:semiHidden="1" w:unhideWhenUsed="1"/>
-    <w:lsdException w:name="Balloon Text" w:semiHidden="1" w:unhideWhenUsed="1"/>
-    <w:lsdException w:name="Table Grid" w:uiPriority="39"/>
-    <w:lsdException w:name="Table Theme" w:semiHidden="1" w:unhideWhenUsed="1"/>
-    <w:lsdException w:name="Placeholder Text" w:semiHidden="1"/>
-    <w:lsdException w:name="No Spacing" w:uiPriority="1" w:qFormat="1"/>
-    <w:lsdException w:name="Light Shading" w:uiPriority="60"/>
-    <w:lsdException w:name="Light List" w:uiPriority="61"/>
-    <w:lsdException w:name="Light Grid" w:uiPriority="62"/>
-    <w:lsdException w:name="Medium Shading 1" w:uiPriority="63"/>
-    <w:lsdException w:name="Medium Shading 2" w:uiPriority="64"/>
-    <w:lsdException w:name="Medium List 1" w:uiPriority="65"/>
-    <w:lsdException w:name="Medium List 2" w:uiPriority="66"/>
-    <w:lsdException w:name="Medium Grid 1" w:uiPriority="67"/>
-    <w:lsdException w:name="Medium Grid 2" w:uiPriority="68"/>
-    <w:lsdException w:name="Medium Grid 3" w:uiPriority="69"/>
-    <w:lsdException w:name="Dark List" w:uiPriority="70"/>
-    <w:lsdException w:name="Colorful Shading" w:uiPriority="71"/>
-    <w:lsdException w:name="Colorful List" w:uiPriority="72"/>
-    <w:lsdException w:name="Colorful Grid" w:uiPriority="73"/>
-    <w:lsdException w:name="Light Shading Accent 1" w:uiPriority="60"/>
-    <w:lsdException w:name="Light List Accent 1" w:uiPriority="61"/>
-    <w:lsdException w:name="Light Grid Accent 1" w:uiPriority="62"/>
-    <w:lsdException w:name="Medium Shading 1 Accent 1" w:uiPriority="63"/>
-    <w:lsdException w:name="Medium Shading 2 Accent 1" w:uiPriority="64"/>
-    <w:lsdException w:name="Medium List 1 Accent 1" w:uiPriority="65"/>
-    <w:lsdException w:name="Revision" w:semiHidden="1"/>
-    <w:lsdException w:name="List Paragraph" w:uiPriority="34" w:qFormat="1"/>
-    <w:lsdException w:name="Quote" w:uiPriority="29" w:qFormat="1"/>
-    <w:lsdException w:name="Intense Quote" w:uiPriority="30" w:qFormat="1"/>
-    <w:lsdException w:name="Medium List 2 Accent 1" w:uiPriority="66"/>
-    <w:lsdException w:name="Medium Grid 1 Accent 1" w:uiPriority="67"/>
-    <w:lsdException w:name="Medium Grid 2 Accent 1" w:uiPriority="68"/>
-    <w:lsdException w:name="Medium Grid 3 Accent 1" w:uiPriority="69"/>
-    <w:lsdException w:name="Dark List Accent 1" w:uiPriority="70"/>
-    <w:lsdException w:name="Colorful Shading Accent 1" w:uiPriority="71"/>
-    <w:lsdException w:name="Colorful List Accent 1" w:uiPriority="72"/>
-    <w:lsdException w:name="Colorful Grid Accent 1" w:uiPriority="73"/>
-    <w:lsdException w:name="Light Shading Accent 2" w:uiPriority="60"/>
-    <w:lsdException w:name="Light List Accent 2" w:uiPriority="61"/>
-    <w:lsdException w:name="Light Grid Accent 2" w:uiPriority="62"/>
-    <w:lsdException w:name="Medium Shading 1 Accent 2" w:uiPriority="63"/>
-    <w:lsdException w:name="Medium Shading 2 Accent 2" w:uiPriority="64"/>
-    <w:lsdException w:name="Medium List 1 Accent 2" w:uiPriority="65"/>
-    <w:lsdException w:name="Medium List 2 Accent 2" w:uiPriority="66"/>
-    <w:lsdException w:name="Medium Grid 1 Accent 2" w:uiPriority="67"/>
-    <w:lsdException w:name="Medium Grid 2 Accent 2" w:uiPriority="68"/>
-    <w:lsdException w:name="Medium Grid 3 Accent 2" w:uiPriority="69"/>
-    <w:lsdException w:name="Dark List Accent 2" w:uiPriority="70"/>
-    <w:lsdException w:name="Colorful Shading Accent 2" w:uiPriority="71"/>
-    <w:lsdException w:name="Colorful List Accent 2" w:uiPriority="72"/>
-    <w:lsdException w:name="Colorful Grid Accent 2" w:uiPriority="73"/>
-    <w:lsdException w:name="Light Shading Accent 3" w:uiPriority="60"/>
-    <w:lsdException w:name="Light List Accent 3" w:uiPriority="61"/>
-    <w:lsdException w:name="Light Grid Accent 3" w:uiPriority="62"/>
-    <w:lsdException w:name="Medium Shading 1 Accent 3" w:uiPriority="63"/>
-    <w:lsdException w:name="Medium Shading 2 Accent 3" w:uiPriority="64"/>
-    <w:lsdException w:name="Medium List 1 Accent 3" w:uiPriority="65"/>
-    <w:lsdException w:name="Medium List 2 Accent 3" w:uiPriority="66"/>
-    <w:lsdException w:name="Medium Grid 1 Accent 3" w:uiPriority="67"/>
-    <w:lsdException w:name="Medium Grid 2 Accent 3" w:uiPriority="68"/>
-    <w:lsdException w:name="Medium Grid 3 Accent 3" w:uiPriority="69"/>
-    <w:lsdException w:name="Dark List Accent 3" w:uiPriority="70"/>
-    <w:lsdException w:name="Colorful Shading Accent 3" w:uiPriority="71"/>
-    <w:lsdException w:name="Colorful List Accent 3" w:uiPriority="72"/>
-    <w:lsdException w:name="Colorful Grid Accent 3" w:uiPriority="73"/>
-    <w:lsdException w:name="Light Shading Accent 4" w:uiPriority="60"/>
-    <w:lsdException w:name="Light List Accent 4" w:uiPriority="61"/>
-    <w:lsdException w:name="Light Grid Accent 4" w:uiPriority="62"/>
-    <w:lsdException w:name="Medium Shading 1 Accent 4" w:uiPriority="63"/>
-    <w:lsdException w:name="Medium Shading 2 Accent 4" w:uiPriority="64"/>
-    <w:lsdException w:name="Medium List 1 Accent 4" w:uiPriority="65"/>
-    <w:lsdException w:name="Medium List 2 Accent 4" w:uiPriority="66"/>
-    <w:lsdException w:name="Medium Grid 1 Accent 4" w:uiPriority="67"/>
-    <w:lsdException w:name="Medium Grid 2 Accent 4" w:uiPriority="68"/>
-    <w:lsdException w:name="Medium Grid 3 Accent 4" w:uiPriority="69"/>
-    <w:lsdException w:name="Dark List Accent 4" w:uiPriority="70"/>
-    <w:lsdException w:name="Colorful Shading Accent 4" w:uiPriority="71"/>
-    <w:lsdException w:name="Colorful List Accent 4" w:uiPriority="72"/>
-    <w:lsdException w:name="Colorful Grid Accent 4" w:uiPriority="73"/>
-    <w:lsdException w:name="Light Shading Accent 5" w:uiPriority="60"/>
-    <w:lsdException w:name="Light List Accent 5" w:uiPriority="61"/>
-    <w:lsdException w:name="Light Grid Accent 5" w:uiPriority="62"/>
-    <w:lsdException w:name="Medium Shading 1 Accent 5" w:uiPriority="63"/>
-    <w:lsdException w:name="Medium Shading 2 Accent 5" w:uiPriority="64"/>
-    <w:lsdException w:name="Medium List 1 Accent 5" w:uiPriority="65"/>
-    <w:lsdException w:name="Medium List 2 Accent 5" w:uiPriority="66"/>
-    <w:lsdException w:name="Medium Grid 1 Accent 5" w:uiPriority="67"/>
-    <w:lsdException w:name="Medium Grid 2 Accent 5" w:uiPriority="68"/>
-    <w:lsdException w:name="Medium Grid 3 Accent 5" w:uiPriority="69"/>
-    <w:lsdException w:name="Dark List Accent 5" w:uiPriority="70"/>
-    <w:lsdException w:name="Colorful Shading Accent 5" w:uiPriority="71"/>
-    <w:lsdException w:name="Colorful List Accent 5" w:uiPriority="72"/>
-    <w:lsdException w:name="Colorful Grid Accent 5" w:uiPriority="73"/>
-    <w:lsdException w:name="Light Shading Accent 6" w:uiPriority="60"/>
-    <w:lsdException w:name="Light List Accent 6" w:uiPriority="61"/>
-    <w:lsdException w:name="Light Grid Accent 6" w:uiPriority="62"/>
-    <w:lsdException w:name="Medium Shading 1 Accent 6" w:uiPriority="63"/>
-    <w:lsdException w:name="Medium Shading 2 Accent 6" w:uiPriority="64"/>
-    <w:lsdException w:name="Medium List 1 Accent 6" w:uiPriority="65"/>
-    <w:lsdException w:name="Medium List 2 Accent 6" w:uiPriority="66"/>
-    <w:lsdException w:name="Medium Grid 1 Accent 6" w:uiPriority="67"/>
-    <w:lsdException w:name="Medium Grid 2 Accent 6" w:uiPriority="68"/>
-    <w:lsdException w:name="Medium Grid 3 Accent 6" w:uiPriority="69"/>
-    <w:lsdException w:name="Dark List Accent 6" w:uiPriority="70"/>
-    <w:lsdException w:name="Colorful Shading Accent 6" w:uiPriority="71"/>
-    <w:lsdException w:name="Colorful List Accent 6" w:uiPriority="72"/>
-    <w:lsdException w:name="Colorful Grid Accent 6" w:uiPriority="73"/>
-    <w:lsdException w:name="Subtle Emphasis" w:uiPriority="19" w:qFormat="1"/>
-    <w:lsdException w:name="Intense Emphasis" w:uiPriority="21" w:qFormat="1"/>
-    <w:lsdException w:name="Subtle Reference" w:uiPriority="31" w:qFormat="1"/>
-    <w:lsdException w:name="Intense Reference" w:uiPriority="32" w:qFormat="1"/>
-    <w:lsdException w:name="Book Title" w:uiPriority="33" w:qFormat="1"/>
-    <w:lsdException w:name="Bibliography" w:semiHidden="1" w:uiPriority="37" w:unhideWhenUsed="1"/>
-    <w:lsdException w:name="TOC Heading" w:semiHidden="1" w:uiPriority="39" w:unhideWhenUsed="1" w:qFormat="1"/>
-    <w:lsdException w:name="Plain Table 1" w:uiPriority="41"/>
-    <w:lsdException w:name="Plain Table 2" w:uiPriority="42"/>
-    <w:lsdException w:name="Plain Table 3" w:uiPriority="43"/>
-    <w:lsdException w:name="Plain Table 4" w:uiPriority="44"/>
-    <w:lsdException w:name="Plain Table 5" w:uiPriority="45"/>
-    <w:lsdException w:name="Grid Table Light" w:uiPriority="40"/>
-    <w:lsdException w:name="Grid Table 1 Light" w:uiPriority="46"/>
-    <w:lsdException w:name="Grid Table 2" w:uiPriority="47"/>
-    <w:lsdException w:name="Grid Table 3" w:uiPriority="48"/>
-    <w:lsdException w:name="Grid Table 4" w:uiPriority="49"/>
-    <w:lsdException w:name="Grid Table 5 Dark" w:uiPriority="50"/>
-    <w:lsdException w:name="Grid Table 6 Colorful" w:uiPriority="51"/>
-    <w:lsdException w:name="Grid Table 7 Colorful" w:uiPriority="52"/>
-    <w:lsdException w:name="Grid Table 1 Light Accent 1" w:uiPriority="46"/>
-    <w:lsdException w:name="Grid Table 2 Accent 1" w:uiPriority="47"/>
-    <w:lsdException w:name="Grid Table 3 Accent 1" w:uiPriority="48"/>
-    <w:lsdException w:name="Grid Table 4 Accent 1" w:uiPriority="49"/>
-    <w:lsdException w:name="Grid Table 5 Dark Accent 1" w:uiPriority="50"/>
-    <w:lsdException w:name="Grid Table 6 Colorful Accent 1" w:uiPriority="51"/>
-    <w:lsdException w:name="Grid Table 7 Colorful Accent 1" w:uiPriority="52"/>
-    <w:lsdException w:name="Grid Table 1 Light Accent 2" w:uiPriority="46"/>
-    <w:lsdException w:name="Grid Table 2 Accent 2" w:uiPriority="47"/>
-    <w:lsdException w:name="Grid Table 3 Accent 2" w:uiPriority="48"/>
-    <w:lsdException w:name="Grid Table 4 Accent 2" w:uiPriority="49"/>
-    <w:lsdException w:name="Grid Table 5 Dark Accent 2" w:uiPriority="50"/>
-    <w:lsdException w:name="Grid Table 6 Colorful Accent 2" w:uiPriority="51"/>
-    <w:lsdException w:name="Grid Table 7 Colorful Accent 2" w:uiPriority="52"/>
-    <w:lsdException w:name="Grid Table 1 Light Accent 3" w:uiPriority="46"/>
-    <w:lsdException w:name="Grid Table 2 Accent 3" w:uiPriority="47"/>
-    <w:lsdException w:name="Grid Table 3 Accent 3" w:uiPriority="48"/>
-    <w:lsdException w:name="Grid Table 4 Accent 3" w:uiPriority="49"/>
-    <w:lsdException w:name="Grid Table 5 Dark Accent 3" w:uiPriority="50"/>
-    <w:lsdException w:name="Grid Table 6 Colorful Accent 3" w:uiPriority="51"/>
-    <w:lsdException w:name="Grid Table 7 Colorful Accent 3" w:uiPriority="52"/>
-    <w:lsdException w:name="Grid Table 1 Light Accent 4" w:uiPriority="46"/>
-    <w:lsdException w:name="Grid Table 2 Accent 4" w:uiPriority="47"/>
-    <w:lsdException w:name="Grid Table 3 Accent 4" w:uiPriority="48"/>
-    <w:lsdException w:name="Grid Table 4 Accent 4" w:uiPriority="49"/>
-    <w:lsdException w:name="Grid Table 5 Dark Accent 4" w:uiPriority="50"/>
-    <w:lsdException w:name="Grid Table 6 Colorful Accent 4" w:uiPriority="51"/>
-    <w:lsdException w:name="Grid Table 7 Colorful Accent 4" w:uiPriority="52"/>
-    <w:lsdException w:name="Grid Table 1 Light Accent 5" w:uiPriority="46"/>
-    <w:lsdException w:name="Grid Table 2 Accent 5" w:uiPriority="47"/>
-    <w:lsdException w:name="Grid Table 3 Accent 5" w:uiPriority="48"/>
-    <w:lsdException w:name="Grid Table 4 Accent 5" w:uiPriority="49"/>
-    <w:lsdException w:name="Grid Table 5 Dark Accent 5" w:uiPriority="50"/>
-    <w:lsdException w:name="Grid Table 6 Colorful Accent 5" w:uiPriority="51"/>
-    <w:lsdException w:name="Grid Table 7 Colorful Accent 5" w:uiPriority="52"/>
-    <w:lsdException w:name="Grid Table 1 Light Accent 6" w:uiPriority="46"/>
-    <w:lsdException w:name="Grid Table 2 Accent 6" w:uiPriority="47"/>
-    <w:lsdException w:name="Grid Table 3 Accent 6" w:uiPriority="48"/>
-    <w:lsdException w:name="Grid Table 4 Accent 6" w:uiPriority="49"/>
-    <w:lsdException w:name="Grid Table 5 Dark Accent 6" w:uiPriority="50"/>
-    <w:lsdException w:name="Grid Table 6 Colorful Accent 6" w:uiPriority="51"/>
-    <w:lsdException w:name="Grid Table 7 Colorful Accent 6" w:uiPriority="52"/>
-    <w:lsdException w:name="List Table 1 Light" w:uiPriority="46"/>
-    <w:lsdException w:name="List Table 2" w:uiPriority="47"/>
-    <w:lsdException w:name="List Table 3" w:uiPriority="48"/>
-    <w:lsdException w:name="List Table 4" w:uiPriority="49"/>
-    <w:lsdException w:name="List Table 5 Dark" w:uiPriority="50"/>
-    <w:lsdException w:name="List Table 6 Colorful" w:uiPriority="51"/>
-    <w:lsdException w:name="List Table 7 Colorful" w:uiPriority="52"/>
-    <w:lsdException w:name="List Table 1 Light Accent 1" w:uiPriority="46"/>
-    <w:lsdException w:name="List Table 2 Accent 1" w:uiPriority="47"/>
-    <w:lsdException w:name="List Table 3 Accent 1" w:uiPriority="48"/>
-    <w:lsdException w:name="List Table 4 Accent 1" w:uiPriority="49"/>
-    <w:lsdException w:name="List Table 5 Dark Accent 1" w:uiPriority="50"/>
-    <w:lsdException w:name="List Table 6 Colorful Accent 1" w:uiPriority="51"/>
-    <w:lsdException w:name="List Table 7 Colorful Accent 1" w:uiPriority="52"/>
-    <w:lsdException w:name="List Table 1 Light Accent 2" w:uiPriority="46"/>
-    <w:lsdException w:name="List Table 2 Accent 2" w:uiPriority="47"/>
-    <w:lsdException w:name="List Table 3 Accent 2" w:uiPriority="48"/>
-    <w:lsdException w:name="List Table 4 Accent 2" w:uiPriority="49"/>
-    <w:lsdException w:name="List Table 5 Dark Accent 2" w:uiPriority="50"/>
-    <w:lsdException w:name="List Table 6 Colorful Accent 2" w:uiPriority="51"/>
-    <w:lsdException w:name="List Table 7 Colorful Accent 2" w:uiPriority="52"/>
-    <w:lsdException w:name="List Table 1 Light Accent 3" w:uiPriority="46"/>
-    <w:lsdException w:name="List Table 2 Accent 3" w:uiPriority="47"/>
-    <w:lsdException w:name="List Table 3 Accent 3" w:uiPriority="48"/>
-    <w:lsdException w:name="List Table 4 Accent 3" w:uiPriority="49"/>
-    <w:lsdException w:name="List Table 5 Dark Accent 3" w:uiPriority="50"/>
-    <w:lsdException w:name="List Table 6 Colorful Accent 3" w:uiPriority="51"/>
-    <w:lsdException w:name="List Table 7 Colorful Accent 3" w:uiPriority="52"/>
-    <w:lsdException w:name="List Table 1 Light Accent 4" w:uiPriority="46"/>
-    <w:lsdException w:name="List Table 2 Accent 4" w:uiPriority="47"/>
-    <w:lsdException w:name="List Table 3 Accent 4" w:uiPriority="48"/>
-    <w:lsdException w:name="List Table 4 Accent 4" w:uiPriority="49"/>
-    <w:lsdException w:name="List Table 5 Dark Accent 4" w:uiPriority="50"/>
-    <w:lsdException w:name="List Table 6 Colorful Accent 4" w:uiPriority="51"/>
-    <w:lsdException w:name="List Table 7 Colorful Accent 4" w:uiPriority="52"/>
-    <w:lsdException w:name="List Table 1 Light Accent 5" w:uiPriority="46"/>
-    <w:lsdException w:name="List Table 2 Accent 5" w:uiPriority="47"/>
-    <w:lsdException w:name="List Table 3 Accent 5" w:uiPriority="48"/>
-    <w:lsdException w:name="List Table 4 Accent 5" w:uiPriority="49"/>
-    <w:lsdException w:name="List Table 5 Dark Accent 5" w:uiPriority="50"/>
-    <w:lsdException w:name="List Table 6 Colorful Accent 5" w:uiPriority="51"/>
-    <w:lsdException w:name="List Table 7 Colorful Accent 5" w:uiPriority="52"/>
-    <w:lsdException w:name="List Table 1 Light Accent 6" w:uiPriority="46"/>
-    <w:lsdException w:name="List Table 2 Accent 6" w:uiPriority="47"/>
-    <w:lsdException w:name="List Table 3 Accent 6" w:uiPriority="48"/>
-    <w:lsdException w:name="List Table 4 Accent 6" w:uiPriority="49"/>
-    <w:lsdException w:name="List Table 5 Dark Accent 6" w:uiPriority="50"/>
-    <w:lsdException w:name="List Table 6 Colorful Accent 6" w:uiPriority="51"/>
-    <w:lsdException w:name="List Table 7 Colorful Accent 6" w:uiPriority="52"/>
-    <w:lsdException w:name="Mention" w:semiHidden="1" w:unhideWhenUsed="1"/>
-    <w:lsdException w:name="Smart Hyperlink" w:semiHidden="1" w:unhideWhenUsed="1"/>
-    <w:lsdException w:name="Hashtag" w:semiHidden="1" w:unhideWhenUsed="1"/>
-    <w:lsdException w:name="Unresolved Mention" w:semiHidden="1" w:unhideWhenUsed="1"/>
-    <w:lsdException w:name="Smart Link" w:semiHidden="1" w:unhideWhenUsed="1"/>
+  <w:latentStyles w:count="260" w:defQFormat="0" w:defUnhideWhenUsed="1" w:defSemiHidden="1" w:defUIPriority="99" w:defLockedState="0">
+    <w:lsdException w:qFormat="1" w:unhideWhenUsed="0" w:uiPriority="0" w:semiHidden="0" w:name="Normal"/>
+    <w:lsdException w:qFormat="1" w:unhideWhenUsed="0" w:uiPriority="9" w:semiHidden="0" w:name="heading 1"/>
+    <w:lsdException w:qFormat="1" w:uiPriority="9" w:name="heading 2"/>
+    <w:lsdException w:qFormat="1" w:uiPriority="9" w:name="heading 3"/>
+    <w:lsdException w:qFormat="1" w:uiPriority="9" w:name="heading 4"/>
+    <w:lsdException w:qFormat="1" w:uiPriority="9" w:name="heading 5"/>
+    <w:lsdException w:qFormat="1" w:uiPriority="9" w:name="heading 6"/>
+    <w:lsdException w:qFormat="1" w:uiPriority="9" w:name="heading 7"/>
+    <w:lsdException w:qFormat="1" w:uiPriority="9" w:name="heading 8"/>
+    <w:lsdException w:qFormat="1" w:uiPriority="9" w:name="heading 9"/>
+    <w:lsdException w:uiPriority="99" w:name="index 1"/>
+    <w:lsdException w:uiPriority="99" w:name="index 2"/>
+    <w:lsdException w:uiPriority="99" w:name="index 3"/>
+    <w:lsdException w:uiPriority="99" w:name="index 4"/>
+    <w:lsdException w:uiPriority="99" w:name="index 5"/>
+    <w:lsdException w:uiPriority="99" w:name="index 6"/>
+    <w:lsdException w:uiPriority="99" w:name="index 7"/>
+    <w:lsdException w:uiPriority="99" w:name="index 8"/>
+    <w:lsdException w:uiPriority="99" w:name="index 9"/>
+    <w:lsdException w:uiPriority="39" w:name="toc 1"/>
+    <w:lsdException w:uiPriority="39" w:name="toc 2"/>
+    <w:lsdException w:uiPriority="39" w:name="toc 3"/>
+    <w:lsdException w:uiPriority="39" w:name="toc 4"/>
+    <w:lsdException w:uiPriority="39" w:name="toc 5"/>
+    <w:lsdException w:uiPriority="39" w:name="toc 6"/>
+    <w:lsdException w:uiPriority="39" w:name="toc 7"/>
+    <w:lsdException w:uiPriority="39" w:name="toc 8"/>
+    <w:lsdException w:uiPriority="39" w:name="toc 9"/>
+    <w:lsdException w:uiPriority="99" w:name="Normal Indent"/>
+    <w:lsdException w:uiPriority="99" w:name="footnote text"/>
+    <w:lsdException w:uiPriority="99" w:name="annotation text"/>
+    <w:lsdException w:uiPriority="99" w:name="header"/>
+    <w:lsdException w:uiPriority="99" w:name="footer"/>
+    <w:lsdException w:uiPriority="99" w:name="index heading"/>
+    <w:lsdException w:qFormat="1" w:uiPriority="35" w:name="caption"/>
+    <w:lsdException w:uiPriority="99" w:name="table of figures"/>
+    <w:lsdException w:uiPriority="99" w:name="envelope address"/>
+    <w:lsdException w:uiPriority="99" w:name="envelope return"/>
+    <w:lsdException w:uiPriority="99" w:name="footnote reference"/>
+    <w:lsdException w:uiPriority="99" w:name="annotation reference"/>
+    <w:lsdException w:uiPriority="99" w:name="line number"/>
+    <w:lsdException w:uiPriority="99" w:name="page number"/>
+    <w:lsdException w:uiPriority="99" w:name="endnote reference"/>
+    <w:lsdException w:uiPriority="99" w:name="endnote text"/>
+    <w:lsdException w:uiPriority="99" w:name="table of authorities"/>
+    <w:lsdException w:uiPriority="99" w:name="macro"/>
+    <w:lsdException w:uiPriority="99" w:name="toa heading"/>
+    <w:lsdException w:uiPriority="99" w:name="List"/>
+    <w:lsdException w:uiPriority="99" w:name="List Bullet"/>
+    <w:lsdException w:uiPriority="99" w:name="List Number"/>
+    <w:lsdException w:uiPriority="99" w:name="List 2"/>
+    <w:lsdException w:uiPriority="99" w:name="List 3"/>
+    <w:lsdException w:uiPriority="99" w:name="List 4"/>
+    <w:lsdException w:uiPriority="99" w:name="List 5"/>
+    <w:lsdException w:uiPriority="99" w:name="List Bullet 2"/>
+    <w:lsdException w:uiPriority="99" w:name="List Bullet 3"/>
+    <w:lsdException w:uiPriority="99" w:name="List Bullet 4"/>
+    <w:lsdException w:uiPriority="99" w:name="List Bullet 5"/>
+    <w:lsdException w:uiPriority="99" w:name="List Number 2"/>
+    <w:lsdException w:uiPriority="99" w:name="List Number 3"/>
+    <w:lsdException w:uiPriority="99" w:name="List Number 4"/>
+    <w:lsdException w:uiPriority="99" w:name="List Number 5"/>
+    <w:lsdException w:qFormat="1" w:unhideWhenUsed="0" w:uiPriority="10" w:semiHidden="0" w:name="Title"/>
+    <w:lsdException w:uiPriority="99" w:name="Closing"/>
+    <w:lsdException w:uiPriority="99" w:name="Signature"/>
+    <w:lsdException w:qFormat="1" w:uiPriority="1" w:semiHidden="0" w:name="Default Paragraph Font"/>
+    <w:lsdException w:uiPriority="99" w:name="Body Text"/>
+    <w:lsdException w:uiPriority="99" w:name="Body Text Indent"/>
+    <w:lsdException w:uiPriority="99" w:name="List Continue"/>
+    <w:lsdException w:uiPriority="99" w:name="List Continue 2"/>
+    <w:lsdException w:uiPriority="99" w:name="List Continue 3"/>
+    <w:lsdException w:uiPriority="99" w:name="List Continue 4"/>
+    <w:lsdException w:uiPriority="99" w:name="List Continue 5"/>
+    <w:lsdException w:uiPriority="99" w:name="Message Header"/>
+    <w:lsdException w:qFormat="1" w:unhideWhenUsed="0" w:uiPriority="11" w:semiHidden="0" w:name="Subtitle"/>
+    <w:lsdException w:uiPriority="99" w:name="Salutation"/>
+    <w:lsdException w:uiPriority="99" w:name="Date"/>
+    <w:lsdException w:uiPriority="99" w:name="Body Text First Indent"/>
+    <w:lsdException w:uiPriority="99" w:name="Body Text First Indent 2"/>
+    <w:lsdException w:uiPriority="99" w:name="Note Heading"/>
+    <w:lsdException w:uiPriority="99" w:name="Body Text 2"/>
+    <w:lsdException w:uiPriority="99" w:name="Body Text 3"/>
+    <w:lsdException w:uiPriority="99" w:name="Body Text Indent 2"/>
+    <w:lsdException w:uiPriority="99" w:name="Body Text Indent 3"/>
+    <w:lsdException w:uiPriority="99" w:name="Block Text"/>
+    <w:lsdException w:uiPriority="99" w:name="Hyperlink"/>
+    <w:lsdException w:uiPriority="99" w:name="FollowedHyperlink"/>
+    <w:lsdException w:qFormat="1" w:unhideWhenUsed="0" w:uiPriority="22" w:semiHidden="0" w:name="Strong"/>
+    <w:lsdException w:qFormat="1" w:unhideWhenUsed="0" w:uiPriority="20" w:semiHidden="0" w:name="Emphasis"/>
+    <w:lsdException w:uiPriority="99" w:name="Document Map"/>
+    <w:lsdException w:uiPriority="99" w:name="Plain Text"/>
+    <w:lsdException w:uiPriority="99" w:name="E-mail Signature"/>
+    <w:lsdException w:uiPriority="99" w:name="Normal (Web)"/>
+    <w:lsdException w:uiPriority="99" w:name="HTML Acronym"/>
+    <w:lsdException w:uiPriority="99" w:name="HTML Address"/>
+    <w:lsdException w:uiPriority="99" w:name="HTML Cite"/>
+    <w:lsdException w:uiPriority="99" w:name="HTML Code"/>
+    <w:lsdException w:uiPriority="99" w:name="HTML Definition"/>
+    <w:lsdException w:uiPriority="99" w:name="HTML Keyboard"/>
+    <w:lsdException w:uiPriority="99" w:name="HTML Preformatted"/>
+    <w:lsdException w:uiPriority="99" w:name="HTML Sample"/>
+    <w:lsdException w:uiPriority="99" w:name="HTML Typewriter"/>
+    <w:lsdException w:uiPriority="99" w:name="HTML Variable"/>
+    <w:lsdException w:qFormat="1" w:uiPriority="99" w:name="Normal Table"/>
+    <w:lsdException w:uiPriority="99" w:name="annotation subject"/>
+    <w:lsdException w:uiPriority="99" w:name="Table Simple 1"/>
+    <w:lsdException w:uiPriority="99" w:name="Table Simple 2"/>
+    <w:lsdException w:uiPriority="99" w:name="Table Simple 3"/>
+    <w:lsdException w:uiPriority="99" w:name="Table Classic 1"/>
+    <w:lsdException w:uiPriority="99" w:name="Table Classic 2"/>
+    <w:lsdException w:uiPriority="99" w:name="Table Classic 3"/>
+    <w:lsdException w:uiPriority="99" w:name="Table Classic 4"/>
+    <w:lsdException w:uiPriority="99" w:name="Table Colorful 1"/>
+    <w:lsdException w:uiPriority="99" w:name="Table Colorful 2"/>
+    <w:lsdException w:uiPriority="99" w:name="Table Colorful 3"/>
+    <w:lsdException w:uiPriority="99" w:name="Table Columns 1"/>
+    <w:lsdException w:uiPriority="99" w:name="Table Columns 2"/>
+    <w:lsdException w:uiPriority="99" w:name="Table Columns 3"/>
+    <w:lsdException w:uiPriority="99" w:name="Table Columns 4"/>
+    <w:lsdException w:uiPriority="99" w:name="Table Columns 5"/>
+    <w:lsdException w:uiPriority="99" w:name="Table Grid 1"/>
+    <w:lsdException w:uiPriority="99" w:name="Table Grid 2"/>
+    <w:lsdException w:uiPriority="99" w:name="Table Grid 3"/>
+    <w:lsdException w:uiPriority="99" w:name="Table Grid 4"/>
+    <w:lsdException w:uiPriority="99" w:name="Table Grid 5"/>
+    <w:lsdException w:uiPriority="99" w:name="Table Grid 6"/>
+    <w:lsdException w:uiPriority="99" w:name="Table Grid 7"/>
+    <w:lsdException w:uiPriority="99" w:name="Table Grid 8"/>
+    <w:lsdException w:uiPriority="99" w:name="Table List 1"/>
+    <w:lsdException w:uiPriority="99" w:name="Table List 2"/>
+    <w:lsdException w:uiPriority="99" w:name="Table List 3"/>
+    <w:lsdException w:uiPriority="99" w:name="Table List 4"/>
+    <w:lsdException w:uiPriority="99" w:name="Table List 5"/>
+    <w:lsdException w:uiPriority="99" w:name="Table List 6"/>
+    <w:lsdException w:uiPriority="99" w:name="Table List 7"/>
+    <w:lsdException w:uiPriority="99" w:name="Table List 8"/>
+    <w:lsdException w:uiPriority="99" w:name="Table 3D effects 1"/>
+    <w:lsdException w:uiPriority="99" w:name="Table 3D effects 2"/>
+    <w:lsdException w:uiPriority="99" w:name="Table 3D effects 3"/>
+    <w:lsdException w:uiPriority="99" w:name="Table Contemporary"/>
+    <w:lsdException w:uiPriority="99" w:name="Table Elegant"/>
+    <w:lsdException w:uiPriority="99" w:name="Table Professional"/>
+    <w:lsdException w:uiPriority="99" w:name="Table Subtle 1"/>
+    <w:lsdException w:uiPriority="99" w:name="Table Subtle 2"/>
+    <w:lsdException w:uiPriority="99" w:name="Table Web 1"/>
+    <w:lsdException w:uiPriority="99" w:name="Table Web 2"/>
+    <w:lsdException w:uiPriority="99" w:name="Table Web 3"/>
+    <w:lsdException w:uiPriority="99" w:name="Balloon Text"/>
+    <w:lsdException w:unhideWhenUsed="0" w:uiPriority="39" w:semiHidden="0" w:name="Table Grid"/>
+    <w:lsdException w:uiPriority="99" w:name="Table Theme"/>
+    <w:lsdException w:unhideWhenUsed="0" w:uiPriority="60" w:semiHidden="0" w:name="Light Shading"/>
+    <w:lsdException w:unhideWhenUsed="0" w:uiPriority="61" w:semiHidden="0" w:name="Light List"/>
+    <w:lsdException w:unhideWhenUsed="0" w:uiPriority="62" w:semiHidden="0" w:name="Light Grid"/>
+    <w:lsdException w:unhideWhenUsed="0" w:uiPriority="63" w:semiHidden="0" w:name="Medium Shading 1"/>
+    <w:lsdException w:unhideWhenUsed="0" w:uiPriority="64" w:semiHidden="0" w:name="Medium Shading 2"/>
+    <w:lsdException w:unhideWhenUsed="0" w:uiPriority="65" w:semiHidden="0" w:name="Medium List 1"/>
+    <w:lsdException w:unhideWhenUsed="0" w:uiPriority="66" w:semiHidden="0" w:name="Medium List 2"/>
+    <w:lsdException w:unhideWhenUsed="0" w:uiPriority="67" w:semiHidden="0" w:name="Medium Grid 1"/>
+    <w:lsdException w:unhideWhenUsed="0" w:uiPriority="68" w:semiHidden="0" w:name="Medium Grid 2"/>
+    <w:lsdException w:unhideWhenUsed="0" w:uiPriority="69" w:semiHidden="0" w:name="Medium Grid 3"/>
+    <w:lsdException w:unhideWhenUsed="0" w:uiPriority="70" w:semiHidden="0" w:name="Dark List"/>
+    <w:lsdException w:unhideWhenUsed="0" w:uiPriority="71" w:semiHidden="0" w:name="Colorful Shading"/>
+    <w:lsdException w:unhideWhenUsed="0" w:uiPriority="72" w:semiHidden="0" w:name="Colorful List"/>
+    <w:lsdException w:unhideWhenUsed="0" w:uiPriority="73" w:semiHidden="0" w:name="Colorful Grid"/>
+    <w:lsdException w:unhideWhenUsed="0" w:uiPriority="60" w:semiHidden="0" w:name="Light Shading Accent 1"/>
+    <w:lsdException w:unhideWhenUsed="0" w:uiPriority="61" w:semiHidden="0" w:name="Light List Accent 1"/>
+    <w:lsdException w:unhideWhenUsed="0" w:uiPriority="62" w:semiHidden="0" w:name="Light Grid Accent 1"/>
+    <w:lsdException w:unhideWhenUsed="0" w:uiPriority="63" w:semiHidden="0" w:name="Medium Shading 1 Accent 1"/>
+    <w:lsdException w:unhideWhenUsed="0" w:uiPriority="64" w:semiHidden="0" w:name="Medium Shading 2 Accent 1"/>
+    <w:lsdException w:unhideWhenUsed="0" w:uiPriority="65" w:semiHidden="0" w:name="Medium List 1 Accent 1"/>
+    <w:lsdException w:qFormat="1" w:unhideWhenUsed="0" w:uiPriority="34" w:semiHidden="0" w:name="List Paragraph"/>
+    <w:lsdException w:qFormat="1" w:unhideWhenUsed="0" w:uiPriority="29" w:semiHidden="0" w:name="Quote"/>
+    <w:lsdException w:qFormat="1" w:unhideWhenUsed="0" w:uiPriority="30" w:semiHidden="0" w:name="Intense Quote"/>
+    <w:lsdException w:unhideWhenUsed="0" w:uiPriority="66" w:semiHidden="0" w:name="Medium List 2 Accent 1"/>
+    <w:lsdException w:unhideWhenUsed="0" w:uiPriority="67" w:semiHidden="0" w:name="Medium Grid 1 Accent 1"/>
+    <w:lsdException w:unhideWhenUsed="0" w:uiPriority="68" w:semiHidden="0" w:name="Medium Grid 2 Accent 1"/>
+    <w:lsdException w:unhideWhenUsed="0" w:uiPriority="69" w:semiHidden="0" w:name="Medium Grid 3 Accent 1"/>
+    <w:lsdException w:unhideWhenUsed="0" w:uiPriority="70" w:semiHidden="0" w:name="Dark List Accent 1"/>
+    <w:lsdException w:unhideWhenUsed="0" w:uiPriority="71" w:semiHidden="0" w:name="Colorful Shading Accent 1"/>
+    <w:lsdException w:unhideWhenUsed="0" w:uiPriority="72" w:semiHidden="0" w:name="Colorful List Accent 1"/>
+    <w:lsdException w:unhideWhenUsed="0" w:uiPriority="73" w:semiHidden="0" w:name="Colorful Grid Accent 1"/>
+    <w:lsdException w:unhideWhenUsed="0" w:uiPriority="60" w:semiHidden="0" w:name="Light Shading Accent 2"/>
+    <w:lsdException w:unhideWhenUsed="0" w:uiPriority="61" w:semiHidden="0" w:name="Light List Accent 2"/>
+    <w:lsdException w:unhideWhenUsed="0" w:uiPriority="62" w:semiHidden="0" w:name="Light Grid Accent 2"/>
+    <w:lsdException w:unhideWhenUsed="0" w:uiPriority="63" w:semiHidden="0" w:name="Medium Shading 1 Accent 2"/>
+    <w:lsdException w:unhideWhenUsed="0" w:uiPriority="64" w:semiHidden="0" w:name="Medium Shading 2 Accent 2"/>
+    <w:lsdException w:unhideWhenUsed="0" w:uiPriority="65" w:semiHidden="0" w:name="Medium List 1 Accent 2"/>
+    <w:lsdException w:unhideWhenUsed="0" w:uiPriority="66" w:semiHidden="0" w:name="Medium List 2 Accent 2"/>
+    <w:lsdException w:unhideWhenUsed="0" w:uiPriority="67" w:semiHidden="0" w:name="Medium Grid 1 Accent 2"/>
+    <w:lsdException w:unhideWhenUsed="0" w:uiPriority="68" w:semiHidden="0" w:name="Medium Grid 2 Accent 2"/>
+    <w:lsdException w:unhideWhenUsed="0" w:uiPriority="69" w:semiHidden="0" w:name="Medium Grid 3 Accent 2"/>
+    <w:lsdException w:unhideWhenUsed="0" w:uiPriority="70" w:semiHidden="0" w:name="Dark List Accent 2"/>
+    <w:lsdException w:unhideWhenUsed="0" w:uiPriority="71" w:semiHidden="0" w:name="Colorful Shading Accent 2"/>
+    <w:lsdException w:unhideWhenUsed="0" w:uiPriority="72" w:semiHidden="0" w:name="Colorful List Accent 2"/>
+    <w:lsdException w:unhideWhenUsed="0" w:uiPriority="73" w:semiHidden="0" w:name="Colorful Grid Accent 2"/>
+    <w:lsdException w:unhideWhenUsed="0" w:uiPriority="60" w:semiHidden="0" w:name="Light Shading Accent 3"/>
+    <w:lsdException w:unhideWhenUsed="0" w:uiPriority="61" w:semiHidden="0" w:name="Light List Accent 3"/>
+    <w:lsdException w:unhideWhenUsed="0" w:uiPriority="62" w:semiHidden="0" w:name="Light Grid Accent 3"/>
+    <w:lsdException w:unhideWhenUsed="0" w:uiPriority="63" w:semiHidden="0" w:name="Medium Shading 1 Accent 3"/>
+    <w:lsdException w:unhideWhenUsed="0" w:uiPriority="64" w:semiHidden="0" w:name="Medium Shading 2 Accent 3"/>
+    <w:lsdException w:unhideWhenUsed="0" w:uiPriority="65" w:semiHidden="0" w:name="Medium List 1 Accent 3"/>
+    <w:lsdException w:unhideWhenUsed="0" w:uiPriority="66" w:semiHidden="0" w:name="Medium List 2 Accent 3"/>
+    <w:lsdException w:unhideWhenUsed="0" w:uiPriority="67" w:semiHidden="0" w:name="Medium Grid 1 Accent 3"/>
+    <w:lsdException w:unhideWhenUsed="0" w:uiPriority="68" w:semiHidden="0" w:name="Medium Grid 2 Accent 3"/>
+    <w:lsdException w:unhideWhenUsed="0" w:uiPriority="69" w:semiHidden="0" w:name="Medium Grid 3 Accent 3"/>
+    <w:lsdException w:unhideWhenUsed="0" w:uiPriority="70" w:semiHidden="0" w:name="Dark List Accent 3"/>
+    <w:lsdException w:unhideWhenUsed="0" w:uiPriority="71" w:semiHidden="0" w:name="Colorful Shading Accent 3"/>
+    <w:lsdException w:unhideWhenUsed="0" w:uiPriority="72" w:semiHidden="0" w:name="Colorful List Accent 3"/>
+    <w:lsdException w:unhideWhenUsed="0" w:uiPriority="73" w:semiHidden="0" w:name="Colorful Grid Accent 3"/>
+    <w:lsdException w:unhideWhenUsed="0" w:uiPriority="60" w:semiHidden="0" w:name="Light Shading Accent 4"/>
+    <w:lsdException w:unhideWhenUsed="0" w:uiPriority="61" w:semiHidden="0" w:name="Light List Accent 4"/>
+    <w:lsdException w:unhideWhenUsed="0" w:uiPriority="62" w:semiHidden="0" w:name="Light Grid Accent 4"/>
+    <w:lsdException w:unhideWhenUsed="0" w:uiPriority="63" w:semiHidden="0" w:name="Medium Shading 1 Accent 4"/>
+    <w:lsdException w:unhideWhenUsed="0" w:uiPriority="64" w:semiHidden="0" w:name="Medium Shading 2 Accent 4"/>
+    <w:lsdException w:unhideWhenUsed="0" w:uiPriority="65" w:semiHidden="0" w:name="Medium List 1 Accent 4"/>
+    <w:lsdException w:unhideWhenUsed="0" w:uiPriority="66" w:semiHidden="0" w:name="Medium List 2 Accent 4"/>
+    <w:lsdException w:unhideWhenUsed="0" w:uiPriority="67" w:semiHidden="0" w:name="Medium Grid 1 Accent 4"/>
+    <w:lsdException w:unhideWhenUsed="0" w:uiPriority="68" w:semiHidden="0" w:name="Medium Grid 2 Accent 4"/>
+    <w:lsdException w:unhideWhenUsed="0" w:uiPriority="69" w:semiHidden="0" w:name="Medium Grid 3 Accent 4"/>
+    <w:lsdException w:unhideWhenUsed="0" w:uiPriority="70" w:semiHidden="0" w:name="Dark List Accent 4"/>
+    <w:lsdException w:unhideWhenUsed="0" w:uiPriority="71" w:semiHidden="0" w:name="Colorful Shading Accent 4"/>
+    <w:lsdException w:unhideWhenUsed="0" w:uiPriority="72" w:semiHidden="0" w:name="Colorful List Accent 4"/>
+    <w:lsdException w:unhideWhenUsed="0" w:uiPriority="73" w:semiHidden="0" w:name="Colorful Grid Accent 4"/>
+    <w:lsdException w:unhideWhenUsed="0" w:uiPriority="60" w:semiHidden="0" w:name="Light Shading Accent 5"/>
+    <w:lsdException w:unhideWhenUsed="0" w:uiPriority="61" w:semiHidden="0" w:name="Light List Accent 5"/>
+    <w:lsdException w:unhideWhenUsed="0" w:uiPriority="62" w:semiHidden="0" w:name="Light Grid Accent 5"/>
+    <w:lsdException w:unhideWhenUsed="0" w:uiPriority="63" w:semiHidden="0" w:name="Medium Shading 1 Accent 5"/>
+    <w:lsdException w:unhideWhenUsed="0" w:uiPriority="64" w:semiHidden="0" w:name="Medium Shading 2 Accent 5"/>
+    <w:lsdException w:unhideWhenUsed="0" w:uiPriority="65" w:semiHidden="0" w:name="Medium List 1 Accent 5"/>
+    <w:lsdException w:unhideWhenUsed="0" w:uiPriority="66" w:semiHidden="0" w:name="Medium List 2 Accent 5"/>
+    <w:lsdException w:unhideWhenUsed="0" w:uiPriority="67" w:semiHidden="0" w:name="Medium Grid 1 Accent 5"/>
+    <w:lsdException w:unhideWhenUsed="0" w:uiPriority="68" w:semiHidden="0" w:name="Medium Grid 2 Accent 5"/>
+    <w:lsdException w:unhideWhenUsed="0" w:uiPriority="69" w:semiHidden="0" w:name="Medium Grid 3 Accent 5"/>
+    <w:lsdException w:unhideWhenUsed="0" w:uiPriority="70" w:semiHidden="0" w:name="Dark List Accent 5"/>
+    <w:lsdException w:unhideWhenUsed="0" w:uiPriority="71" w:semiHidden="0" w:name="Colorful Shading Accent 5"/>
+    <w:lsdException w:unhideWhenUsed="0" w:uiPriority="72" w:semiHidden="0" w:name="Colorful List Accent 5"/>
+    <w:lsdException w:unhideWhenUsed="0" w:uiPriority="73" w:semiHidden="0" w:name="Colorful Grid Accent 5"/>
+    <w:lsdException w:unhideWhenUsed="0" w:uiPriority="60" w:semiHidden="0" w:name="Light Shading Accent 6"/>
+    <w:lsdException w:unhideWhenUsed="0" w:uiPriority="61" w:semiHidden="0" w:name="Light List Accent 6"/>
+    <w:lsdException w:unhideWhenUsed="0" w:uiPriority="62" w:semiHidden="0" w:name="Light Grid Accent 6"/>
+    <w:lsdException w:unhideWhenUsed="0" w:uiPriority="63" w:semiHidden="0" w:name="Medium Shading 1 Accent 6"/>
+    <w:lsdException w:unhideWhenUsed="0" w:uiPriority="64" w:semiHidden="0" w:name="Medium Shading 2 Accent 6"/>
+    <w:lsdException w:unhideWhenUsed="0" w:uiPriority="65" w:semiHidden="0" w:name="Medium List 1 Accent 6"/>
+    <w:lsdException w:unhideWhenUsed="0" w:uiPriority="66" w:semiHidden="0" w:name="Medium List 2 Accent 6"/>
+    <w:lsdException w:unhideWhenUsed="0" w:uiPriority="67" w:semiHidden="0" w:name="Medium Grid 1 Accent 6"/>
+    <w:lsdException w:unhideWhenUsed="0" w:uiPriority="68" w:semiHidden="0" w:name="Medium Grid 2 Accent 6"/>
+    <w:lsdException w:unhideWhenUsed="0" w:uiPriority="69" w:semiHidden="0" w:name="Medium Grid 3 Accent 6"/>
+    <w:lsdException w:unhideWhenUsed="0" w:uiPriority="70" w:semiHidden="0" w:name="Dark List Accent 6"/>
+    <w:lsdException w:unhideWhenUsed="0" w:uiPriority="71" w:semiHidden="0" w:name="Colorful Shading Accent 6"/>
+    <w:lsdException w:unhideWhenUsed="0" w:uiPriority="72" w:semiHidden="0" w:name="Colorful List Accent 6"/>
+    <w:lsdException w:unhideWhenUsed="0" w:uiPriority="73" w:semiHidden="0" w:name="Colorful Grid Accent 6"/>
   </w:latentStyles>
-  <w:style w:type="paragraph" w:default="1" w:styleId="Normal">
+  <w:style w:type="paragraph" w:default="1" w:styleId="1">
     <w:name w:val="Normal"/>
     <w:qFormat/>
+    <w:uiPriority w:val="0"/>
+    <w:pPr>
+      <w:spacing w:after="160"/>
+    </w:pPr>
+    <w:rPr>
+      <w:rFonts w:asciiTheme="minorHAnsi" w:hAnsiTheme="minorHAnsi" w:eastAsiaTheme="minorHAnsi" w:cstheme="minorBidi"/>
+      <w:kern w:val="2"/>
+      <w:sz w:val="24"/>
+      <w:szCs w:val="24"/>
+      <w:lang w:val="en-US" w:eastAsia="en-US" w:bidi="ar-SA"/>
+      <w14:ligatures w14:val="standardContextual"/>
+    </w:rPr>
   </w:style>
-  <w:style w:type="paragraph" w:styleId="Heading1">
+  <w:style w:type="paragraph" w:styleId="2">
     <w:name w:val="heading 1"/>
-    <w:basedOn w:val="Normal"/>
-    <w:next w:val="Normal"/>
-    <w:link w:val="Heading1Char"/>
+    <w:basedOn w:val="1"/>
+    <w:next w:val="1"/>
+    <w:link w:val="15"/>
+    <w:qFormat/>
     <w:uiPriority w:val="9"/>
-    <w:qFormat/>
-    <w:rsid w:val="003A04F1"/>
     <w:pPr>
       <w:keepNext/>
       <w:keepLines/>
@@ -5589,22 +5935,21 @@
       <w:outlineLvl w:val="0"/>
     </w:pPr>
     <w:rPr>
-      <w:rFonts w:asciiTheme="majorHAnsi" w:eastAsiaTheme="majorEastAsia" w:hAnsiTheme="majorHAnsi" w:cstheme="majorBidi"/>
-      <w:color w:val="0F4761" w:themeColor="accent1" w:themeShade="BF"/>
+      <w:rFonts w:asciiTheme="majorHAnsi" w:hAnsiTheme="majorHAnsi" w:eastAsiaTheme="majorEastAsia" w:cstheme="majorBidi"/>
+      <w:color w:val="104862" w:themeColor="accent1" w:themeShade="BF"/>
       <w:sz w:val="40"/>
       <w:szCs w:val="40"/>
     </w:rPr>
   </w:style>
-  <w:style w:type="paragraph" w:styleId="Heading2">
+  <w:style w:type="paragraph" w:styleId="3">
     <w:name w:val="heading 2"/>
-    <w:basedOn w:val="Normal"/>
-    <w:next w:val="Normal"/>
-    <w:link w:val="Heading2Char"/>
-    <w:uiPriority w:val="9"/>
+    <w:basedOn w:val="1"/>
+    <w:next w:val="1"/>
+    <w:link w:val="16"/>
     <w:semiHidden/>
     <w:unhideWhenUsed/>
     <w:qFormat/>
-    <w:rsid w:val="003A04F1"/>
+    <w:uiPriority w:val="9"/>
     <w:pPr>
       <w:keepNext/>
       <w:keepLines/>
@@ -5612,22 +5957,21 @@
       <w:outlineLvl w:val="1"/>
     </w:pPr>
     <w:rPr>
-      <w:rFonts w:asciiTheme="majorHAnsi" w:eastAsiaTheme="majorEastAsia" w:hAnsiTheme="majorHAnsi" w:cstheme="majorBidi"/>
-      <w:color w:val="0F4761" w:themeColor="accent1" w:themeShade="BF"/>
+      <w:rFonts w:asciiTheme="majorHAnsi" w:hAnsiTheme="majorHAnsi" w:eastAsiaTheme="majorEastAsia" w:cstheme="majorBidi"/>
+      <w:color w:val="104862" w:themeColor="accent1" w:themeShade="BF"/>
       <w:sz w:val="32"/>
       <w:szCs w:val="32"/>
     </w:rPr>
   </w:style>
-  <w:style w:type="paragraph" w:styleId="Heading3">
+  <w:style w:type="paragraph" w:styleId="4">
     <w:name w:val="heading 3"/>
-    <w:basedOn w:val="Normal"/>
-    <w:next w:val="Normal"/>
-    <w:link w:val="Heading3Char"/>
-    <w:uiPriority w:val="9"/>
+    <w:basedOn w:val="1"/>
+    <w:next w:val="1"/>
+    <w:link w:val="17"/>
     <w:semiHidden/>
     <w:unhideWhenUsed/>
     <w:qFormat/>
-    <w:rsid w:val="003A04F1"/>
+    <w:uiPriority w:val="9"/>
     <w:pPr>
       <w:keepNext/>
       <w:keepLines/>
@@ -5636,21 +5980,20 @@
     </w:pPr>
     <w:rPr>
       <w:rFonts w:eastAsiaTheme="majorEastAsia" w:cstheme="majorBidi"/>
-      <w:color w:val="0F4761" w:themeColor="accent1" w:themeShade="BF"/>
+      <w:color w:val="104862" w:themeColor="accent1" w:themeShade="BF"/>
       <w:sz w:val="28"/>
       <w:szCs w:val="28"/>
     </w:rPr>
   </w:style>
-  <w:style w:type="paragraph" w:styleId="Heading4">
+  <w:style w:type="paragraph" w:styleId="5">
     <w:name w:val="heading 4"/>
-    <w:basedOn w:val="Normal"/>
-    <w:next w:val="Normal"/>
-    <w:link w:val="Heading4Char"/>
-    <w:uiPriority w:val="9"/>
+    <w:basedOn w:val="1"/>
+    <w:next w:val="1"/>
+    <w:link w:val="18"/>
     <w:semiHidden/>
     <w:unhideWhenUsed/>
     <w:qFormat/>
-    <w:rsid w:val="003A04F1"/>
+    <w:uiPriority w:val="9"/>
     <w:pPr>
       <w:keepNext/>
       <w:keepLines/>
@@ -5661,19 +6004,18 @@
       <w:rFonts w:eastAsiaTheme="majorEastAsia" w:cstheme="majorBidi"/>
       <w:i/>
       <w:iCs/>
-      <w:color w:val="0F4761" w:themeColor="accent1" w:themeShade="BF"/>
+      <w:color w:val="104862" w:themeColor="accent1" w:themeShade="BF"/>
     </w:rPr>
   </w:style>
-  <w:style w:type="paragraph" w:styleId="Heading5">
+  <w:style w:type="paragraph" w:styleId="6">
     <w:name w:val="heading 5"/>
-    <w:basedOn w:val="Normal"/>
-    <w:next w:val="Normal"/>
-    <w:link w:val="Heading5Char"/>
-    <w:uiPriority w:val="9"/>
+    <w:basedOn w:val="1"/>
+    <w:next w:val="1"/>
+    <w:link w:val="19"/>
     <w:semiHidden/>
     <w:unhideWhenUsed/>
     <w:qFormat/>
-    <w:rsid w:val="003A04F1"/>
+    <w:uiPriority w:val="9"/>
     <w:pPr>
       <w:keepNext/>
       <w:keepLines/>
@@ -5682,19 +6024,18 @@
     </w:pPr>
     <w:rPr>
       <w:rFonts w:eastAsiaTheme="majorEastAsia" w:cstheme="majorBidi"/>
-      <w:color w:val="0F4761" w:themeColor="accent1" w:themeShade="BF"/>
+      <w:color w:val="104862" w:themeColor="accent1" w:themeShade="BF"/>
     </w:rPr>
   </w:style>
-  <w:style w:type="paragraph" w:styleId="Heading6">
+  <w:style w:type="paragraph" w:styleId="7">
     <w:name w:val="heading 6"/>
-    <w:basedOn w:val="Normal"/>
-    <w:next w:val="Normal"/>
-    <w:link w:val="Heading6Char"/>
-    <w:uiPriority w:val="9"/>
+    <w:basedOn w:val="1"/>
+    <w:next w:val="1"/>
+    <w:link w:val="20"/>
     <w:semiHidden/>
     <w:unhideWhenUsed/>
     <w:qFormat/>
-    <w:rsid w:val="003A04F1"/>
+    <w:uiPriority w:val="9"/>
     <w:pPr>
       <w:keepNext/>
       <w:keepLines/>
@@ -5706,18 +6047,25 @@
       <w:i/>
       <w:iCs/>
       <w:color w:val="595959" w:themeColor="text1" w:themeTint="A6"/>
+      <w14:textFill>
+        <w14:solidFill>
+          <w14:schemeClr w14:val="tx1">
+            <w14:lumMod w14:val="65000"/>
+            <w14:lumOff w14:val="35000"/>
+          </w14:schemeClr>
+        </w14:solidFill>
+      </w14:textFill>
     </w:rPr>
   </w:style>
-  <w:style w:type="paragraph" w:styleId="Heading7">
+  <w:style w:type="paragraph" w:styleId="8">
     <w:name w:val="heading 7"/>
-    <w:basedOn w:val="Normal"/>
-    <w:next w:val="Normal"/>
-    <w:link w:val="Heading7Char"/>
-    <w:uiPriority w:val="9"/>
+    <w:basedOn w:val="1"/>
+    <w:next w:val="1"/>
+    <w:link w:val="21"/>
     <w:semiHidden/>
     <w:unhideWhenUsed/>
     <w:qFormat/>
-    <w:rsid w:val="003A04F1"/>
+    <w:uiPriority w:val="9"/>
     <w:pPr>
       <w:keepNext/>
       <w:keepLines/>
@@ -5727,18 +6075,25 @@
     <w:rPr>
       <w:rFonts w:eastAsiaTheme="majorEastAsia" w:cstheme="majorBidi"/>
       <w:color w:val="595959" w:themeColor="text1" w:themeTint="A6"/>
+      <w14:textFill>
+        <w14:solidFill>
+          <w14:schemeClr w14:val="tx1">
+            <w14:lumMod w14:val="65000"/>
+            <w14:lumOff w14:val="35000"/>
+          </w14:schemeClr>
+        </w14:solidFill>
+      </w14:textFill>
     </w:rPr>
   </w:style>
-  <w:style w:type="paragraph" w:styleId="Heading8">
+  <w:style w:type="paragraph" w:styleId="9">
     <w:name w:val="heading 8"/>
-    <w:basedOn w:val="Normal"/>
-    <w:next w:val="Normal"/>
-    <w:link w:val="Heading8Char"/>
-    <w:uiPriority w:val="9"/>
+    <w:basedOn w:val="1"/>
+    <w:next w:val="1"/>
+    <w:link w:val="22"/>
     <w:semiHidden/>
     <w:unhideWhenUsed/>
     <w:qFormat/>
-    <w:rsid w:val="003A04F1"/>
+    <w:uiPriority w:val="9"/>
     <w:pPr>
       <w:keepNext/>
       <w:keepLines/>
@@ -5749,19 +6104,26 @@
       <w:rFonts w:eastAsiaTheme="majorEastAsia" w:cstheme="majorBidi"/>
       <w:i/>
       <w:iCs/>
-      <w:color w:val="272727" w:themeColor="text1" w:themeTint="D8"/>
+      <w:color w:val="262626" w:themeColor="text1" w:themeTint="D9"/>
+      <w14:textFill>
+        <w14:solidFill>
+          <w14:schemeClr w14:val="tx1">
+            <w14:lumMod w14:val="85000"/>
+            <w14:lumOff w14:val="15000"/>
+          </w14:schemeClr>
+        </w14:solidFill>
+      </w14:textFill>
     </w:rPr>
   </w:style>
-  <w:style w:type="paragraph" w:styleId="Heading9">
+  <w:style w:type="paragraph" w:styleId="10">
     <w:name w:val="heading 9"/>
-    <w:basedOn w:val="Normal"/>
-    <w:next w:val="Normal"/>
-    <w:link w:val="Heading9Char"/>
-    <w:uiPriority w:val="9"/>
+    <w:basedOn w:val="1"/>
+    <w:next w:val="1"/>
+    <w:link w:val="23"/>
     <w:semiHidden/>
     <w:unhideWhenUsed/>
     <w:qFormat/>
-    <w:rsid w:val="003A04F1"/>
+    <w:uiPriority w:val="9"/>
     <w:pPr>
       <w:keepNext/>
       <w:keepLines/>
@@ -5770,21 +6132,30 @@
     </w:pPr>
     <w:rPr>
       <w:rFonts w:eastAsiaTheme="majorEastAsia" w:cstheme="majorBidi"/>
-      <w:color w:val="272727" w:themeColor="text1" w:themeTint="D8"/>
+      <w:color w:val="262626" w:themeColor="text1" w:themeTint="D9"/>
+      <w14:textFill>
+        <w14:solidFill>
+          <w14:schemeClr w14:val="tx1">
+            <w14:lumMod w14:val="85000"/>
+            <w14:lumOff w14:val="15000"/>
+          </w14:schemeClr>
+        </w14:solidFill>
+      </w14:textFill>
     </w:rPr>
   </w:style>
-  <w:style w:type="character" w:default="1" w:styleId="DefaultParagraphFont">
+  <w:style w:type="character" w:default="1" w:styleId="11">
     <w:name w:val="Default Paragraph Font"/>
+    <w:unhideWhenUsed/>
+    <w:qFormat/>
     <w:uiPriority w:val="1"/>
-    <w:unhideWhenUsed/>
   </w:style>
-  <w:style w:type="table" w:default="1" w:styleId="TableNormal">
+  <w:style w:type="table" w:default="1" w:styleId="12">
     <w:name w:val="Normal Table"/>
-    <w:uiPriority w:val="99"/>
     <w:semiHidden/>
     <w:unhideWhenUsed/>
+    <w:qFormat/>
+    <w:uiPriority w:val="99"/>
     <w:tblPr>
-      <w:tblInd w:w="0" w:type="dxa"/>
       <w:tblCellMar>
         <w:top w:w="0" w:type="dxa"/>
         <w:left w:w="108" w:type="dxa"/>
@@ -5793,208 +6164,241 @@
       </w:tblCellMar>
     </w:tblPr>
   </w:style>
-  <w:style w:type="numbering" w:default="1" w:styleId="NoList">
-    <w:name w:val="No List"/>
-    <w:uiPriority w:val="99"/>
-    <w:semiHidden/>
-    <w:unhideWhenUsed/>
-  </w:style>
-  <w:style w:type="character" w:customStyle="1" w:styleId="Heading1Char">
-    <w:name w:val="Heading 1 Char"/>
-    <w:basedOn w:val="DefaultParagraphFont"/>
-    <w:link w:val="Heading1"/>
-    <w:uiPriority w:val="9"/>
-    <w:rsid w:val="003A04F1"/>
-    <w:rPr>
-      <w:rFonts w:asciiTheme="majorHAnsi" w:eastAsiaTheme="majorEastAsia" w:hAnsiTheme="majorHAnsi" w:cstheme="majorBidi"/>
-      <w:color w:val="0F4761" w:themeColor="accent1" w:themeShade="BF"/>
-      <w:sz w:val="40"/>
-      <w:szCs w:val="40"/>
-    </w:rPr>
-  </w:style>
-  <w:style w:type="character" w:customStyle="1" w:styleId="Heading2Char">
-    <w:name w:val="Heading 2 Char"/>
-    <w:basedOn w:val="DefaultParagraphFont"/>
-    <w:link w:val="Heading2"/>
-    <w:uiPriority w:val="9"/>
-    <w:semiHidden/>
-    <w:rsid w:val="003A04F1"/>
-    <w:rPr>
-      <w:rFonts w:asciiTheme="majorHAnsi" w:eastAsiaTheme="majorEastAsia" w:hAnsiTheme="majorHAnsi" w:cstheme="majorBidi"/>
-      <w:color w:val="0F4761" w:themeColor="accent1" w:themeShade="BF"/>
-      <w:sz w:val="32"/>
-      <w:szCs w:val="32"/>
-    </w:rPr>
-  </w:style>
-  <w:style w:type="character" w:customStyle="1" w:styleId="Heading3Char">
-    <w:name w:val="Heading 3 Char"/>
-    <w:basedOn w:val="DefaultParagraphFont"/>
-    <w:link w:val="Heading3"/>
-    <w:uiPriority w:val="9"/>
-    <w:semiHidden/>
-    <w:rsid w:val="003A04F1"/>
-    <w:rPr>
-      <w:rFonts w:eastAsiaTheme="majorEastAsia" w:cstheme="majorBidi"/>
-      <w:color w:val="0F4761" w:themeColor="accent1" w:themeShade="BF"/>
-      <w:sz w:val="28"/>
-      <w:szCs w:val="28"/>
-    </w:rPr>
-  </w:style>
-  <w:style w:type="character" w:customStyle="1" w:styleId="Heading4Char">
-    <w:name w:val="Heading 4 Char"/>
-    <w:basedOn w:val="DefaultParagraphFont"/>
-    <w:link w:val="Heading4"/>
-    <w:uiPriority w:val="9"/>
-    <w:semiHidden/>
-    <w:rsid w:val="003A04F1"/>
-    <w:rPr>
-      <w:rFonts w:eastAsiaTheme="majorEastAsia" w:cstheme="majorBidi"/>
-      <w:i/>
-      <w:iCs/>
-      <w:color w:val="0F4761" w:themeColor="accent1" w:themeShade="BF"/>
-    </w:rPr>
-  </w:style>
-  <w:style w:type="character" w:customStyle="1" w:styleId="Heading5Char">
-    <w:name w:val="Heading 5 Char"/>
-    <w:basedOn w:val="DefaultParagraphFont"/>
-    <w:link w:val="Heading5"/>
-    <w:uiPriority w:val="9"/>
-    <w:semiHidden/>
-    <w:rsid w:val="003A04F1"/>
-    <w:rPr>
-      <w:rFonts w:eastAsiaTheme="majorEastAsia" w:cstheme="majorBidi"/>
-      <w:color w:val="0F4761" w:themeColor="accent1" w:themeShade="BF"/>
-    </w:rPr>
-  </w:style>
-  <w:style w:type="character" w:customStyle="1" w:styleId="Heading6Char">
-    <w:name w:val="Heading 6 Char"/>
-    <w:basedOn w:val="DefaultParagraphFont"/>
-    <w:link w:val="Heading6"/>
-    <w:uiPriority w:val="9"/>
-    <w:semiHidden/>
-    <w:rsid w:val="003A04F1"/>
-    <w:rPr>
-      <w:rFonts w:eastAsiaTheme="majorEastAsia" w:cstheme="majorBidi"/>
-      <w:i/>
-      <w:iCs/>
-      <w:color w:val="595959" w:themeColor="text1" w:themeTint="A6"/>
-    </w:rPr>
-  </w:style>
-  <w:style w:type="character" w:customStyle="1" w:styleId="Heading7Char">
-    <w:name w:val="Heading 7 Char"/>
-    <w:basedOn w:val="DefaultParagraphFont"/>
-    <w:link w:val="Heading7"/>
-    <w:uiPriority w:val="9"/>
-    <w:semiHidden/>
-    <w:rsid w:val="003A04F1"/>
+  <w:style w:type="paragraph" w:styleId="13">
+    <w:name w:val="Subtitle"/>
+    <w:basedOn w:val="1"/>
+    <w:next w:val="1"/>
+    <w:link w:val="25"/>
+    <w:qFormat/>
+    <w:uiPriority w:val="11"/>
     <w:rPr>
       <w:rFonts w:eastAsiaTheme="majorEastAsia" w:cstheme="majorBidi"/>
       <w:color w:val="595959" w:themeColor="text1" w:themeTint="A6"/>
+      <w:spacing w:val="15"/>
+      <w:sz w:val="28"/>
+      <w:szCs w:val="28"/>
+      <w14:textFill>
+        <w14:solidFill>
+          <w14:schemeClr w14:val="tx1">
+            <w14:lumMod w14:val="65000"/>
+            <w14:lumOff w14:val="35000"/>
+          </w14:schemeClr>
+        </w14:solidFill>
+      </w14:textFill>
     </w:rPr>
   </w:style>
-  <w:style w:type="character" w:customStyle="1" w:styleId="Heading8Char">
-    <w:name w:val="Heading 8 Char"/>
-    <w:basedOn w:val="DefaultParagraphFont"/>
-    <w:link w:val="Heading8"/>
-    <w:uiPriority w:val="9"/>
-    <w:semiHidden/>
-    <w:rsid w:val="003A04F1"/>
-    <w:rPr>
-      <w:rFonts w:eastAsiaTheme="majorEastAsia" w:cstheme="majorBidi"/>
-      <w:i/>
-      <w:iCs/>
-      <w:color w:val="272727" w:themeColor="text1" w:themeTint="D8"/>
-    </w:rPr>
-  </w:style>
-  <w:style w:type="character" w:customStyle="1" w:styleId="Heading9Char">
-    <w:name w:val="Heading 9 Char"/>
-    <w:basedOn w:val="DefaultParagraphFont"/>
-    <w:link w:val="Heading9"/>
-    <w:uiPriority w:val="9"/>
-    <w:semiHidden/>
-    <w:rsid w:val="003A04F1"/>
-    <w:rPr>
-      <w:rFonts w:eastAsiaTheme="majorEastAsia" w:cstheme="majorBidi"/>
-      <w:color w:val="272727" w:themeColor="text1" w:themeTint="D8"/>
-    </w:rPr>
-  </w:style>
-  <w:style w:type="paragraph" w:styleId="Title">
+  <w:style w:type="paragraph" w:styleId="14">
     <w:name w:val="Title"/>
-    <w:basedOn w:val="Normal"/>
-    <w:next w:val="Normal"/>
-    <w:link w:val="TitleChar"/>
+    <w:basedOn w:val="1"/>
+    <w:next w:val="1"/>
+    <w:link w:val="24"/>
+    <w:qFormat/>
     <w:uiPriority w:val="10"/>
-    <w:qFormat/>
-    <w:rsid w:val="003A04F1"/>
     <w:pPr>
       <w:spacing w:after="80"/>
       <w:contextualSpacing/>
     </w:pPr>
     <w:rPr>
-      <w:rFonts w:asciiTheme="majorHAnsi" w:eastAsiaTheme="majorEastAsia" w:hAnsiTheme="majorHAnsi" w:cstheme="majorBidi"/>
+      <w:rFonts w:asciiTheme="majorHAnsi" w:hAnsiTheme="majorHAnsi" w:eastAsiaTheme="majorEastAsia" w:cstheme="majorBidi"/>
       <w:spacing w:val="-10"/>
       <w:kern w:val="28"/>
       <w:sz w:val="56"/>
       <w:szCs w:val="56"/>
     </w:rPr>
   </w:style>
-  <w:style w:type="character" w:customStyle="1" w:styleId="TitleChar">
+  <w:style w:type="character" w:customStyle="1" w:styleId="15">
+    <w:name w:val="Heading 1 Char"/>
+    <w:basedOn w:val="11"/>
+    <w:link w:val="2"/>
+    <w:qFormat/>
+    <w:uiPriority w:val="9"/>
+    <w:rPr>
+      <w:rFonts w:asciiTheme="majorHAnsi" w:hAnsiTheme="majorHAnsi" w:eastAsiaTheme="majorEastAsia" w:cstheme="majorBidi"/>
+      <w:color w:val="104862" w:themeColor="accent1" w:themeShade="BF"/>
+      <w:sz w:val="40"/>
+      <w:szCs w:val="40"/>
+    </w:rPr>
+  </w:style>
+  <w:style w:type="character" w:customStyle="1" w:styleId="16">
+    <w:name w:val="Heading 2 Char"/>
+    <w:basedOn w:val="11"/>
+    <w:link w:val="3"/>
+    <w:semiHidden/>
+    <w:uiPriority w:val="9"/>
+    <w:rPr>
+      <w:rFonts w:asciiTheme="majorHAnsi" w:hAnsiTheme="majorHAnsi" w:eastAsiaTheme="majorEastAsia" w:cstheme="majorBidi"/>
+      <w:color w:val="104862" w:themeColor="accent1" w:themeShade="BF"/>
+      <w:sz w:val="32"/>
+      <w:szCs w:val="32"/>
+    </w:rPr>
+  </w:style>
+  <w:style w:type="character" w:customStyle="1" w:styleId="17">
+    <w:name w:val="Heading 3 Char"/>
+    <w:basedOn w:val="11"/>
+    <w:link w:val="4"/>
+    <w:semiHidden/>
+    <w:qFormat/>
+    <w:uiPriority w:val="9"/>
+    <w:rPr>
+      <w:rFonts w:eastAsiaTheme="majorEastAsia" w:cstheme="majorBidi"/>
+      <w:color w:val="104862" w:themeColor="accent1" w:themeShade="BF"/>
+      <w:sz w:val="28"/>
+      <w:szCs w:val="28"/>
+    </w:rPr>
+  </w:style>
+  <w:style w:type="character" w:customStyle="1" w:styleId="18">
+    <w:name w:val="Heading 4 Char"/>
+    <w:basedOn w:val="11"/>
+    <w:link w:val="5"/>
+    <w:semiHidden/>
+    <w:qFormat/>
+    <w:uiPriority w:val="9"/>
+    <w:rPr>
+      <w:rFonts w:eastAsiaTheme="majorEastAsia" w:cstheme="majorBidi"/>
+      <w:i/>
+      <w:iCs/>
+      <w:color w:val="104862" w:themeColor="accent1" w:themeShade="BF"/>
+    </w:rPr>
+  </w:style>
+  <w:style w:type="character" w:customStyle="1" w:styleId="19">
+    <w:name w:val="Heading 5 Char"/>
+    <w:basedOn w:val="11"/>
+    <w:link w:val="6"/>
+    <w:semiHidden/>
+    <w:qFormat/>
+    <w:uiPriority w:val="9"/>
+    <w:rPr>
+      <w:rFonts w:eastAsiaTheme="majorEastAsia" w:cstheme="majorBidi"/>
+      <w:color w:val="104862" w:themeColor="accent1" w:themeShade="BF"/>
+    </w:rPr>
+  </w:style>
+  <w:style w:type="character" w:customStyle="1" w:styleId="20">
+    <w:name w:val="Heading 6 Char"/>
+    <w:basedOn w:val="11"/>
+    <w:link w:val="7"/>
+    <w:semiHidden/>
+    <w:qFormat/>
+    <w:uiPriority w:val="9"/>
+    <w:rPr>
+      <w:rFonts w:eastAsiaTheme="majorEastAsia" w:cstheme="majorBidi"/>
+      <w:i/>
+      <w:iCs/>
+      <w:color w:val="595959" w:themeColor="text1" w:themeTint="A6"/>
+      <w14:textFill>
+        <w14:solidFill>
+          <w14:schemeClr w14:val="tx1">
+            <w14:lumMod w14:val="65000"/>
+            <w14:lumOff w14:val="35000"/>
+          </w14:schemeClr>
+        </w14:solidFill>
+      </w14:textFill>
+    </w:rPr>
+  </w:style>
+  <w:style w:type="character" w:customStyle="1" w:styleId="21">
+    <w:name w:val="Heading 7 Char"/>
+    <w:basedOn w:val="11"/>
+    <w:link w:val="8"/>
+    <w:semiHidden/>
+    <w:qFormat/>
+    <w:uiPriority w:val="9"/>
+    <w:rPr>
+      <w:rFonts w:eastAsiaTheme="majorEastAsia" w:cstheme="majorBidi"/>
+      <w:color w:val="595959" w:themeColor="text1" w:themeTint="A6"/>
+      <w14:textFill>
+        <w14:solidFill>
+          <w14:schemeClr w14:val="tx1">
+            <w14:lumMod w14:val="65000"/>
+            <w14:lumOff w14:val="35000"/>
+          </w14:schemeClr>
+        </w14:solidFill>
+      </w14:textFill>
+    </w:rPr>
+  </w:style>
+  <w:style w:type="character" w:customStyle="1" w:styleId="22">
+    <w:name w:val="Heading 8 Char"/>
+    <w:basedOn w:val="11"/>
+    <w:link w:val="9"/>
+    <w:semiHidden/>
+    <w:qFormat/>
+    <w:uiPriority w:val="9"/>
+    <w:rPr>
+      <w:rFonts w:eastAsiaTheme="majorEastAsia" w:cstheme="majorBidi"/>
+      <w:i/>
+      <w:iCs/>
+      <w:color w:val="262626" w:themeColor="text1" w:themeTint="D9"/>
+      <w14:textFill>
+        <w14:solidFill>
+          <w14:schemeClr w14:val="tx1">
+            <w14:lumMod w14:val="85000"/>
+            <w14:lumOff w14:val="15000"/>
+          </w14:schemeClr>
+        </w14:solidFill>
+      </w14:textFill>
+    </w:rPr>
+  </w:style>
+  <w:style w:type="character" w:customStyle="1" w:styleId="23">
+    <w:name w:val="Heading 9 Char"/>
+    <w:basedOn w:val="11"/>
+    <w:link w:val="10"/>
+    <w:semiHidden/>
+    <w:qFormat/>
+    <w:uiPriority w:val="9"/>
+    <w:rPr>
+      <w:rFonts w:eastAsiaTheme="majorEastAsia" w:cstheme="majorBidi"/>
+      <w:color w:val="262626" w:themeColor="text1" w:themeTint="D9"/>
+      <w14:textFill>
+        <w14:solidFill>
+          <w14:schemeClr w14:val="tx1">
+            <w14:lumMod w14:val="85000"/>
+            <w14:lumOff w14:val="15000"/>
+          </w14:schemeClr>
+        </w14:solidFill>
+      </w14:textFill>
+    </w:rPr>
+  </w:style>
+  <w:style w:type="character" w:customStyle="1" w:styleId="24">
     <w:name w:val="Title Char"/>
-    <w:basedOn w:val="DefaultParagraphFont"/>
-    <w:link w:val="Title"/>
+    <w:basedOn w:val="11"/>
+    <w:link w:val="14"/>
+    <w:qFormat/>
     <w:uiPriority w:val="10"/>
-    <w:rsid w:val="003A04F1"/>
     <w:rPr>
-      <w:rFonts w:asciiTheme="majorHAnsi" w:eastAsiaTheme="majorEastAsia" w:hAnsiTheme="majorHAnsi" w:cstheme="majorBidi"/>
+      <w:rFonts w:asciiTheme="majorHAnsi" w:hAnsiTheme="majorHAnsi" w:eastAsiaTheme="majorEastAsia" w:cstheme="majorBidi"/>
       <w:spacing w:val="-10"/>
       <w:kern w:val="28"/>
       <w:sz w:val="56"/>
       <w:szCs w:val="56"/>
     </w:rPr>
   </w:style>
-  <w:style w:type="paragraph" w:styleId="Subtitle">
-    <w:name w:val="Subtitle"/>
-    <w:basedOn w:val="Normal"/>
-    <w:next w:val="Normal"/>
-    <w:link w:val="SubtitleChar"/>
+  <w:style w:type="character" w:customStyle="1" w:styleId="25">
+    <w:name w:val="Subtitle Char"/>
+    <w:basedOn w:val="11"/>
+    <w:link w:val="13"/>
+    <w:qFormat/>
     <w:uiPriority w:val="11"/>
-    <w:qFormat/>
-    <w:rsid w:val="003A04F1"/>
-    <w:pPr>
-      <w:numPr>
-        <w:ilvl w:val="1"/>
-      </w:numPr>
-    </w:pPr>
     <w:rPr>
       <w:rFonts w:eastAsiaTheme="majorEastAsia" w:cstheme="majorBidi"/>
       <w:color w:val="595959" w:themeColor="text1" w:themeTint="A6"/>
       <w:spacing w:val="15"/>
       <w:sz w:val="28"/>
       <w:szCs w:val="28"/>
+      <w14:textFill>
+        <w14:solidFill>
+          <w14:schemeClr w14:val="tx1">
+            <w14:lumMod w14:val="65000"/>
+            <w14:lumOff w14:val="35000"/>
+          </w14:schemeClr>
+        </w14:solidFill>
+      </w14:textFill>
     </w:rPr>
   </w:style>
-  <w:style w:type="character" w:customStyle="1" w:styleId="SubtitleChar">
-    <w:name w:val="Subtitle Char"/>
-    <w:basedOn w:val="DefaultParagraphFont"/>
-    <w:link w:val="Subtitle"/>
-    <w:uiPriority w:val="11"/>
-    <w:rsid w:val="003A04F1"/>
-    <w:rPr>
-      <w:rFonts w:eastAsiaTheme="majorEastAsia" w:cstheme="majorBidi"/>
-      <w:color w:val="595959" w:themeColor="text1" w:themeTint="A6"/>
-      <w:spacing w:val="15"/>
-      <w:sz w:val="28"/>
-      <w:szCs w:val="28"/>
-    </w:rPr>
-  </w:style>
-  <w:style w:type="paragraph" w:styleId="Quote">
+  <w:style w:type="paragraph" w:styleId="26">
     <w:name w:val="Quote"/>
-    <w:basedOn w:val="Normal"/>
-    <w:next w:val="Normal"/>
-    <w:link w:val="QuoteChar"/>
+    <w:basedOn w:val="1"/>
+    <w:next w:val="1"/>
+    <w:link w:val="27"/>
+    <w:qFormat/>
     <w:uiPriority w:val="29"/>
-    <w:qFormat/>
-    <w:rsid w:val="003A04F1"/>
     <w:pPr>
       <w:spacing w:before="160"/>
       <w:jc w:val="center"/>
@@ -6003,55 +6407,68 @@
       <w:i/>
       <w:iCs/>
       <w:color w:val="404040" w:themeColor="text1" w:themeTint="BF"/>
+      <w14:textFill>
+        <w14:solidFill>
+          <w14:schemeClr w14:val="tx1">
+            <w14:lumMod w14:val="75000"/>
+            <w14:lumOff w14:val="25000"/>
+          </w14:schemeClr>
+        </w14:solidFill>
+      </w14:textFill>
     </w:rPr>
   </w:style>
-  <w:style w:type="character" w:customStyle="1" w:styleId="QuoteChar">
+  <w:style w:type="character" w:customStyle="1" w:styleId="27">
     <w:name w:val="Quote Char"/>
-    <w:basedOn w:val="DefaultParagraphFont"/>
-    <w:link w:val="Quote"/>
+    <w:basedOn w:val="11"/>
+    <w:link w:val="26"/>
+    <w:qFormat/>
     <w:uiPriority w:val="29"/>
-    <w:rsid w:val="003A04F1"/>
     <w:rPr>
       <w:i/>
       <w:iCs/>
       <w:color w:val="404040" w:themeColor="text1" w:themeTint="BF"/>
+      <w14:textFill>
+        <w14:solidFill>
+          <w14:schemeClr w14:val="tx1">
+            <w14:lumMod w14:val="75000"/>
+            <w14:lumOff w14:val="25000"/>
+          </w14:schemeClr>
+        </w14:solidFill>
+      </w14:textFill>
     </w:rPr>
   </w:style>
-  <w:style w:type="paragraph" w:styleId="ListParagraph">
+  <w:style w:type="paragraph" w:styleId="28">
     <w:name w:val="List Paragraph"/>
-    <w:basedOn w:val="Normal"/>
+    <w:basedOn w:val="1"/>
+    <w:qFormat/>
     <w:uiPriority w:val="34"/>
-    <w:qFormat/>
-    <w:rsid w:val="003A04F1"/>
     <w:pPr>
       <w:ind w:left="720"/>
       <w:contextualSpacing/>
     </w:pPr>
   </w:style>
-  <w:style w:type="character" w:styleId="IntenseEmphasis">
+  <w:style w:type="character" w:customStyle="1" w:styleId="29">
     <w:name w:val="Intense Emphasis"/>
-    <w:basedOn w:val="DefaultParagraphFont"/>
+    <w:basedOn w:val="11"/>
+    <w:qFormat/>
     <w:uiPriority w:val="21"/>
-    <w:qFormat/>
-    <w:rsid w:val="003A04F1"/>
     <w:rPr>
       <w:i/>
       <w:iCs/>
-      <w:color w:val="0F4761" w:themeColor="accent1" w:themeShade="BF"/>
+      <w:color w:val="104862" w:themeColor="accent1" w:themeShade="BF"/>
     </w:rPr>
   </w:style>
-  <w:style w:type="paragraph" w:styleId="IntenseQuote">
+  <w:style w:type="paragraph" w:styleId="30">
     <w:name w:val="Intense Quote"/>
-    <w:basedOn w:val="Normal"/>
-    <w:next w:val="Normal"/>
-    <w:link w:val="IntenseQuoteChar"/>
+    <w:basedOn w:val="1"/>
+    <w:next w:val="1"/>
+    <w:link w:val="31"/>
+    <w:qFormat/>
     <w:uiPriority w:val="30"/>
-    <w:qFormat/>
-    <w:rsid w:val="003A04F1"/>
     <w:pPr>
       <w:pBdr>
-        <w:top w:val="single" w:sz="4" w:space="10" w:color="0F4761" w:themeColor="accent1" w:themeShade="BF"/>
-        <w:bottom w:val="single" w:sz="4" w:space="10" w:color="0F4761" w:themeColor="accent1" w:themeShade="BF"/>
+        <w:top w:val="single" w:color="0F4761" w:themeColor="accent1" w:themeShade="BF" w:sz="4" w:space="10"/>
+        <w:bottom w:val="single" w:color="0F4761" w:themeColor="accent1" w:themeShade="BF" w:sz="4" w:space="10"/>
       </w:pBdr>
       <w:spacing w:before="360" w:after="360"/>
       <w:ind w:left="864" w:right="864"/>
@@ -6060,32 +6477,30 @@
     <w:rPr>
       <w:i/>
       <w:iCs/>
-      <w:color w:val="0F4761" w:themeColor="accent1" w:themeShade="BF"/>
+      <w:color w:val="104862" w:themeColor="accent1" w:themeShade="BF"/>
     </w:rPr>
   </w:style>
-  <w:style w:type="character" w:customStyle="1" w:styleId="IntenseQuoteChar">
+  <w:style w:type="character" w:customStyle="1" w:styleId="31">
     <w:name w:val="Intense Quote Char"/>
-    <w:basedOn w:val="DefaultParagraphFont"/>
-    <w:link w:val="IntenseQuote"/>
+    <w:basedOn w:val="11"/>
+    <w:link w:val="30"/>
     <w:uiPriority w:val="30"/>
-    <w:rsid w:val="003A04F1"/>
     <w:rPr>
       <w:i/>
       <w:iCs/>
-      <w:color w:val="0F4761" w:themeColor="accent1" w:themeShade="BF"/>
+      <w:color w:val="104862" w:themeColor="accent1" w:themeShade="BF"/>
     </w:rPr>
   </w:style>
-  <w:style w:type="character" w:styleId="IntenseReference">
+  <w:style w:type="character" w:customStyle="1" w:styleId="32">
     <w:name w:val="Intense Reference"/>
-    <w:basedOn w:val="DefaultParagraphFont"/>
+    <w:basedOn w:val="11"/>
+    <w:qFormat/>
     <w:uiPriority w:val="32"/>
-    <w:qFormat/>
-    <w:rsid w:val="003A04F1"/>
     <w:rPr>
       <w:b/>
       <w:bCs/>
       <w:smallCaps/>
-      <w:color w:val="0F4761" w:themeColor="accent1" w:themeShade="BF"/>
+      <w:color w:val="104862" w:themeColor="accent1" w:themeShade="BF"/>
       <w:spacing w:val="5"/>
     </w:rPr>
   </w:style>
@@ -6135,7 +6550,7 @@
     </a:clrScheme>
     <a:fontScheme name="Office">
       <a:majorFont>
-        <a:latin typeface="Aptos Display" panose="02110004020202020204"/>
+        <a:latin typeface="Aptos Display"/>
         <a:ea typeface=""/>
         <a:cs typeface=""/>
         <a:font script="Jpan" typeface="游ゴシック Light"/>
@@ -6168,26 +6583,9 @@
         <a:font script="Viet" typeface="Times New Roman"/>
         <a:font script="Uigh" typeface="Microsoft Uighur"/>
         <a:font script="Geor" typeface="Sylfaen"/>
-        <a:font script="Armn" typeface="Arial"/>
-        <a:font script="Bugi" typeface="Leelawadee UI"/>
-        <a:font script="Bopo" typeface="Microsoft JhengHei"/>
-        <a:font script="Java" typeface="Javanese Text"/>
-        <a:font script="Lisu" typeface="Segoe UI"/>
-        <a:font script="Mymr" typeface="Myanmar Text"/>
-        <a:font script="Nkoo" typeface="Ebrima"/>
-        <a:font script="Olck" typeface="Nirmala UI"/>
-        <a:font script="Osma" typeface="Ebrima"/>
-        <a:font script="Phag" typeface="Phagspa"/>
-        <a:font script="Syrn" typeface="Estrangelo Edessa"/>
-        <a:font script="Syrj" typeface="Estrangelo Edessa"/>
-        <a:font script="Syre" typeface="Estrangelo Edessa"/>
-        <a:font script="Sora" typeface="Nirmala UI"/>
-        <a:font script="Tale" typeface="Microsoft Tai Le"/>
-        <a:font script="Talu" typeface="Microsoft New Tai Lue"/>
-        <a:font script="Tfng" typeface="Ebrima"/>
       </a:majorFont>
       <a:minorFont>
-        <a:latin typeface="Aptos" panose="02110004020202020204"/>
+        <a:latin typeface="Aptos"/>
         <a:ea typeface=""/>
         <a:cs typeface=""/>
         <a:font script="Jpan" typeface="游明朝"/>
@@ -6220,23 +6618,6 @@
         <a:font script="Viet" typeface="Arial"/>
         <a:font script="Uigh" typeface="Microsoft Uighur"/>
         <a:font script="Geor" typeface="Sylfaen"/>
-        <a:font script="Armn" typeface="Arial"/>
-        <a:font script="Bugi" typeface="Leelawadee UI"/>
-        <a:font script="Bopo" typeface="Microsoft JhengHei"/>
-        <a:font script="Java" typeface="Javanese Text"/>
-        <a:font script="Lisu" typeface="Segoe UI"/>
-        <a:font script="Mymr" typeface="Myanmar Text"/>
-        <a:font script="Nkoo" typeface="Ebrima"/>
-        <a:font script="Olck" typeface="Nirmala UI"/>
-        <a:font script="Osma" typeface="Ebrima"/>
-        <a:font script="Phag" typeface="Phagspa"/>
-        <a:font script="Syrn" typeface="Estrangelo Edessa"/>
-        <a:font script="Syrj" typeface="Estrangelo Edessa"/>
-        <a:font script="Syre" typeface="Estrangelo Edessa"/>
-        <a:font script="Sora" typeface="Nirmala UI"/>
-        <a:font script="Tale" typeface="Microsoft Tai Le"/>
-        <a:font script="Talu" typeface="Microsoft New Tai Lue"/>
-        <a:font script="Tfng" typeface="Ebrima"/>
       </a:minorFont>
     </a:fontScheme>
     <a:fmtScheme name="Office">
@@ -6378,11 +6759,5 @@
     </a:fmtScheme>
   </a:themeElements>
   <a:objectDefaults/>
-  <a:extraClrSchemeLst/>
-  <a:extLst>
-    <a:ext uri="{05A4C25C-085E-4340-85A3-A5531E510DB2}">
-      <thm15:themeFamily xmlns:thm15="http://schemas.microsoft.com/office/thememl/2012/main" name="Office Theme" id="{2E142A2C-CD16-42D6-873A-C26D2A0506FA}" vid="{1BDDFF52-6CD6-40A5-AB3C-68EB2F1E4D0A}"/>
-    </a:ext>
-  </a:extLst>
 </a:theme>
 </file>